--- a/arb/docx/026.content.docx
+++ b/arb/docx/026.content.docx
@@ -163,28 +163,6 @@
           <w:lang w:val="ar_AE" w:bidi="ar_AE"/>
         </w:rPr>
         <w:t>ي</w:t>
-      </w:r>
-      <w:r>
-        <w:rPr>
-          <w:lang w:val="ar_AE" w:bidi="ar_AE"/>
-        </w:rPr>
-      </w:r>
-    </w:p>
-    <w:p>
-      <w:pPr>
-        <w:bidi/>
-      </w:pPr>
-      <w:r>
-        <w:rPr>
-          <w:lang w:val="ar_AE" w:bidi="ar_AE"/>
-        </w:rPr>
-      </w:r>
-      <w:r>
-        <w:rPr>
-          <w:i/>
-          <w:lang w:val="ar_AE" w:bidi="ar_AE"/>
-        </w:rPr>
-        <w:t>اليهود والأمم (غير اليهود), اليوم الأخير</w:t>
       </w:r>
       <w:r>
         <w:rPr>

--- a/arb/docx/026.content.docx
+++ b/arb/docx/026.content.docx
@@ -22,7 +22,7 @@
         <w:rPr>
           <w:lang w:val="ar_AE" w:bidi="ar_AE"/>
         </w:rPr>
-        <w:t>Resource: Study Notes - Themes (Tyndale)</w:t>
+        <w:t>Resource: Tyndale Open Study Notes</w:t>
       </w:r>
       <w:r>
         <w:rPr>
@@ -122,7 +122,7 @@
         <w:rPr>
           <w:lang w:val="ar_AE" w:bidi="ar_AE"/>
         </w:rPr>
-        <w:t>Study Notes - Themes (Tyndale)</w:t>
+        <w:t>Tyndale Open Study Notes</w:t>
       </w:r>
     </w:p>
     <w:p>

--- a/arb/docx/026.content.docx
+++ b/arb/docx/026.content.docx
@@ -22,7 +22,7 @@
         <w:rPr>
           <w:lang w:val="ar_AE" w:bidi="ar_AE"/>
         </w:rPr>
-        <w:t>Resource: Tyndale Open Study Notes</w:t>
+        <w:t>Resource: Aquifer Open Study Notes (Themes)</w:t>
       </w:r>
       <w:r>
         <w:rPr>
@@ -122,7 +122,7 @@
         <w:rPr>
           <w:lang w:val="ar_AE" w:bidi="ar_AE"/>
         </w:rPr>
-        <w:t>Tyndale Open Study Notes</w:t>
+        <w:t>Aquifer Open Study Notes (Themes)</w:t>
       </w:r>
     </w:p>
     <w:p>

--- a/arb/docx/026.content.docx
+++ b/arb/docx/026.content.docx
@@ -9,6 +9,8 @@
       </w:pPr>
       <w:r>
         <w:rPr>
+          <w:rtl/>
+          <w:cs/>
           <w:lang w:val="ar_AE" w:bidi="ar_AE"/>
         </w:rPr>
       </w:r>
@@ -20,12 +22,16 @@
       </w:pPr>
       <w:r>
         <w:rPr>
+          <w:rtl/>
+          <w:cs/>
           <w:lang w:val="ar_AE" w:bidi="ar_AE"/>
         </w:rPr>
         <w:t>Resource: Aquifer Open Study Notes (Themes)</w:t>
       </w:r>
       <w:r>
         <w:rPr>
+          <w:rtl/>
+          <w:cs/>
           <w:lang w:val="ar_AE" w:bidi="ar_AE"/>
         </w:rPr>
       </w:r>
@@ -36,12 +42,16 @@
       </w:pPr>
       <w:r>
         <w:rPr>
+          <w:rtl/>
+          <w:cs/>
           <w:lang w:val="ar_AE" w:bidi="ar_AE"/>
         </w:rPr>
       </w:r>
       <w:r>
         <w:rPr>
           <w:b/>
+          <w:rtl/>
+          <w:cs/>
           <w:lang w:val="ar_AE" w:bidi="ar_AE"/>
         </w:rPr>
         <w:t>Aquifer Open Study Notes (Themes)</w:t>
@@ -53,35 +63,47 @@
       </w:pPr>
       <w:r>
         <w:rPr>
-          <w:lang w:val="ar_AE" w:bidi="ar_AE"/>
-        </w:rPr>
-      </w:r>
-      <w:r>
-        <w:rPr>
+          <w:rtl/>
+          <w:cs/>
+          <w:lang w:val="ar_AE" w:bidi="ar_AE"/>
+        </w:rPr>
+      </w:r>
+      <w:r>
+        <w:rPr>
+          <w:rtl/>
+          <w:cs/>
           <w:lang w:val="ar_AE" w:bidi="ar_AE"/>
         </w:rPr>
         <w:t xml:space="preserve">This work is an adaptation of </w:t>
       </w:r>
       <w:r>
         <w:rPr>
+          <w:rtl/>
+          <w:cs/>
           <w:lang w:val="ar_AE" w:bidi="ar_AE"/>
         </w:rPr>
         <w:t>Tyndale Open Study Notes</w:t>
       </w:r>
       <w:r>
         <w:rPr>
+          <w:rtl/>
+          <w:cs/>
           <w:lang w:val="ar_AE" w:bidi="ar_AE"/>
         </w:rPr>
         <w:t xml:space="preserve"> © 2023 Tyndale House Publishers, licensed under the CC BY-SA 4.0 license. The adaptation, </w:t>
       </w:r>
       <w:r>
         <w:rPr>
+          <w:rtl/>
+          <w:cs/>
           <w:lang w:val="ar_AE" w:bidi="ar_AE"/>
         </w:rPr>
         <w:t>Aquifer Open Study Notes</w:t>
       </w:r>
       <w:r>
         <w:rPr>
+          <w:rtl/>
+          <w:cs/>
           <w:lang w:val="ar_AE" w:bidi="ar_AE"/>
         </w:rPr>
         <w:t>, was created by Mission Mutual and is also licensed under CC BY-SA 4.0.</w:t>
@@ -93,22 +115,30 @@
       </w:pPr>
       <w:r>
         <w:rPr>
-          <w:lang w:val="ar_AE" w:bidi="ar_AE"/>
-        </w:rPr>
-      </w:r>
-      <w:r>
-        <w:rPr>
+          <w:rtl/>
+          <w:cs/>
+          <w:lang w:val="ar_AE" w:bidi="ar_AE"/>
+        </w:rPr>
+      </w:r>
+      <w:r>
+        <w:rPr>
+          <w:rtl/>
+          <w:cs/>
           <w:lang w:val="ar_AE" w:bidi="ar_AE"/>
         </w:rPr>
         <w:t>This resource has been adapted into multiple languages, including English, Tok Pisin, Arabic (عربي), French (Français), Hindi (हिंदी), Indonesian (Bahasa Indonesia), Portuguese (Português), Russian (Русский), Spanish (Español), Swahili (Kiswahili), and Simplified Chinese (简体中文).</w:t>
       </w:r>
       <w:r>
         <w:rPr>
-          <w:lang w:val="ar_AE" w:bidi="ar_AE"/>
-        </w:rPr>
-      </w:r>
-      <w:r>
-        <w:rPr>
+          <w:rtl/>
+          <w:cs/>
+          <w:lang w:val="ar_AE" w:bidi="ar_AE"/>
+        </w:rPr>
+      </w:r>
+      <w:r>
+        <w:rPr>
+          <w:rtl/>
+          <w:cs/>
           <w:lang w:val="ar_AE" w:bidi="ar_AE"/>
         </w:rPr>
       </w:r>
@@ -120,6 +150,8 @@
       </w:pPr>
       <w:r>
         <w:rPr>
+          <w:rtl/>
+          <w:cs/>
           <w:lang w:val="ar_AE" w:bidi="ar_AE"/>
         </w:rPr>
         <w:t>Aquifer Open Study Notes (Themes)</w:t>
@@ -149,6 +181,8 @@
       </w:pPr>
       <w:r>
         <w:rPr>
+          <w:rtl/>
+          <w:cs/>
           <w:lang w:val="ar_AE" w:bidi="ar_AE"/>
         </w:rPr>
       </w:r>
@@ -160,12 +194,16 @@
       </w:pPr>
       <w:r>
         <w:rPr>
+          <w:rtl/>
+          <w:cs/>
           <w:lang w:val="ar_AE" w:bidi="ar_AE"/>
         </w:rPr>
         <w:t>ي</w:t>
       </w:r>
       <w:r>
         <w:rPr>
+          <w:rtl/>
+          <w:cs/>
           <w:lang w:val="ar_AE" w:bidi="ar_AE"/>
         </w:rPr>
       </w:r>
@@ -176,22 +214,30 @@
       </w:pPr>
       <w:r>
         <w:rPr>
-          <w:lang w:val="ar_AE" w:bidi="ar_AE"/>
-        </w:rPr>
-      </w:r>
-      <w:r>
-        <w:rPr>
+          <w:rtl/>
+          <w:cs/>
+          <w:lang w:val="ar_AE" w:bidi="ar_AE"/>
+        </w:rPr>
+      </w:r>
+      <w:r>
+        <w:rPr>
+          <w:rtl/>
+          <w:cs/>
           <w:lang w:val="ar_AE" w:bidi="ar_AE"/>
         </w:rPr>
         <w:t xml:space="preserve"> </w:t>
       </w:r>
       <w:r>
         <w:rPr>
-          <w:lang w:val="ar_AE" w:bidi="ar_AE"/>
-        </w:rPr>
-      </w:r>
-      <w:r>
-        <w:rPr>
+          <w:rtl/>
+          <w:cs/>
+          <w:lang w:val="ar_AE" w:bidi="ar_AE"/>
+        </w:rPr>
+      </w:r>
+      <w:r>
+        <w:rPr>
+          <w:rtl/>
+          <w:cs/>
           <w:lang w:val="ar_AE" w:bidi="ar_AE"/>
         </w:rPr>
       </w:r>
@@ -217,6 +263,8 @@
       </w:pPr>
       <w:r>
         <w:rPr>
+          <w:rtl/>
+          <w:cs/>
           <w:lang w:val="ar_AE" w:bidi="ar_AE"/>
         </w:rPr>
       </w:r>
@@ -228,12 +276,16 @@
       </w:pPr>
       <w:r>
         <w:rPr>
+          <w:rtl/>
+          <w:cs/>
           <w:lang w:val="ar_AE" w:bidi="ar_AE"/>
         </w:rPr>
         <w:t>اليهود والأمم (غير اليهود)</w:t>
       </w:r>
       <w:r>
         <w:rPr>
+          <w:rtl/>
+          <w:cs/>
           <w:lang w:val="ar_AE" w:bidi="ar_AE"/>
         </w:rPr>
       </w:r>
@@ -244,11 +296,15 @@
       </w:pPr>
       <w:r>
         <w:rPr>
-          <w:lang w:val="ar_AE" w:bidi="ar_AE"/>
-        </w:rPr>
-      </w:r>
-      <w:r>
-        <w:rPr>
+          <w:rtl/>
+          <w:cs/>
+          <w:lang w:val="ar_AE" w:bidi="ar_AE"/>
+        </w:rPr>
+      </w:r>
+      <w:r>
+        <w:rPr>
+          <w:rtl/>
+          <w:cs/>
           <w:lang w:val="ar_AE" w:bidi="ar_AE"/>
         </w:rPr>
         <w:t xml:space="preserve">واحدم من أهم الموضوعات في العهد الجديد هو أن الله قد ضم غير اليهود (المعروفين بالأمم) إلى شعبه مع حفظ وعوده لإسرائيل. في </w:t>
@@ -256,6 +312,8 @@
       <w:hyperlink r:id="rId13">
         <w:r>
           <w:rPr>
+            <w:rtl/>
+            <w:cs/>
             <w:lang w:val="ar_AE" w:bidi="ar_AE"/>
           </w:rPr>
           <w:rPr>
@@ -267,6 +325,8 @@
       </w:hyperlink>
       <w:r>
         <w:rPr>
+          <w:rtl/>
+          <w:cs/>
           <w:lang w:val="ar_AE" w:bidi="ar_AE"/>
         </w:rPr>
         <w:t>، يوضح الرسول بولس خُطَّة الله لخلاص جميع الأمم في أربع مراحل محددة بوضوح:</w:t>
@@ -285,11 +345,15 @@
       </w:pPr>
       <w:r>
         <w:rPr>
-          <w:lang w:val="ar_AE" w:bidi="ar_AE"/>
-        </w:rPr>
-      </w:r>
-      <w:r>
-        <w:rPr>
+          <w:rtl/>
+          <w:cs/>
+          <w:lang w:val="ar_AE" w:bidi="ar_AE"/>
+        </w:rPr>
+      </w:r>
+      <w:r>
+        <w:rPr>
+          <w:rtl/>
+          <w:cs/>
           <w:lang w:val="ar_AE" w:bidi="ar_AE"/>
         </w:rPr>
         <w:t>يشارك الرسل الأخبار السارة عن يسوع مع اليهود، لكن معظمهم لا يصدقونها.</w:t>
@@ -297,18 +361,24 @@
       </w:r>
       <w:r>
         <w:rPr>
+          <w:rtl/>
+          <w:cs/>
           <w:lang w:val="ar_AE" w:bidi="ar_AE"/>
         </w:rPr>
         <w:t>يستخدم بولس شجرة الزيتون كاستعارة؛ فيقول: "</w:t>
       </w:r>
       <w:r>
         <w:rPr>
+          <w:rtl/>
+          <w:cs/>
           <w:lang w:val="ar_AE" w:bidi="ar_AE"/>
         </w:rPr>
         <w:t>قَدْ قُطِعَ بَعْضُ ٱلْأَغْصَانِ،</w:t>
       </w:r>
       <w:r>
         <w:rPr>
+          <w:rtl/>
+          <w:cs/>
           <w:lang w:val="ar_AE" w:bidi="ar_AE"/>
         </w:rPr>
         <w:t>" (</w:t>
@@ -316,6 +386,8 @@
       <w:hyperlink r:id="rId14">
         <w:r>
           <w:rPr>
+            <w:rtl/>
+            <w:cs/>
             <w:lang w:val="ar_AE" w:bidi="ar_AE"/>
           </w:rPr>
           <w:rPr>
@@ -327,6 +399,8 @@
       </w:hyperlink>
       <w:r>
         <w:rPr>
+          <w:rtl/>
+          <w:cs/>
           <w:lang w:val="ar_AE" w:bidi="ar_AE"/>
         </w:rPr>
         <w:t xml:space="preserve">). هذه المرحلة كانت قد حدثت بالفعل، وقد اختبرها بولس شخصيًا. وكرز بولس الأخبار السارة إلى اليهود في أماكن عبادتهم (المجامع) عبر منطقة البحر الأبيض المتوسط الشرقية. ومع ذلك، رفض العديد من اليهود رسالة بولس (انظر </w:t>
@@ -334,6 +408,8 @@
       <w:hyperlink r:id="rId15">
         <w:r>
           <w:rPr>
+            <w:rtl/>
+            <w:cs/>
             <w:lang w:val="ar_AE" w:bidi="ar_AE"/>
           </w:rPr>
           <w:rPr>
@@ -345,6 +421,8 @@
       </w:hyperlink>
       <w:r>
         <w:rPr>
+          <w:rtl/>
+          <w:cs/>
           <w:lang w:val="ar_AE" w:bidi="ar_AE"/>
         </w:rPr>
         <w:t xml:space="preserve"> </w:t>
@@ -352,6 +430,8 @@
       <w:hyperlink r:id="rId16">
         <w:r>
           <w:rPr>
+            <w:rtl/>
+            <w:cs/>
             <w:lang w:val="ar_AE" w:bidi="ar_AE"/>
           </w:rPr>
           <w:rPr>
@@ -363,6 +443,8 @@
       </w:hyperlink>
       <w:r>
         <w:rPr>
+          <w:rtl/>
+          <w:cs/>
           <w:lang w:val="ar_AE" w:bidi="ar_AE"/>
         </w:rPr>
         <w:t xml:space="preserve"> </w:t>
@@ -370,6 +452,8 @@
       <w:hyperlink r:id="rId17">
         <w:r>
           <w:rPr>
+            <w:rtl/>
+            <w:cs/>
             <w:lang w:val="ar_AE" w:bidi="ar_AE"/>
           </w:rPr>
           <w:rPr>
@@ -381,6 +465,8 @@
       </w:hyperlink>
       <w:r>
         <w:rPr>
+          <w:rtl/>
+          <w:cs/>
           <w:lang w:val="ar_AE" w:bidi="ar_AE"/>
         </w:rPr>
         <w:t>).</w:t>
@@ -395,11 +481,15 @@
       </w:pPr>
       <w:r>
         <w:rPr>
-          <w:lang w:val="ar_AE" w:bidi="ar_AE"/>
-        </w:rPr>
-      </w:r>
-      <w:r>
-        <w:rPr>
+          <w:rtl/>
+          <w:cs/>
+          <w:lang w:val="ar_AE" w:bidi="ar_AE"/>
+        </w:rPr>
+      </w:r>
+      <w:r>
+        <w:rPr>
+          <w:rtl/>
+          <w:cs/>
           <w:lang w:val="ar_AE" w:bidi="ar_AE"/>
         </w:rPr>
         <w:t>كثيرون من غير اليهود يقبلون الرسالة ويؤمنون بيسوع.</w:t>
@@ -407,18 +497,24 @@
       </w:r>
       <w:r>
         <w:rPr>
+          <w:rtl/>
+          <w:cs/>
           <w:lang w:val="ar_AE" w:bidi="ar_AE"/>
         </w:rPr>
         <w:t xml:space="preserve">بعد أن يزيل الله "الفروع الأصلية"، يطعّم الشجرة "بغصن </w:t>
       </w:r>
       <w:r>
         <w:rPr>
+          <w:rtl/>
+          <w:cs/>
           <w:lang w:val="ar_AE" w:bidi="ar_AE"/>
         </w:rPr>
         <w:t>زَيْتُونَة بَرِّيَّة</w:t>
       </w:r>
       <w:r>
         <w:rPr>
+          <w:rtl/>
+          <w:cs/>
           <w:lang w:val="ar_AE" w:bidi="ar_AE"/>
         </w:rPr>
         <w:t>" (</w:t>
@@ -426,6 +522,8 @@
       <w:hyperlink r:id="rId14">
         <w:r>
           <w:rPr>
+            <w:rtl/>
+            <w:cs/>
             <w:lang w:val="ar_AE" w:bidi="ar_AE"/>
           </w:rPr>
           <w:rPr>
@@ -437,6 +535,8 @@
       </w:hyperlink>
       <w:r>
         <w:rPr>
+          <w:rtl/>
+          <w:cs/>
           <w:lang w:val="ar_AE" w:bidi="ar_AE"/>
         </w:rPr>
         <w:t xml:space="preserve">). واجه بولس والرسل الآخرون مقاومة في المجامع، لذا كرز لغير اليهود، وكثيرون قبلوا الأخبار السارة (انظر </w:t>
@@ -444,6 +544,8 @@
       <w:hyperlink r:id="rId18">
         <w:r>
           <w:rPr>
+            <w:rtl/>
+            <w:cs/>
             <w:lang w:val="ar_AE" w:bidi="ar_AE"/>
           </w:rPr>
           <w:rPr>
@@ -455,6 +557,8 @@
       </w:hyperlink>
       <w:r>
         <w:rPr>
+          <w:rtl/>
+          <w:cs/>
           <w:lang w:val="ar_AE" w:bidi="ar_AE"/>
         </w:rPr>
         <w:t xml:space="preserve"> </w:t>
@@ -462,6 +566,8 @@
       <w:hyperlink r:id="rId19">
         <w:r>
           <w:rPr>
+            <w:rtl/>
+            <w:cs/>
             <w:lang w:val="ar_AE" w:bidi="ar_AE"/>
           </w:rPr>
           <w:rPr>
@@ -473,6 +579,8 @@
       </w:hyperlink>
       <w:r>
         <w:rPr>
+          <w:rtl/>
+          <w:cs/>
           <w:lang w:val="ar_AE" w:bidi="ar_AE"/>
         </w:rPr>
         <w:t>). بحلول الوقت الذي كتب فيه بولس الرسالة إلى الرومانيين، كانت كنيسة روما معظمها مجتمعًا غير يهودي.</w:t>
@@ -487,11 +595,15 @@
       </w:pPr>
       <w:r>
         <w:rPr>
-          <w:lang w:val="ar_AE" w:bidi="ar_AE"/>
-        </w:rPr>
-      </w:r>
-      <w:r>
-        <w:rPr>
+          <w:rtl/>
+          <w:cs/>
+          <w:lang w:val="ar_AE" w:bidi="ar_AE"/>
+        </w:rPr>
+      </w:r>
+      <w:r>
+        <w:rPr>
+          <w:rtl/>
+          <w:cs/>
           <w:lang w:val="ar_AE" w:bidi="ar_AE"/>
         </w:rPr>
         <w:t xml:space="preserve"> يهود كثيرون قبلوا البشارة وآمنوا بيسوع.</w:t>
@@ -499,18 +611,24 @@
       </w:r>
       <w:r>
         <w:rPr>
+          <w:rtl/>
+          <w:cs/>
           <w:lang w:val="ar_AE" w:bidi="ar_AE"/>
         </w:rPr>
         <w:t xml:space="preserve">فيمَا يتعلق بـ "الأغصان الأصليّة"، </w:t>
       </w:r>
       <w:r>
         <w:rPr>
+          <w:rtl/>
+          <w:cs/>
           <w:lang w:val="ar_AE" w:bidi="ar_AE"/>
         </w:rPr>
         <w:t>اللهَ قَادِر "أَنْ يُطَعِّمَهُمْ أَيْضًا."</w:t>
       </w:r>
       <w:r>
         <w:rPr>
+          <w:rtl/>
+          <w:cs/>
           <w:lang w:val="ar_AE" w:bidi="ar_AE"/>
         </w:rPr>
         <w:t xml:space="preserve"> (</w:t>
@@ -518,6 +636,8 @@
       <w:hyperlink r:id="rId20">
         <w:r>
           <w:rPr>
+            <w:rtl/>
+            <w:cs/>
             <w:lang w:val="ar_AE" w:bidi="ar_AE"/>
           </w:rPr>
           <w:rPr>
@@ -529,6 +649,8 @@
       </w:hyperlink>
       <w:r>
         <w:rPr>
+          <w:rtl/>
+          <w:cs/>
           <w:lang w:val="ar_AE" w:bidi="ar_AE"/>
         </w:rPr>
         <w:t>). يرى بولس أن اليهود ليسوا "خارج نطاق الاسترداد" ويمكنهم الرجوع إلى المسيح (</w:t>
@@ -536,6 +658,8 @@
       <w:hyperlink r:id="rId21">
         <w:r>
           <w:rPr>
+            <w:rtl/>
+            <w:cs/>
             <w:lang w:val="ar_AE" w:bidi="ar_AE"/>
           </w:rPr>
           <w:rPr>
@@ -547,6 +671,8 @@
       </w:hyperlink>
       <w:r>
         <w:rPr>
+          <w:rtl/>
+          <w:cs/>
           <w:lang w:val="ar_AE" w:bidi="ar_AE"/>
         </w:rPr>
         <w:t>). يأمل بولس أنه مع تلقي غير اليهود بركات الخلاص، سيشعر اليهود بالغيرّة، فيتجاوبون مع الأخبار السارة (</w:t>
@@ -554,6 +680,8 @@
       <w:hyperlink r:id="rId21">
         <w:r>
           <w:rPr>
+            <w:rtl/>
+            <w:cs/>
             <w:lang w:val="ar_AE" w:bidi="ar_AE"/>
           </w:rPr>
           <w:rPr>
@@ -565,6 +693,8 @@
       </w:hyperlink>
       <w:r>
         <w:rPr>
+          <w:rtl/>
+          <w:cs/>
           <w:lang w:val="ar_AE" w:bidi="ar_AE"/>
         </w:rPr>
         <w:t>).</w:t>
@@ -579,11 +709,15 @@
       </w:pPr>
       <w:r>
         <w:rPr>
-          <w:lang w:val="ar_AE" w:bidi="ar_AE"/>
-        </w:rPr>
-      </w:r>
-      <w:r>
-        <w:rPr>
+          <w:rtl/>
+          <w:cs/>
+          <w:lang w:val="ar_AE" w:bidi="ar_AE"/>
+        </w:rPr>
+      </w:r>
+      <w:r>
+        <w:rPr>
+          <w:rtl/>
+          <w:cs/>
           <w:lang w:val="ar_AE" w:bidi="ar_AE"/>
         </w:rPr>
         <w:t>يمنح الله بركات عظيمة للعالم، بما في ذلك إحياء الموتى.</w:t>
@@ -591,6 +725,8 @@
       </w:r>
       <w:r>
         <w:rPr>
+          <w:rtl/>
+          <w:cs/>
           <w:lang w:val="ar_AE" w:bidi="ar_AE"/>
         </w:rPr>
         <w:t>يرى بولس أنه عندما يؤمن كثيرون من اليهود بالمسيح، ستتحقق بركة كبيرة للعالم (</w:t>
@@ -598,6 +734,8 @@
       <w:hyperlink r:id="rId22">
         <w:r>
           <w:rPr>
+            <w:rtl/>
+            <w:cs/>
             <w:lang w:val="ar_AE" w:bidi="ar_AE"/>
           </w:rPr>
           <w:rPr>
@@ -609,6 +747,8 @@
       </w:hyperlink>
       <w:r>
         <w:rPr>
+          <w:rtl/>
+          <w:cs/>
           <w:lang w:val="ar_AE" w:bidi="ar_AE"/>
         </w:rPr>
         <w:t xml:space="preserve">, </w:t>
@@ -616,6 +756,8 @@
       <w:hyperlink r:id="rId23">
         <w:r>
           <w:rPr>
+            <w:rtl/>
+            <w:cs/>
             <w:lang w:val="ar_AE" w:bidi="ar_AE"/>
           </w:rPr>
           <w:rPr>
@@ -627,18 +769,24 @@
       </w:hyperlink>
       <w:r>
         <w:rPr>
+          <w:rtl/>
+          <w:cs/>
           <w:lang w:val="ar_AE" w:bidi="ar_AE"/>
         </w:rPr>
         <w:t>). أولئك الذين يقبلون عطيّة ٱلله للخلاص، سواء أكانوا من اليهود أو الأمم، يختبرون "</w:t>
       </w:r>
       <w:r>
         <w:rPr>
+          <w:rtl/>
+          <w:cs/>
           <w:lang w:val="ar_AE" w:bidi="ar_AE"/>
         </w:rPr>
         <w:t>إحَيَاة مِنَ ٱلْأَمْوَات</w:t>
       </w:r>
       <w:r>
         <w:rPr>
+          <w:rtl/>
+          <w:cs/>
           <w:lang w:val="ar_AE" w:bidi="ar_AE"/>
         </w:rPr>
         <w:t xml:space="preserve">" (انظر </w:t>
@@ -646,6 +794,8 @@
       <w:hyperlink r:id="rId23">
         <w:r>
           <w:rPr>
+            <w:rtl/>
+            <w:cs/>
             <w:lang w:val="ar_AE" w:bidi="ar_AE"/>
           </w:rPr>
           <w:rPr>
@@ -657,18 +807,24 @@
       </w:hyperlink>
       <w:r>
         <w:rPr>
+          <w:rtl/>
+          <w:cs/>
           <w:lang w:val="ar_AE" w:bidi="ar_AE"/>
         </w:rPr>
         <w:t>). وسوف يختبرون يومًا ما "</w:t>
       </w:r>
       <w:r>
         <w:rPr>
+          <w:rtl/>
+          <w:cs/>
           <w:lang w:val="ar_AE" w:bidi="ar_AE"/>
         </w:rPr>
         <w:t>قِيَامَة ٱلْأَمْوَات</w:t>
       </w:r>
       <w:r>
         <w:rPr>
+          <w:rtl/>
+          <w:cs/>
           <w:lang w:val="ar_AE" w:bidi="ar_AE"/>
         </w:rPr>
         <w:t xml:space="preserve">" (انظر </w:t>
@@ -676,6 +832,8 @@
       <w:hyperlink r:id="rId24">
         <w:r>
           <w:rPr>
+            <w:rtl/>
+            <w:cs/>
             <w:lang w:val="ar_AE" w:bidi="ar_AE"/>
           </w:rPr>
           <w:rPr>
@@ -687,6 +845,8 @@
       </w:hyperlink>
       <w:r>
         <w:rPr>
+          <w:rtl/>
+          <w:cs/>
           <w:lang w:val="ar_AE" w:bidi="ar_AE"/>
         </w:rPr>
         <w:t>). في نهاية التاريخ، هذا المجتمع الضخم من اليهود وغير اليهود (الأمم) سيحمدون الله على رحمته. حينها سيدرك الجميع ويفهمون عمق غنى الله وحكمته ومحبته العظيمة (</w:t>
@@ -694,6 +854,8 @@
       <w:hyperlink r:id="rId25">
         <w:r>
           <w:rPr>
+            <w:rtl/>
+            <w:cs/>
             <w:lang w:val="ar_AE" w:bidi="ar_AE"/>
           </w:rPr>
           <w:rPr>
@@ -705,6 +867,8 @@
       </w:hyperlink>
       <w:r>
         <w:rPr>
+          <w:rtl/>
+          <w:cs/>
           <w:lang w:val="ar_AE" w:bidi="ar_AE"/>
         </w:rPr>
         <w:t xml:space="preserve">). </w:t>
@@ -716,12 +880,16 @@
       </w:pPr>
       <w:r>
         <w:rPr>
+          <w:rtl/>
+          <w:cs/>
           <w:lang w:val="ar_AE" w:bidi="ar_AE"/>
         </w:rPr>
       </w:r>
       <w:r>
         <w:rPr>
           <w:u w:val="single"/>
+          <w:rtl/>
+          <w:cs/>
           <w:lang w:val="ar_AE" w:bidi="ar_AE"/>
         </w:rPr>
         <w:t>مقاطع كتابية لدراسة أعمق</w:t>
@@ -733,12 +901,16 @@
       </w:pPr>
       <w:r>
         <w:rPr>
+          <w:rtl/>
+          <w:cs/>
           <w:lang w:val="ar_AE" w:bidi="ar_AE"/>
         </w:rPr>
       </w:r>
       <w:hyperlink r:id="rId26">
         <w:r>
           <w:rPr>
+            <w:rtl/>
+            <w:cs/>
             <w:lang w:val="ar_AE" w:bidi="ar_AE"/>
           </w:rPr>
           <w:rPr>
@@ -750,6 +922,8 @@
       </w:hyperlink>
       <w:r>
         <w:rPr>
+          <w:rtl/>
+          <w:cs/>
           <w:lang w:val="ar_AE" w:bidi="ar_AE"/>
         </w:rPr>
         <w:t xml:space="preserve"> </w:t>
@@ -757,6 +931,8 @@
       <w:hyperlink r:id="rId27">
         <w:r>
           <w:rPr>
+            <w:rtl/>
+            <w:cs/>
             <w:lang w:val="ar_AE" w:bidi="ar_AE"/>
           </w:rPr>
           <w:rPr>
@@ -768,6 +944,8 @@
       </w:hyperlink>
       <w:r>
         <w:rPr>
+          <w:rtl/>
+          <w:cs/>
           <w:lang w:val="ar_AE" w:bidi="ar_AE"/>
         </w:rPr>
         <w:t xml:space="preserve"> </w:t>
@@ -775,6 +953,8 @@
       <w:hyperlink r:id="rId28">
         <w:r>
           <w:rPr>
+            <w:rtl/>
+            <w:cs/>
             <w:lang w:val="ar_AE" w:bidi="ar_AE"/>
           </w:rPr>
           <w:rPr>
@@ -786,6 +966,8 @@
       </w:hyperlink>
       <w:r>
         <w:rPr>
+          <w:rtl/>
+          <w:cs/>
           <w:lang w:val="ar_AE" w:bidi="ar_AE"/>
         </w:rPr>
         <w:t xml:space="preserve"> </w:t>
@@ -793,6 +975,8 @@
       <w:hyperlink r:id="rId29">
         <w:r>
           <w:rPr>
+            <w:rtl/>
+            <w:cs/>
             <w:lang w:val="ar_AE" w:bidi="ar_AE"/>
           </w:rPr>
           <w:rPr>
@@ -804,6 +988,8 @@
       </w:hyperlink>
       <w:r>
         <w:rPr>
+          <w:rtl/>
+          <w:cs/>
           <w:lang w:val="ar_AE" w:bidi="ar_AE"/>
         </w:rPr>
         <w:t xml:space="preserve"> </w:t>
@@ -811,6 +997,8 @@
       <w:hyperlink r:id="rId30">
         <w:r>
           <w:rPr>
+            <w:rtl/>
+            <w:cs/>
             <w:lang w:val="ar_AE" w:bidi="ar_AE"/>
           </w:rPr>
           <w:rPr>
@@ -822,6 +1010,8 @@
       </w:hyperlink>
       <w:r>
         <w:rPr>
+          <w:rtl/>
+          <w:cs/>
           <w:lang w:val="ar_AE" w:bidi="ar_AE"/>
         </w:rPr>
         <w:t xml:space="preserve"> </w:t>
@@ -829,6 +1019,8 @@
       <w:hyperlink r:id="rId31">
         <w:r>
           <w:rPr>
+            <w:rtl/>
+            <w:cs/>
             <w:lang w:val="ar_AE" w:bidi="ar_AE"/>
           </w:rPr>
           <w:rPr>
@@ -840,6 +1032,8 @@
       </w:hyperlink>
       <w:r>
         <w:rPr>
+          <w:rtl/>
+          <w:cs/>
           <w:lang w:val="ar_AE" w:bidi="ar_AE"/>
         </w:rPr>
         <w:t xml:space="preserve"> </w:t>
@@ -847,6 +1041,8 @@
       <w:hyperlink r:id="rId32">
         <w:r>
           <w:rPr>
+            <w:rtl/>
+            <w:cs/>
             <w:lang w:val="ar_AE" w:bidi="ar_AE"/>
           </w:rPr>
           <w:rPr>
@@ -858,6 +1054,8 @@
       </w:hyperlink>
       <w:r>
         <w:rPr>
+          <w:rtl/>
+          <w:cs/>
           <w:lang w:val="ar_AE" w:bidi="ar_AE"/>
         </w:rPr>
         <w:t xml:space="preserve"> </w:t>
@@ -865,6 +1063,8 @@
       <w:hyperlink r:id="rId33">
         <w:r>
           <w:rPr>
+            <w:rtl/>
+            <w:cs/>
             <w:lang w:val="ar_AE" w:bidi="ar_AE"/>
           </w:rPr>
           <w:rPr>
@@ -876,6 +1076,8 @@
       </w:hyperlink>
       <w:r>
         <w:rPr>
+          <w:rtl/>
+          <w:cs/>
           <w:lang w:val="ar_AE" w:bidi="ar_AE"/>
         </w:rPr>
         <w:t xml:space="preserve"> </w:t>
@@ -883,6 +1085,8 @@
       <w:hyperlink r:id="rId34">
         <w:r>
           <w:rPr>
+            <w:rtl/>
+            <w:cs/>
             <w:lang w:val="ar_AE" w:bidi="ar_AE"/>
           </w:rPr>
           <w:rPr>
@@ -894,6 +1098,8 @@
       </w:hyperlink>
       <w:r>
         <w:rPr>
+          <w:rtl/>
+          <w:cs/>
           <w:lang w:val="ar_AE" w:bidi="ar_AE"/>
         </w:rPr>
         <w:t xml:space="preserve"> </w:t>
@@ -901,6 +1107,8 @@
       <w:hyperlink r:id="rId35">
         <w:r>
           <w:rPr>
+            <w:rtl/>
+            <w:cs/>
             <w:lang w:val="ar_AE" w:bidi="ar_AE"/>
           </w:rPr>
           <w:rPr>
@@ -912,6 +1120,8 @@
       </w:hyperlink>
       <w:r>
         <w:rPr>
+          <w:rtl/>
+          <w:cs/>
           <w:lang w:val="ar_AE" w:bidi="ar_AE"/>
         </w:rPr>
         <w:t xml:space="preserve"> </w:t>
@@ -919,6 +1129,8 @@
       <w:hyperlink r:id="rId36">
         <w:r>
           <w:rPr>
+            <w:rtl/>
+            <w:cs/>
             <w:lang w:val="ar_AE" w:bidi="ar_AE"/>
           </w:rPr>
           <w:rPr>
@@ -930,6 +1142,8 @@
       </w:hyperlink>
       <w:r>
         <w:rPr>
+          <w:rtl/>
+          <w:cs/>
           <w:lang w:val="ar_AE" w:bidi="ar_AE"/>
         </w:rPr>
         <w:t xml:space="preserve"> </w:t>
@@ -937,6 +1151,8 @@
       <w:hyperlink r:id="rId15">
         <w:r>
           <w:rPr>
+            <w:rtl/>
+            <w:cs/>
             <w:lang w:val="ar_AE" w:bidi="ar_AE"/>
           </w:rPr>
           <w:rPr>
@@ -948,6 +1164,8 @@
       </w:hyperlink>
       <w:r>
         <w:rPr>
+          <w:rtl/>
+          <w:cs/>
           <w:lang w:val="ar_AE" w:bidi="ar_AE"/>
         </w:rPr>
         <w:t xml:space="preserve"> </w:t>
@@ -955,6 +1173,8 @@
       <w:hyperlink r:id="rId16">
         <w:r>
           <w:rPr>
+            <w:rtl/>
+            <w:cs/>
             <w:lang w:val="ar_AE" w:bidi="ar_AE"/>
           </w:rPr>
           <w:rPr>
@@ -966,6 +1186,8 @@
       </w:hyperlink>
       <w:r>
         <w:rPr>
+          <w:rtl/>
+          <w:cs/>
           <w:lang w:val="ar_AE" w:bidi="ar_AE"/>
         </w:rPr>
         <w:t xml:space="preserve"> </w:t>
@@ -973,6 +1195,8 @@
       <w:hyperlink r:id="rId19">
         <w:r>
           <w:rPr>
+            <w:rtl/>
+            <w:cs/>
             <w:lang w:val="ar_AE" w:bidi="ar_AE"/>
           </w:rPr>
           <w:rPr>
@@ -984,6 +1208,8 @@
       </w:hyperlink>
       <w:r>
         <w:rPr>
+          <w:rtl/>
+          <w:cs/>
           <w:lang w:val="ar_AE" w:bidi="ar_AE"/>
         </w:rPr>
         <w:t xml:space="preserve"> </w:t>
@@ -991,6 +1217,8 @@
       <w:hyperlink r:id="rId17">
         <w:r>
           <w:rPr>
+            <w:rtl/>
+            <w:cs/>
             <w:lang w:val="ar_AE" w:bidi="ar_AE"/>
           </w:rPr>
           <w:rPr>
@@ -1002,6 +1230,8 @@
       </w:hyperlink>
       <w:r>
         <w:rPr>
+          <w:rtl/>
+          <w:cs/>
           <w:lang w:val="ar_AE" w:bidi="ar_AE"/>
         </w:rPr>
         <w:t xml:space="preserve"> </w:t>
@@ -1009,6 +1239,8 @@
       <w:hyperlink r:id="rId37">
         <w:r>
           <w:rPr>
+            <w:rtl/>
+            <w:cs/>
             <w:lang w:val="ar_AE" w:bidi="ar_AE"/>
           </w:rPr>
           <w:rPr>
@@ -1020,6 +1252,8 @@
       </w:hyperlink>
       <w:r>
         <w:rPr>
+          <w:rtl/>
+          <w:cs/>
           <w:lang w:val="ar_AE" w:bidi="ar_AE"/>
         </w:rPr>
         <w:t xml:space="preserve"> </w:t>
@@ -1027,6 +1261,8 @@
       <w:hyperlink r:id="rId38">
         <w:r>
           <w:rPr>
+            <w:rtl/>
+            <w:cs/>
             <w:lang w:val="ar_AE" w:bidi="ar_AE"/>
           </w:rPr>
           <w:rPr>
@@ -1038,6 +1274,8 @@
       </w:hyperlink>
       <w:r>
         <w:rPr>
+          <w:rtl/>
+          <w:cs/>
           <w:lang w:val="ar_AE" w:bidi="ar_AE"/>
         </w:rPr>
         <w:t xml:space="preserve"> </w:t>
@@ -1045,6 +1283,8 @@
       <w:hyperlink r:id="rId39">
         <w:r>
           <w:rPr>
+            <w:rtl/>
+            <w:cs/>
             <w:lang w:val="ar_AE" w:bidi="ar_AE"/>
           </w:rPr>
           <w:rPr>
@@ -1056,6 +1296,8 @@
       </w:hyperlink>
       <w:r>
         <w:rPr>
+          <w:rtl/>
+          <w:cs/>
           <w:lang w:val="ar_AE" w:bidi="ar_AE"/>
         </w:rPr>
         <w:t xml:space="preserve"> </w:t>
@@ -1063,6 +1305,8 @@
       <w:hyperlink r:id="rId40">
         <w:r>
           <w:rPr>
+            <w:rtl/>
+            <w:cs/>
             <w:lang w:val="ar_AE" w:bidi="ar_AE"/>
           </w:rPr>
           <w:rPr>
@@ -1074,6 +1318,8 @@
       </w:hyperlink>
       <w:r>
         <w:rPr>
+          <w:rtl/>
+          <w:cs/>
           <w:lang w:val="ar_AE" w:bidi="ar_AE"/>
         </w:rPr>
         <w:t xml:space="preserve"> </w:t>
@@ -1081,6 +1327,8 @@
       <w:hyperlink r:id="rId41">
         <w:r>
           <w:rPr>
+            <w:rtl/>
+            <w:cs/>
             <w:lang w:val="ar_AE" w:bidi="ar_AE"/>
           </w:rPr>
           <w:rPr>
@@ -1092,6 +1340,8 @@
       </w:hyperlink>
       <w:r>
         <w:rPr>
+          <w:rtl/>
+          <w:cs/>
           <w:lang w:val="ar_AE" w:bidi="ar_AE"/>
         </w:rPr>
         <w:t xml:space="preserve"> </w:t>
@@ -1099,6 +1349,8 @@
       <w:hyperlink r:id="rId42">
         <w:r>
           <w:rPr>
+            <w:rtl/>
+            <w:cs/>
             <w:lang w:val="ar_AE" w:bidi="ar_AE"/>
           </w:rPr>
           <w:rPr>
@@ -1110,6 +1362,8 @@
       </w:hyperlink>
       <w:r>
         <w:rPr>
+          <w:rtl/>
+          <w:cs/>
           <w:lang w:val="ar_AE" w:bidi="ar_AE"/>
         </w:rPr>
         <w:t xml:space="preserve"> </w:t>
@@ -1117,6 +1371,8 @@
       <w:hyperlink r:id="rId43">
         <w:r>
           <w:rPr>
+            <w:rtl/>
+            <w:cs/>
             <w:lang w:val="ar_AE" w:bidi="ar_AE"/>
           </w:rPr>
           <w:rPr>
@@ -1128,6 +1384,8 @@
       </w:hyperlink>
       <w:r>
         <w:rPr>
+          <w:rtl/>
+          <w:cs/>
           <w:lang w:val="ar_AE" w:bidi="ar_AE"/>
         </w:rPr>
         <w:t xml:space="preserve"> </w:t>
@@ -1135,6 +1393,8 @@
       <w:hyperlink r:id="rId44">
         <w:r>
           <w:rPr>
+            <w:rtl/>
+            <w:cs/>
             <w:lang w:val="ar_AE" w:bidi="ar_AE"/>
           </w:rPr>
           <w:rPr>
@@ -1146,6 +1406,8 @@
       </w:hyperlink>
       <w:r>
         <w:rPr>
+          <w:rtl/>
+          <w:cs/>
           <w:lang w:val="ar_AE" w:bidi="ar_AE"/>
         </w:rPr>
         <w:t xml:space="preserve"> </w:t>
@@ -1153,6 +1415,8 @@
       <w:hyperlink r:id="rId45">
         <w:r>
           <w:rPr>
+            <w:rtl/>
+            <w:cs/>
             <w:lang w:val="ar_AE" w:bidi="ar_AE"/>
           </w:rPr>
           <w:rPr>
@@ -1164,6 +1428,8 @@
       </w:hyperlink>
       <w:r>
         <w:rPr>
+          <w:rtl/>
+          <w:cs/>
           <w:lang w:val="ar_AE" w:bidi="ar_AE"/>
         </w:rPr>
         <w:t xml:space="preserve"> </w:t>
@@ -1171,6 +1437,8 @@
       <w:hyperlink r:id="rId46">
         <w:r>
           <w:rPr>
+            <w:rtl/>
+            <w:cs/>
             <w:lang w:val="ar_AE" w:bidi="ar_AE"/>
           </w:rPr>
           <w:rPr>
@@ -1182,6 +1450,8 @@
       </w:hyperlink>
       <w:r>
         <w:rPr>
+          <w:rtl/>
+          <w:cs/>
           <w:lang w:val="ar_AE" w:bidi="ar_AE"/>
         </w:rPr>
         <w:t xml:space="preserve"> </w:t>
@@ -1189,6 +1459,8 @@
       <w:hyperlink r:id="rId47">
         <w:r>
           <w:rPr>
+            <w:rtl/>
+            <w:cs/>
             <w:lang w:val="ar_AE" w:bidi="ar_AE"/>
           </w:rPr>
           <w:rPr>
@@ -1200,6 +1472,8 @@
       </w:hyperlink>
       <w:r>
         <w:rPr>
+          <w:rtl/>
+          <w:cs/>
           <w:lang w:val="ar_AE" w:bidi="ar_AE"/>
         </w:rPr>
         <w:t xml:space="preserve"> </w:t>
@@ -1207,6 +1481,8 @@
       <w:hyperlink r:id="rId48">
         <w:r>
           <w:rPr>
+            <w:rtl/>
+            <w:cs/>
             <w:lang w:val="ar_AE" w:bidi="ar_AE"/>
           </w:rPr>
           <w:rPr>
@@ -1218,6 +1494,8 @@
       </w:hyperlink>
       <w:r>
         <w:rPr>
+          <w:rtl/>
+          <w:cs/>
           <w:lang w:val="ar_AE" w:bidi="ar_AE"/>
         </w:rPr>
         <w:t xml:space="preserve"> </w:t>
@@ -1225,6 +1503,8 @@
       <w:hyperlink r:id="rId49">
         <w:r>
           <w:rPr>
+            <w:rtl/>
+            <w:cs/>
             <w:lang w:val="ar_AE" w:bidi="ar_AE"/>
           </w:rPr>
           <w:rPr>
@@ -1236,6 +1516,8 @@
       </w:hyperlink>
       <w:r>
         <w:rPr>
+          <w:rtl/>
+          <w:cs/>
           <w:lang w:val="ar_AE" w:bidi="ar_AE"/>
         </w:rPr>
         <w:t xml:space="preserve"> </w:t>
@@ -1243,6 +1525,8 @@
       <w:hyperlink r:id="rId50">
         <w:r>
           <w:rPr>
+            <w:rtl/>
+            <w:cs/>
             <w:lang w:val="ar_AE" w:bidi="ar_AE"/>
           </w:rPr>
           <w:rPr>
@@ -1254,6 +1538,8 @@
       </w:hyperlink>
       <w:r>
         <w:rPr>
+          <w:rtl/>
+          <w:cs/>
           <w:lang w:val="ar_AE" w:bidi="ar_AE"/>
         </w:rPr>
         <w:t xml:space="preserve"> </w:t>
@@ -1261,6 +1547,8 @@
       <w:hyperlink r:id="rId51">
         <w:r>
           <w:rPr>
+            <w:rtl/>
+            <w:cs/>
             <w:lang w:val="ar_AE" w:bidi="ar_AE"/>
           </w:rPr>
           <w:rPr>
@@ -1272,6 +1560,8 @@
       </w:hyperlink>
       <w:r>
         <w:rPr>
+          <w:rtl/>
+          <w:cs/>
           <w:lang w:val="ar_AE" w:bidi="ar_AE"/>
         </w:rPr>
         <w:t xml:space="preserve"> </w:t>
@@ -1279,6 +1569,8 @@
       <w:hyperlink r:id="rId52">
         <w:r>
           <w:rPr>
+            <w:rtl/>
+            <w:cs/>
             <w:lang w:val="ar_AE" w:bidi="ar_AE"/>
           </w:rPr>
           <w:rPr>
@@ -1290,6 +1582,8 @@
       </w:hyperlink>
       <w:r>
         <w:rPr>
+          <w:rtl/>
+          <w:cs/>
           <w:lang w:val="ar_AE" w:bidi="ar_AE"/>
         </w:rPr>
         <w:t xml:space="preserve"> </w:t>
@@ -1297,6 +1591,8 @@
       <w:hyperlink r:id="rId53">
         <w:r>
           <w:rPr>
+            <w:rtl/>
+            <w:cs/>
             <w:lang w:val="ar_AE" w:bidi="ar_AE"/>
           </w:rPr>
           <w:rPr>
@@ -1308,6 +1604,8 @@
       </w:hyperlink>
       <w:r>
         <w:rPr>
+          <w:rtl/>
+          <w:cs/>
           <w:lang w:val="ar_AE" w:bidi="ar_AE"/>
         </w:rPr>
         <w:t xml:space="preserve"> </w:t>
@@ -1315,6 +1613,8 @@
       <w:hyperlink r:id="rId54">
         <w:r>
           <w:rPr>
+            <w:rtl/>
+            <w:cs/>
             <w:lang w:val="ar_AE" w:bidi="ar_AE"/>
           </w:rPr>
           <w:rPr>
@@ -1326,11 +1626,15 @@
       </w:hyperlink>
       <w:r>
         <w:rPr>
-          <w:lang w:val="ar_AE" w:bidi="ar_AE"/>
-        </w:rPr>
-      </w:r>
-      <w:r>
-        <w:rPr>
+          <w:rtl/>
+          <w:cs/>
+          <w:lang w:val="ar_AE" w:bidi="ar_AE"/>
+        </w:rPr>
+      </w:r>
+      <w:r>
+        <w:rPr>
+          <w:rtl/>
+          <w:cs/>
           <w:lang w:val="ar_AE" w:bidi="ar_AE"/>
         </w:rPr>
       </w:r>
@@ -1341,6 +1645,8 @@
       </w:pPr>
       <w:r>
         <w:rPr>
+          <w:rtl/>
+          <w:cs/>
           <w:lang w:val="ar_AE" w:bidi="ar_AE"/>
         </w:rPr>
       </w:r>
@@ -1352,12 +1658,16 @@
       </w:pPr>
       <w:r>
         <w:rPr>
+          <w:rtl/>
+          <w:cs/>
           <w:lang w:val="ar_AE" w:bidi="ar_AE"/>
         </w:rPr>
         <w:t>اليوم الأخير</w:t>
       </w:r>
       <w:r>
         <w:rPr>
+          <w:rtl/>
+          <w:cs/>
           <w:lang w:val="ar_AE" w:bidi="ar_AE"/>
         </w:rPr>
       </w:r>
@@ -1368,23 +1678,31 @@
       </w:pPr>
       <w:r>
         <w:rPr>
-          <w:lang w:val="ar_AE" w:bidi="ar_AE"/>
-        </w:rPr>
-      </w:r>
-      <w:r>
-        <w:rPr>
+          <w:rtl/>
+          <w:cs/>
+          <w:lang w:val="ar_AE" w:bidi="ar_AE"/>
+        </w:rPr>
+      </w:r>
+      <w:r>
+        <w:rPr>
+          <w:rtl/>
+          <w:cs/>
           <w:lang w:val="ar_AE" w:bidi="ar_AE"/>
         </w:rPr>
         <w:t xml:space="preserve">تنبأ يسوع بثلاثة أحداث مستقبلية في الأناجيل الإزائية أو المُتوافِقة: </w:t>
       </w:r>
       <w:r>
         <w:rPr>
+          <w:rtl/>
+          <w:cs/>
           <w:lang w:val="ar_AE" w:bidi="ar_AE"/>
         </w:rPr>
         <w:t>متّى ومُرقس ولُوقا</w:t>
       </w:r>
       <w:r>
         <w:rPr>
+          <w:rtl/>
+          <w:cs/>
           <w:lang w:val="ar_AE" w:bidi="ar_AE"/>
         </w:rPr>
         <w:t>:</w:t>
@@ -1403,11 +1721,15 @@
       </w:pPr>
       <w:r>
         <w:rPr>
-          <w:lang w:val="ar_AE" w:bidi="ar_AE"/>
-        </w:rPr>
-      </w:r>
-      <w:r>
-        <w:rPr>
+          <w:rtl/>
+          <w:cs/>
+          <w:lang w:val="ar_AE" w:bidi="ar_AE"/>
+        </w:rPr>
+      </w:r>
+      <w:r>
+        <w:rPr>
+          <w:rtl/>
+          <w:cs/>
           <w:lang w:val="ar_AE" w:bidi="ar_AE"/>
         </w:rPr>
         <w:t>إحدى أهم الأحداث كان موته وقيامته (</w:t>
@@ -1415,6 +1737,8 @@
       <w:hyperlink r:id="rId55">
         <w:r>
           <w:rPr>
+            <w:rtl/>
+            <w:cs/>
             <w:lang w:val="ar_AE" w:bidi="ar_AE"/>
           </w:rPr>
           <w:rPr>
@@ -1426,6 +1750,8 @@
       </w:hyperlink>
       <w:r>
         <w:rPr>
+          <w:rtl/>
+          <w:cs/>
           <w:lang w:val="ar_AE" w:bidi="ar_AE"/>
         </w:rPr>
         <w:t xml:space="preserve">؛ </w:t>
@@ -1433,6 +1759,8 @@
       <w:hyperlink r:id="rId56">
         <w:r>
           <w:rPr>
+            <w:rtl/>
+            <w:cs/>
             <w:lang w:val="ar_AE" w:bidi="ar_AE"/>
           </w:rPr>
           <w:rPr>
@@ -1444,6 +1772,8 @@
       </w:hyperlink>
       <w:r>
         <w:rPr>
+          <w:rtl/>
+          <w:cs/>
           <w:lang w:val="ar_AE" w:bidi="ar_AE"/>
         </w:rPr>
         <w:t xml:space="preserve">؛ </w:t>
@@ -1451,6 +1781,8 @@
       <w:hyperlink r:id="rId57">
         <w:r>
           <w:rPr>
+            <w:rtl/>
+            <w:cs/>
             <w:lang w:val="ar_AE" w:bidi="ar_AE"/>
           </w:rPr>
           <w:rPr>
@@ -1462,6 +1794,8 @@
       </w:hyperlink>
       <w:r>
         <w:rPr>
+          <w:rtl/>
+          <w:cs/>
           <w:lang w:val="ar_AE" w:bidi="ar_AE"/>
         </w:rPr>
         <w:t>). وقد وقع هذان الحدثان فعلًا قبل كتابة الأناجيل.</w:t>
@@ -1476,11 +1810,15 @@
       </w:pPr>
       <w:r>
         <w:rPr>
-          <w:lang w:val="ar_AE" w:bidi="ar_AE"/>
-        </w:rPr>
-      </w:r>
-      <w:r>
-        <w:rPr>
+          <w:rtl/>
+          <w:cs/>
+          <w:lang w:val="ar_AE" w:bidi="ar_AE"/>
+        </w:rPr>
+      </w:r>
+      <w:r>
+        <w:rPr>
+          <w:rtl/>
+          <w:cs/>
           <w:lang w:val="ar_AE" w:bidi="ar_AE"/>
         </w:rPr>
         <w:t>الحدث الثاني الذي تنبأ به يسوع كان تدمير أورشليم في عام 70 ميلادي (</w:t>
@@ -1488,6 +1826,8 @@
       <w:hyperlink r:id="rId58">
         <w:r>
           <w:rPr>
+            <w:rtl/>
+            <w:cs/>
             <w:lang w:val="ar_AE" w:bidi="ar_AE"/>
           </w:rPr>
           <w:rPr>
@@ -1499,6 +1839,8 @@
       </w:hyperlink>
       <w:r>
         <w:rPr>
+          <w:rtl/>
+          <w:cs/>
           <w:lang w:val="ar_AE" w:bidi="ar_AE"/>
         </w:rPr>
         <w:t xml:space="preserve">؛ </w:t>
@@ -1506,6 +1848,8 @@
       <w:hyperlink r:id="rId59">
         <w:r>
           <w:rPr>
+            <w:rtl/>
+            <w:cs/>
             <w:lang w:val="ar_AE" w:bidi="ar_AE"/>
           </w:rPr>
           <w:rPr>
@@ -1517,6 +1861,8 @@
       </w:hyperlink>
       <w:r>
         <w:rPr>
+          <w:rtl/>
+          <w:cs/>
           <w:lang w:val="ar_AE" w:bidi="ar_AE"/>
         </w:rPr>
         <w:t xml:space="preserve">؛ </w:t>
@@ -1524,6 +1870,8 @@
       <w:hyperlink r:id="rId60">
         <w:r>
           <w:rPr>
+            <w:rtl/>
+            <w:cs/>
             <w:lang w:val="ar_AE" w:bidi="ar_AE"/>
           </w:rPr>
           <w:rPr>
@@ -1535,6 +1883,8 @@
       </w:hyperlink>
       <w:r>
         <w:rPr>
+          <w:rtl/>
+          <w:cs/>
           <w:lang w:val="ar_AE" w:bidi="ar_AE"/>
         </w:rPr>
         <w:t xml:space="preserve">؛ </w:t>
@@ -1542,6 +1892,8 @@
       <w:hyperlink r:id="rId61">
         <w:r>
           <w:rPr>
+            <w:rtl/>
+            <w:cs/>
             <w:lang w:val="ar_AE" w:bidi="ar_AE"/>
           </w:rPr>
           <w:rPr>
@@ -1553,18 +1905,24 @@
       </w:hyperlink>
       <w:r>
         <w:rPr>
+          <w:rtl/>
+          <w:cs/>
           <w:lang w:val="ar_AE" w:bidi="ar_AE"/>
         </w:rPr>
         <w:t xml:space="preserve">). ربما كان هذا الحدث وشيك الحدوث عندما كتب مرقس إنجيله (انظر </w:t>
       </w:r>
       <w:r>
         <w:rPr>
+          <w:rtl/>
+          <w:cs/>
           <w:lang w:val="ar_AE" w:bidi="ar_AE"/>
         </w:rPr>
         <w:t>مقدمة إنجيل مرقس</w:t>
       </w:r>
       <w:r>
         <w:rPr>
+          <w:rtl/>
+          <w:cs/>
           <w:lang w:val="ar_AE" w:bidi="ar_AE"/>
         </w:rPr>
         <w:t>، "التاريخ"). ومع ذلك، لن يكون هذا الحدث علامة اكتمال النهاية المطلقة. لذا يجب على المجتمع المسيحي أن يستمر في أن يحيا بأمانة وأن يكون متيقظًا روحيًا لعودة ابن الله في المجد، وقد تكون وشيكة (</w:t>
@@ -1572,6 +1930,8 @@
       <w:hyperlink r:id="rId62">
         <w:r>
           <w:rPr>
+            <w:rtl/>
+            <w:cs/>
             <w:lang w:val="ar_AE" w:bidi="ar_AE"/>
           </w:rPr>
           <w:rPr>
@@ -1583,6 +1943,8 @@
       </w:hyperlink>
       <w:r>
         <w:rPr>
+          <w:rtl/>
+          <w:cs/>
           <w:lang w:val="ar_AE" w:bidi="ar_AE"/>
         </w:rPr>
         <w:t>).</w:t>
@@ -1597,11 +1959,15 @@
       </w:pPr>
       <w:r>
         <w:rPr>
-          <w:lang w:val="ar_AE" w:bidi="ar_AE"/>
-        </w:rPr>
-      </w:r>
-      <w:r>
-        <w:rPr>
+          <w:rtl/>
+          <w:cs/>
+          <w:lang w:val="ar_AE" w:bidi="ar_AE"/>
+        </w:rPr>
+      </w:r>
+      <w:r>
+        <w:rPr>
+          <w:rtl/>
+          <w:cs/>
           <w:lang w:val="ar_AE" w:bidi="ar_AE"/>
         </w:rPr>
         <w:t>الحدث الثالث الذي تنبأ به يسوع كان عودته في المستقبل (</w:t>
@@ -1609,6 +1975,8 @@
       <w:hyperlink r:id="rId63">
         <w:r>
           <w:rPr>
+            <w:rtl/>
+            <w:cs/>
             <w:lang w:val="ar_AE" w:bidi="ar_AE"/>
           </w:rPr>
           <w:rPr>
@@ -1620,6 +1988,8 @@
       </w:hyperlink>
       <w:r>
         <w:rPr>
+          <w:rtl/>
+          <w:cs/>
           <w:lang w:val="ar_AE" w:bidi="ar_AE"/>
         </w:rPr>
         <w:t xml:space="preserve">؛ </w:t>
@@ -1627,6 +1997,8 @@
       <w:hyperlink r:id="rId64">
         <w:r>
           <w:rPr>
+            <w:rtl/>
+            <w:cs/>
             <w:lang w:val="ar_AE" w:bidi="ar_AE"/>
           </w:rPr>
           <w:rPr>
@@ -1638,6 +2010,8 @@
       </w:hyperlink>
       <w:r>
         <w:rPr>
+          <w:rtl/>
+          <w:cs/>
           <w:lang w:val="ar_AE" w:bidi="ar_AE"/>
         </w:rPr>
         <w:t xml:space="preserve"> </w:t>
@@ -1645,6 +2019,8 @@
       <w:hyperlink r:id="rId65">
         <w:r>
           <w:rPr>
+            <w:rtl/>
+            <w:cs/>
             <w:lang w:val="ar_AE" w:bidi="ar_AE"/>
           </w:rPr>
           <w:rPr>
@@ -1656,6 +2032,8 @@
       </w:hyperlink>
       <w:r>
         <w:rPr>
+          <w:rtl/>
+          <w:cs/>
           <w:lang w:val="ar_AE" w:bidi="ar_AE"/>
         </w:rPr>
         <w:t xml:space="preserve"> </w:t>
@@ -1663,6 +2041,8 @@
       <w:hyperlink r:id="rId66">
         <w:r>
           <w:rPr>
+            <w:rtl/>
+            <w:cs/>
             <w:lang w:val="ar_AE" w:bidi="ar_AE"/>
           </w:rPr>
           <w:rPr>
@@ -1674,6 +2054,8 @@
       </w:hyperlink>
       <w:r>
         <w:rPr>
+          <w:rtl/>
+          <w:cs/>
           <w:lang w:val="ar_AE" w:bidi="ar_AE"/>
         </w:rPr>
         <w:t xml:space="preserve">؛ </w:t>
@@ -1681,6 +2063,8 @@
       <w:hyperlink r:id="rId67">
         <w:r>
           <w:rPr>
+            <w:rtl/>
+            <w:cs/>
             <w:lang w:val="ar_AE" w:bidi="ar_AE"/>
           </w:rPr>
           <w:rPr>
@@ -1692,6 +2076,8 @@
       </w:hyperlink>
       <w:r>
         <w:rPr>
+          <w:rtl/>
+          <w:cs/>
           <w:lang w:val="ar_AE" w:bidi="ar_AE"/>
         </w:rPr>
         <w:t xml:space="preserve">؛ </w:t>
@@ -1699,6 +2085,8 @@
       <w:hyperlink r:id="rId68">
         <w:r>
           <w:rPr>
+            <w:rtl/>
+            <w:cs/>
             <w:lang w:val="ar_AE" w:bidi="ar_AE"/>
           </w:rPr>
           <w:rPr>
@@ -1710,6 +2098,8 @@
       </w:hyperlink>
       <w:r>
         <w:rPr>
+          <w:rtl/>
+          <w:cs/>
           <w:lang w:val="ar_AE" w:bidi="ar_AE"/>
         </w:rPr>
         <w:t xml:space="preserve"> </w:t>
@@ -1717,6 +2107,8 @@
       <w:hyperlink r:id="rId69">
         <w:r>
           <w:rPr>
+            <w:rtl/>
+            <w:cs/>
             <w:lang w:val="ar_AE" w:bidi="ar_AE"/>
           </w:rPr>
           <w:rPr>
@@ -1728,6 +2120,8 @@
       </w:hyperlink>
       <w:r>
         <w:rPr>
+          <w:rtl/>
+          <w:cs/>
           <w:lang w:val="ar_AE" w:bidi="ar_AE"/>
         </w:rPr>
         <w:t xml:space="preserve">؛ </w:t>
@@ -1735,6 +2129,8 @@
       <w:hyperlink r:id="rId70">
         <w:r>
           <w:rPr>
+            <w:rtl/>
+            <w:cs/>
             <w:lang w:val="ar_AE" w:bidi="ar_AE"/>
           </w:rPr>
           <w:rPr>
@@ -1746,6 +2142,8 @@
       </w:hyperlink>
       <w:r>
         <w:rPr>
+          <w:rtl/>
+          <w:cs/>
           <w:lang w:val="ar_AE" w:bidi="ar_AE"/>
         </w:rPr>
         <w:t xml:space="preserve">؛ </w:t>
@@ -1753,6 +2151,8 @@
       <w:hyperlink r:id="rId71">
         <w:r>
           <w:rPr>
+            <w:rtl/>
+            <w:cs/>
             <w:lang w:val="ar_AE" w:bidi="ar_AE"/>
           </w:rPr>
           <w:rPr>
@@ -1764,6 +2164,8 @@
       </w:hyperlink>
       <w:r>
         <w:rPr>
+          <w:rtl/>
+          <w:cs/>
           <w:lang w:val="ar_AE" w:bidi="ar_AE"/>
         </w:rPr>
         <w:t xml:space="preserve">). يذكر العهد الجديد كثيرًا المجيء الثاني ليسوع (انظر، على سبيل المثال، </w:t>
@@ -1771,6 +2173,8 @@
       <w:hyperlink r:id="rId72">
         <w:r>
           <w:rPr>
+            <w:rtl/>
+            <w:cs/>
             <w:lang w:val="ar_AE" w:bidi="ar_AE"/>
           </w:rPr>
           <w:rPr>
@@ -1782,6 +2186,8 @@
       </w:hyperlink>
       <w:r>
         <w:rPr>
+          <w:rtl/>
+          <w:cs/>
           <w:lang w:val="ar_AE" w:bidi="ar_AE"/>
         </w:rPr>
         <w:t xml:space="preserve">؛ </w:t>
@@ -1789,6 +2195,8 @@
       <w:hyperlink r:id="rId73">
         <w:r>
           <w:rPr>
+            <w:rtl/>
+            <w:cs/>
             <w:lang w:val="ar_AE" w:bidi="ar_AE"/>
           </w:rPr>
           <w:rPr>
@@ -1800,6 +2208,8 @@
       </w:hyperlink>
       <w:r>
         <w:rPr>
+          <w:rtl/>
+          <w:cs/>
           <w:lang w:val="ar_AE" w:bidi="ar_AE"/>
         </w:rPr>
         <w:t xml:space="preserve">؛ </w:t>
@@ -1807,6 +2217,8 @@
       <w:hyperlink r:id="rId74">
         <w:r>
           <w:rPr>
+            <w:rtl/>
+            <w:cs/>
             <w:lang w:val="ar_AE" w:bidi="ar_AE"/>
           </w:rPr>
           <w:rPr>
@@ -1818,6 +2230,8 @@
       </w:hyperlink>
       <w:r>
         <w:rPr>
+          <w:rtl/>
+          <w:cs/>
           <w:lang w:val="ar_AE" w:bidi="ar_AE"/>
         </w:rPr>
         <w:t xml:space="preserve">؛ </w:t>
@@ -1825,6 +2239,8 @@
       <w:hyperlink r:id="rId75">
         <w:r>
           <w:rPr>
+            <w:rtl/>
+            <w:cs/>
             <w:lang w:val="ar_AE" w:bidi="ar_AE"/>
           </w:rPr>
           <w:rPr>
@@ -1836,6 +2252,8 @@
       </w:hyperlink>
       <w:r>
         <w:rPr>
+          <w:rtl/>
+          <w:cs/>
           <w:lang w:val="ar_AE" w:bidi="ar_AE"/>
         </w:rPr>
         <w:t xml:space="preserve">؛ </w:t>
@@ -1843,6 +2261,8 @@
       <w:hyperlink r:id="rId76">
         <w:r>
           <w:rPr>
+            <w:rtl/>
+            <w:cs/>
             <w:lang w:val="ar_AE" w:bidi="ar_AE"/>
           </w:rPr>
           <w:rPr>
@@ -1854,6 +2274,8 @@
       </w:hyperlink>
       <w:r>
         <w:rPr>
+          <w:rtl/>
+          <w:cs/>
           <w:lang w:val="ar_AE" w:bidi="ar_AE"/>
         </w:rPr>
         <w:t xml:space="preserve"> </w:t>
@@ -1861,6 +2283,8 @@
       <w:hyperlink r:id="rId77">
         <w:r>
           <w:rPr>
+            <w:rtl/>
+            <w:cs/>
             <w:lang w:val="ar_AE" w:bidi="ar_AE"/>
           </w:rPr>
           <w:rPr>
@@ -1872,6 +2296,8 @@
       </w:hyperlink>
       <w:r>
         <w:rPr>
+          <w:rtl/>
+          <w:cs/>
           <w:lang w:val="ar_AE" w:bidi="ar_AE"/>
         </w:rPr>
         <w:t xml:space="preserve">؛ </w:t>
@@ -1879,6 +2305,8 @@
       <w:hyperlink r:id="rId78">
         <w:r>
           <w:rPr>
+            <w:rtl/>
+            <w:cs/>
             <w:lang w:val="ar_AE" w:bidi="ar_AE"/>
           </w:rPr>
           <w:rPr>
@@ -1890,6 +2318,8 @@
       </w:hyperlink>
       <w:r>
         <w:rPr>
+          <w:rtl/>
+          <w:cs/>
           <w:lang w:val="ar_AE" w:bidi="ar_AE"/>
         </w:rPr>
         <w:t xml:space="preserve">؛ </w:t>
@@ -1897,6 +2327,8 @@
       <w:hyperlink r:id="rId79">
         <w:r>
           <w:rPr>
+            <w:rtl/>
+            <w:cs/>
             <w:lang w:val="ar_AE" w:bidi="ar_AE"/>
           </w:rPr>
           <w:rPr>
@@ -1908,6 +2340,8 @@
       </w:hyperlink>
       <w:r>
         <w:rPr>
+          <w:rtl/>
+          <w:cs/>
           <w:lang w:val="ar_AE" w:bidi="ar_AE"/>
         </w:rPr>
         <w:t xml:space="preserve">؛ </w:t>
@@ -1915,6 +2349,8 @@
       <w:hyperlink r:id="rId80">
         <w:r>
           <w:rPr>
+            <w:rtl/>
+            <w:cs/>
             <w:lang w:val="ar_AE" w:bidi="ar_AE"/>
           </w:rPr>
           <w:rPr>
@@ -1926,6 +2362,8 @@
       </w:hyperlink>
       <w:r>
         <w:rPr>
+          <w:rtl/>
+          <w:cs/>
           <w:lang w:val="ar_AE" w:bidi="ar_AE"/>
         </w:rPr>
         <w:t xml:space="preserve">؛ </w:t>
@@ -1933,6 +2371,8 @@
       <w:hyperlink r:id="rId81">
         <w:r>
           <w:rPr>
+            <w:rtl/>
+            <w:cs/>
             <w:lang w:val="ar_AE" w:bidi="ar_AE"/>
           </w:rPr>
           <w:rPr>
@@ -1944,6 +2384,8 @@
       </w:hyperlink>
       <w:r>
         <w:rPr>
+          <w:rtl/>
+          <w:cs/>
           <w:lang w:val="ar_AE" w:bidi="ar_AE"/>
         </w:rPr>
         <w:t xml:space="preserve"> </w:t>
@@ -1951,6 +2393,8 @@
       <w:hyperlink r:id="rId82">
         <w:r>
           <w:rPr>
+            <w:rtl/>
+            <w:cs/>
             <w:lang w:val="ar_AE" w:bidi="ar_AE"/>
           </w:rPr>
           <w:rPr>
@@ -1962,6 +2406,8 @@
       </w:hyperlink>
       <w:r>
         <w:rPr>
+          <w:rtl/>
+          <w:cs/>
           <w:lang w:val="ar_AE" w:bidi="ar_AE"/>
         </w:rPr>
         <w:t xml:space="preserve">؛ </w:t>
@@ -1969,6 +2415,8 @@
       <w:hyperlink r:id="rId83">
         <w:r>
           <w:rPr>
+            <w:rtl/>
+            <w:cs/>
             <w:lang w:val="ar_AE" w:bidi="ar_AE"/>
           </w:rPr>
           <w:rPr>
@@ -1980,6 +2428,8 @@
       </w:hyperlink>
       <w:r>
         <w:rPr>
+          <w:rtl/>
+          <w:cs/>
           <w:lang w:val="ar_AE" w:bidi="ar_AE"/>
         </w:rPr>
         <w:t xml:space="preserve"> </w:t>
@@ -1987,6 +2437,8 @@
       <w:hyperlink r:id="rId84">
         <w:r>
           <w:rPr>
+            <w:rtl/>
+            <w:cs/>
             <w:lang w:val="ar_AE" w:bidi="ar_AE"/>
           </w:rPr>
           <w:rPr>
@@ -1998,6 +2450,8 @@
       </w:hyperlink>
       <w:r>
         <w:rPr>
+          <w:rtl/>
+          <w:cs/>
           <w:lang w:val="ar_AE" w:bidi="ar_AE"/>
         </w:rPr>
         <w:t>).</w:t>
@@ -2009,11 +2463,15 @@
       </w:pPr>
       <w:r>
         <w:rPr>
-          <w:lang w:val="ar_AE" w:bidi="ar_AE"/>
-        </w:rPr>
-      </w:r>
-      <w:r>
-        <w:rPr>
+          <w:rtl/>
+          <w:cs/>
+          <w:lang w:val="ar_AE" w:bidi="ar_AE"/>
+        </w:rPr>
+      </w:r>
+      <w:r>
+        <w:rPr>
+          <w:rtl/>
+          <w:cs/>
           <w:lang w:val="ar_AE" w:bidi="ar_AE"/>
         </w:rPr>
         <w:t>عندما يعود يسوع، ستتحقق وعود ملكوت الله. سَيَدين يسوع الشيطان ويدمره مع ملائكته (</w:t>
@@ -2021,6 +2479,8 @@
       <w:hyperlink r:id="rId85">
         <w:r>
           <w:rPr>
+            <w:rtl/>
+            <w:cs/>
             <w:lang w:val="ar_AE" w:bidi="ar_AE"/>
           </w:rPr>
           <w:rPr>
@@ -2032,6 +2492,8 @@
       </w:hyperlink>
       <w:r>
         <w:rPr>
+          <w:rtl/>
+          <w:cs/>
           <w:lang w:val="ar_AE" w:bidi="ar_AE"/>
         </w:rPr>
         <w:t xml:space="preserve">؛ </w:t>
@@ -2039,6 +2501,8 @@
       <w:hyperlink r:id="rId86">
         <w:r>
           <w:rPr>
+            <w:rtl/>
+            <w:cs/>
             <w:lang w:val="ar_AE" w:bidi="ar_AE"/>
           </w:rPr>
           <w:rPr>
@@ -2050,6 +2514,8 @@
       </w:hyperlink>
       <w:r>
         <w:rPr>
+          <w:rtl/>
+          <w:cs/>
           <w:lang w:val="ar_AE" w:bidi="ar_AE"/>
         </w:rPr>
         <w:t>). أولئك الذين يرفضون الإيمان بيسوع سيواجهون دينونة أبدية (</w:t>
@@ -2057,6 +2523,8 @@
       <w:hyperlink r:id="rId87">
         <w:r>
           <w:rPr>
+            <w:rtl/>
+            <w:cs/>
             <w:lang w:val="ar_AE" w:bidi="ar_AE"/>
           </w:rPr>
           <w:rPr>
@@ -2068,6 +2536,8 @@
       </w:hyperlink>
       <w:r>
         <w:rPr>
+          <w:rtl/>
+          <w:cs/>
           <w:lang w:val="ar_AE" w:bidi="ar_AE"/>
         </w:rPr>
         <w:t xml:space="preserve">؛ </w:t>
@@ -2075,6 +2545,8 @@
       <w:hyperlink r:id="rId88">
         <w:r>
           <w:rPr>
+            <w:rtl/>
+            <w:cs/>
             <w:lang w:val="ar_AE" w:bidi="ar_AE"/>
           </w:rPr>
           <w:rPr>
@@ -2086,6 +2558,8 @@
       </w:hyperlink>
       <w:r>
         <w:rPr>
+          <w:rtl/>
+          <w:cs/>
           <w:lang w:val="ar_AE" w:bidi="ar_AE"/>
         </w:rPr>
         <w:t xml:space="preserve">؛ </w:t>
@@ -2093,6 +2567,8 @@
       <w:hyperlink r:id="rId89">
         <w:r>
           <w:rPr>
+            <w:rtl/>
+            <w:cs/>
             <w:lang w:val="ar_AE" w:bidi="ar_AE"/>
           </w:rPr>
           <w:rPr>
@@ -2104,6 +2580,8 @@
       </w:hyperlink>
       <w:r>
         <w:rPr>
+          <w:rtl/>
+          <w:cs/>
           <w:lang w:val="ar_AE" w:bidi="ar_AE"/>
         </w:rPr>
         <w:t xml:space="preserve">؛ </w:t>
@@ -2111,6 +2589,8 @@
       <w:hyperlink r:id="rId90">
         <w:r>
           <w:rPr>
+            <w:rtl/>
+            <w:cs/>
             <w:lang w:val="ar_AE" w:bidi="ar_AE"/>
           </w:rPr>
           <w:rPr>
@@ -2122,6 +2602,8 @@
       </w:hyperlink>
       <w:r>
         <w:rPr>
+          <w:rtl/>
+          <w:cs/>
           <w:lang w:val="ar_AE" w:bidi="ar_AE"/>
         </w:rPr>
         <w:t xml:space="preserve">؛ </w:t>
@@ -2129,6 +2611,8 @@
       <w:hyperlink r:id="rId91">
         <w:r>
           <w:rPr>
+            <w:rtl/>
+            <w:cs/>
             <w:lang w:val="ar_AE" w:bidi="ar_AE"/>
           </w:rPr>
           <w:rPr>
@@ -2140,6 +2624,8 @@
       </w:hyperlink>
       <w:r>
         <w:rPr>
+          <w:rtl/>
+          <w:cs/>
           <w:lang w:val="ar_AE" w:bidi="ar_AE"/>
         </w:rPr>
         <w:t xml:space="preserve">؛ </w:t>
@@ -2147,6 +2633,8 @@
       <w:hyperlink r:id="rId92">
         <w:r>
           <w:rPr>
+            <w:rtl/>
+            <w:cs/>
             <w:lang w:val="ar_AE" w:bidi="ar_AE"/>
           </w:rPr>
           <w:rPr>
@@ -2158,6 +2646,8 @@
       </w:hyperlink>
       <w:r>
         <w:rPr>
+          <w:rtl/>
+          <w:cs/>
           <w:lang w:val="ar_AE" w:bidi="ar_AE"/>
         </w:rPr>
         <w:t xml:space="preserve">؛ </w:t>
@@ -2165,6 +2655,8 @@
       <w:hyperlink r:id="rId93">
         <w:r>
           <w:rPr>
+            <w:rtl/>
+            <w:cs/>
             <w:lang w:val="ar_AE" w:bidi="ar_AE"/>
           </w:rPr>
           <w:rPr>
@@ -2176,6 +2668,8 @@
       </w:hyperlink>
       <w:r>
         <w:rPr>
+          <w:rtl/>
+          <w:cs/>
           <w:lang w:val="ar_AE" w:bidi="ar_AE"/>
         </w:rPr>
         <w:t xml:space="preserve">؛ </w:t>
@@ -2183,6 +2677,8 @@
       <w:hyperlink r:id="rId94">
         <w:r>
           <w:rPr>
+            <w:rtl/>
+            <w:cs/>
             <w:lang w:val="ar_AE" w:bidi="ar_AE"/>
           </w:rPr>
           <w:rPr>
@@ -2194,6 +2690,8 @@
       </w:hyperlink>
       <w:r>
         <w:rPr>
+          <w:rtl/>
+          <w:cs/>
           <w:lang w:val="ar_AE" w:bidi="ar_AE"/>
         </w:rPr>
         <w:t xml:space="preserve">؛ </w:t>
@@ -2201,6 +2699,8 @@
       <w:hyperlink r:id="rId95">
         <w:r>
           <w:rPr>
+            <w:rtl/>
+            <w:cs/>
             <w:lang w:val="ar_AE" w:bidi="ar_AE"/>
           </w:rPr>
           <w:rPr>
@@ -2212,6 +2712,8 @@
       </w:hyperlink>
       <w:r>
         <w:rPr>
+          <w:rtl/>
+          <w:cs/>
           <w:lang w:val="ar_AE" w:bidi="ar_AE"/>
         </w:rPr>
         <w:t xml:space="preserve">؛ </w:t>
@@ -2219,6 +2721,8 @@
       <w:hyperlink r:id="rId96">
         <w:r>
           <w:rPr>
+            <w:rtl/>
+            <w:cs/>
             <w:lang w:val="ar_AE" w:bidi="ar_AE"/>
           </w:rPr>
           <w:rPr>
@@ -2230,6 +2734,8 @@
       </w:hyperlink>
       <w:r>
         <w:rPr>
+          <w:rtl/>
+          <w:cs/>
           <w:lang w:val="ar_AE" w:bidi="ar_AE"/>
         </w:rPr>
         <w:t xml:space="preserve">؛ </w:t>
@@ -2237,6 +2743,8 @@
       <w:hyperlink r:id="rId97">
         <w:r>
           <w:rPr>
+            <w:rtl/>
+            <w:cs/>
             <w:lang w:val="ar_AE" w:bidi="ar_AE"/>
           </w:rPr>
           <w:rPr>
@@ -2248,6 +2756,8 @@
       </w:hyperlink>
       <w:r>
         <w:rPr>
+          <w:rtl/>
+          <w:cs/>
           <w:lang w:val="ar_AE" w:bidi="ar_AE"/>
         </w:rPr>
         <w:t xml:space="preserve">؛ </w:t>
@@ -2255,6 +2765,8 @@
       <w:hyperlink r:id="rId98">
         <w:r>
           <w:rPr>
+            <w:rtl/>
+            <w:cs/>
             <w:lang w:val="ar_AE" w:bidi="ar_AE"/>
           </w:rPr>
           <w:rPr>
@@ -2266,6 +2778,8 @@
       </w:hyperlink>
       <w:r>
         <w:rPr>
+          <w:rtl/>
+          <w:cs/>
           <w:lang w:val="ar_AE" w:bidi="ar_AE"/>
         </w:rPr>
         <w:t xml:space="preserve"> </w:t>
@@ -2273,6 +2787,8 @@
       <w:hyperlink r:id="rId99">
         <w:r>
           <w:rPr>
+            <w:rtl/>
+            <w:cs/>
             <w:lang w:val="ar_AE" w:bidi="ar_AE"/>
           </w:rPr>
           <w:rPr>
@@ -2284,6 +2800,8 @@
       </w:hyperlink>
       <w:r>
         <w:rPr>
+          <w:rtl/>
+          <w:cs/>
           <w:lang w:val="ar_AE" w:bidi="ar_AE"/>
         </w:rPr>
         <w:t>). في الوقت نفسه، سيقوم المؤمنون الراقدون ليتمتعوا بالحياة الأبدية (</w:t>
@@ -2291,6 +2809,8 @@
       <w:hyperlink r:id="rId100">
         <w:r>
           <w:rPr>
+            <w:rtl/>
+            <w:cs/>
             <w:lang w:val="ar_AE" w:bidi="ar_AE"/>
           </w:rPr>
           <w:rPr>
@@ -2302,6 +2822,8 @@
       </w:hyperlink>
       <w:r>
         <w:rPr>
+          <w:rtl/>
+          <w:cs/>
           <w:lang w:val="ar_AE" w:bidi="ar_AE"/>
         </w:rPr>
         <w:t>). وسيجمع الله شعبه المختار للخلاص (</w:t>
@@ -2309,6 +2831,8 @@
       <w:hyperlink r:id="rId101">
         <w:r>
           <w:rPr>
+            <w:rtl/>
+            <w:cs/>
             <w:lang w:val="ar_AE" w:bidi="ar_AE"/>
           </w:rPr>
           <w:rPr>
@@ -2320,6 +2844,8 @@
       </w:hyperlink>
       <w:r>
         <w:rPr>
+          <w:rtl/>
+          <w:cs/>
           <w:lang w:val="ar_AE" w:bidi="ar_AE"/>
         </w:rPr>
         <w:t xml:space="preserve">؛ </w:t>
@@ -2327,6 +2853,8 @@
       <w:hyperlink r:id="rId102">
         <w:r>
           <w:rPr>
+            <w:rtl/>
+            <w:cs/>
             <w:lang w:val="ar_AE" w:bidi="ar_AE"/>
           </w:rPr>
           <w:rPr>
@@ -2338,6 +2866,8 @@
       </w:hyperlink>
       <w:r>
         <w:rPr>
+          <w:rtl/>
+          <w:cs/>
           <w:lang w:val="ar_AE" w:bidi="ar_AE"/>
         </w:rPr>
         <w:t xml:space="preserve">؛ </w:t>
@@ -2345,6 +2875,8 @@
       <w:hyperlink r:id="rId103">
         <w:r>
           <w:rPr>
+            <w:rtl/>
+            <w:cs/>
             <w:lang w:val="ar_AE" w:bidi="ar_AE"/>
           </w:rPr>
           <w:rPr>
@@ -2356,6 +2888,8 @@
       </w:hyperlink>
       <w:r>
         <w:rPr>
+          <w:rtl/>
+          <w:cs/>
           <w:lang w:val="ar_AE" w:bidi="ar_AE"/>
         </w:rPr>
         <w:t>)، والنعمة (</w:t>
@@ -2363,6 +2897,8 @@
       <w:hyperlink r:id="rId104">
         <w:r>
           <w:rPr>
+            <w:rtl/>
+            <w:cs/>
             <w:lang w:val="ar_AE" w:bidi="ar_AE"/>
           </w:rPr>
           <w:rPr>
@@ -2374,6 +2910,8 @@
       </w:hyperlink>
       <w:r>
         <w:rPr>
+          <w:rtl/>
+          <w:cs/>
           <w:lang w:val="ar_AE" w:bidi="ar_AE"/>
         </w:rPr>
         <w:t>)، والمجد (</w:t>
@@ -2381,6 +2919,8 @@
       <w:hyperlink r:id="rId105">
         <w:r>
           <w:rPr>
+            <w:rtl/>
+            <w:cs/>
             <w:lang w:val="ar_AE" w:bidi="ar_AE"/>
           </w:rPr>
           <w:rPr>
@@ -2392,6 +2932,8 @@
       </w:hyperlink>
       <w:r>
         <w:rPr>
+          <w:rtl/>
+          <w:cs/>
           <w:lang w:val="ar_AE" w:bidi="ar_AE"/>
         </w:rPr>
         <w:t xml:space="preserve">؛ </w:t>
@@ -2399,6 +2941,8 @@
       <w:hyperlink r:id="rId106">
         <w:r>
           <w:rPr>
+            <w:rtl/>
+            <w:cs/>
             <w:lang w:val="ar_AE" w:bidi="ar_AE"/>
           </w:rPr>
           <w:rPr>
@@ -2410,6 +2954,8 @@
       </w:hyperlink>
       <w:r>
         <w:rPr>
+          <w:rtl/>
+          <w:cs/>
           <w:lang w:val="ar_AE" w:bidi="ar_AE"/>
         </w:rPr>
         <w:t xml:space="preserve">؛ </w:t>
@@ -2417,6 +2963,8 @@
       <w:hyperlink r:id="rId107">
         <w:r>
           <w:rPr>
+            <w:rtl/>
+            <w:cs/>
             <w:lang w:val="ar_AE" w:bidi="ar_AE"/>
           </w:rPr>
           <w:rPr>
@@ -2428,6 +2976,8 @@
       </w:hyperlink>
       <w:r>
         <w:rPr>
+          <w:rtl/>
+          <w:cs/>
           <w:lang w:val="ar_AE" w:bidi="ar_AE"/>
         </w:rPr>
         <w:t xml:space="preserve">؛ </w:t>
@@ -2435,6 +2985,8 @@
       <w:hyperlink r:id="rId108">
         <w:r>
           <w:rPr>
+            <w:rtl/>
+            <w:cs/>
             <w:lang w:val="ar_AE" w:bidi="ar_AE"/>
           </w:rPr>
           <w:rPr>
@@ -2446,6 +2998,8 @@
       </w:hyperlink>
       <w:r>
         <w:rPr>
+          <w:rtl/>
+          <w:cs/>
           <w:lang w:val="ar_AE" w:bidi="ar_AE"/>
         </w:rPr>
         <w:t xml:space="preserve"> </w:t>
@@ -2453,6 +3007,8 @@
       <w:hyperlink r:id="rId109">
         <w:r>
           <w:rPr>
+            <w:rtl/>
+            <w:cs/>
             <w:lang w:val="ar_AE" w:bidi="ar_AE"/>
           </w:rPr>
           <w:rPr>
@@ -2464,6 +3020,8 @@
       </w:hyperlink>
       <w:r>
         <w:rPr>
+          <w:rtl/>
+          <w:cs/>
           <w:lang w:val="ar_AE" w:bidi="ar_AE"/>
         </w:rPr>
         <w:t>).</w:t>
@@ -2475,11 +3033,15 @@
       </w:pPr>
       <w:r>
         <w:rPr>
-          <w:lang w:val="ar_AE" w:bidi="ar_AE"/>
-        </w:rPr>
-      </w:r>
-      <w:r>
-        <w:rPr>
+          <w:rtl/>
+          <w:cs/>
+          <w:lang w:val="ar_AE" w:bidi="ar_AE"/>
+        </w:rPr>
+      </w:r>
+      <w:r>
+        <w:rPr>
+          <w:rtl/>
+          <w:cs/>
           <w:lang w:val="ar_AE" w:bidi="ar_AE"/>
         </w:rPr>
         <w:t>سيمنح شعبه ميراثًا لا نهاية له وأجسادًا أبدية جديدة (</w:t>
@@ -2487,6 +3049,8 @@
       <w:hyperlink r:id="rId110">
         <w:r>
           <w:rPr>
+            <w:rtl/>
+            <w:cs/>
             <w:lang w:val="ar_AE" w:bidi="ar_AE"/>
           </w:rPr>
           <w:rPr>
@@ -2498,6 +3062,8 @@
       </w:hyperlink>
       <w:r>
         <w:rPr>
+          <w:rtl/>
+          <w:cs/>
           <w:lang w:val="ar_AE" w:bidi="ar_AE"/>
         </w:rPr>
         <w:t xml:space="preserve">؛ </w:t>
@@ -2505,6 +3071,8 @@
       <w:hyperlink r:id="rId111">
         <w:r>
           <w:rPr>
+            <w:rtl/>
+            <w:cs/>
             <w:lang w:val="ar_AE" w:bidi="ar_AE"/>
           </w:rPr>
           <w:rPr>
@@ -2516,6 +3084,8 @@
       </w:hyperlink>
       <w:r>
         <w:rPr>
+          <w:rtl/>
+          <w:cs/>
           <w:lang w:val="ar_AE" w:bidi="ar_AE"/>
         </w:rPr>
         <w:t xml:space="preserve">؛ </w:t>
@@ -2523,6 +3093,8 @@
       <w:hyperlink r:id="rId112">
         <w:r>
           <w:rPr>
+            <w:rtl/>
+            <w:cs/>
             <w:lang w:val="ar_AE" w:bidi="ar_AE"/>
           </w:rPr>
           <w:rPr>
@@ -2534,6 +3106,8 @@
       </w:hyperlink>
       <w:r>
         <w:rPr>
+          <w:rtl/>
+          <w:cs/>
           <w:lang w:val="ar_AE" w:bidi="ar_AE"/>
         </w:rPr>
         <w:t xml:space="preserve">؛ </w:t>
@@ -2541,6 +3115,8 @@
       <w:hyperlink r:id="rId100">
         <w:r>
           <w:rPr>
+            <w:rtl/>
+            <w:cs/>
             <w:lang w:val="ar_AE" w:bidi="ar_AE"/>
           </w:rPr>
           <w:rPr>
@@ -2552,6 +3128,8 @@
       </w:hyperlink>
       <w:r>
         <w:rPr>
+          <w:rtl/>
+          <w:cs/>
           <w:lang w:val="ar_AE" w:bidi="ar_AE"/>
         </w:rPr>
         <w:t>). سيعتق الله كل الخليقة من لعنتها، ويغيّرها (</w:t>
@@ -2559,6 +3137,8 @@
       <w:hyperlink r:id="rId113">
         <w:r>
           <w:rPr>
+            <w:rtl/>
+            <w:cs/>
             <w:lang w:val="ar_AE" w:bidi="ar_AE"/>
           </w:rPr>
           <w:rPr>
@@ -2570,6 +3150,8 @@
       </w:hyperlink>
       <w:r>
         <w:rPr>
+          <w:rtl/>
+          <w:cs/>
           <w:lang w:val="ar_AE" w:bidi="ar_AE"/>
         </w:rPr>
         <w:t xml:space="preserve">؛ </w:t>
@@ -2577,6 +3159,8 @@
       <w:hyperlink r:id="rId114">
         <w:r>
           <w:rPr>
+            <w:rtl/>
+            <w:cs/>
             <w:lang w:val="ar_AE" w:bidi="ar_AE"/>
           </w:rPr>
           <w:rPr>
@@ -2588,6 +3172,8 @@
       </w:hyperlink>
       <w:r>
         <w:rPr>
+          <w:rtl/>
+          <w:cs/>
           <w:lang w:val="ar_AE" w:bidi="ar_AE"/>
         </w:rPr>
         <w:t xml:space="preserve">؛ </w:t>
@@ -2595,6 +3181,8 @@
       <w:hyperlink r:id="rId115">
         <w:r>
           <w:rPr>
+            <w:rtl/>
+            <w:cs/>
             <w:lang w:val="ar_AE" w:bidi="ar_AE"/>
           </w:rPr>
           <w:rPr>
@@ -2606,6 +3194,8 @@
       </w:hyperlink>
       <w:r>
         <w:rPr>
+          <w:rtl/>
+          <w:cs/>
           <w:lang w:val="ar_AE" w:bidi="ar_AE"/>
         </w:rPr>
         <w:t xml:space="preserve">؛ </w:t>
@@ -2613,6 +3203,8 @@
       <w:hyperlink r:id="rId116">
         <w:r>
           <w:rPr>
+            <w:rtl/>
+            <w:cs/>
             <w:lang w:val="ar_AE" w:bidi="ar_AE"/>
           </w:rPr>
           <w:rPr>
@@ -2624,6 +3216,8 @@
       </w:hyperlink>
       <w:r>
         <w:rPr>
+          <w:rtl/>
+          <w:cs/>
           <w:lang w:val="ar_AE" w:bidi="ar_AE"/>
         </w:rPr>
         <w:t>).ولا يَكُون في مَا بَعْد حُزْن أو دُموع أو صُرَاخ أو موت (</w:t>
@@ -2631,6 +3225,8 @@
       <w:hyperlink r:id="rId117">
         <w:r>
           <w:rPr>
+            <w:rtl/>
+            <w:cs/>
             <w:lang w:val="ar_AE" w:bidi="ar_AE"/>
           </w:rPr>
           <w:rPr>
@@ -2642,18 +3238,24 @@
       </w:hyperlink>
       <w:r>
         <w:rPr>
+          <w:rtl/>
+          <w:cs/>
           <w:lang w:val="ar_AE" w:bidi="ar_AE"/>
         </w:rPr>
         <w:t>). الذين كانوا أمناء للمسيح في هذه الحياة "</w:t>
       </w:r>
       <w:r>
         <w:rPr>
+          <w:rtl/>
+          <w:cs/>
           <w:lang w:val="ar_AE" w:bidi="ar_AE"/>
         </w:rPr>
         <w:t>يُعَايِنُون ٱللهَ.</w:t>
       </w:r>
       <w:r>
         <w:rPr>
+          <w:rtl/>
+          <w:cs/>
           <w:lang w:val="ar_AE" w:bidi="ar_AE"/>
         </w:rPr>
         <w:t>" (</w:t>
@@ -2661,6 +3263,8 @@
       <w:hyperlink r:id="rId118">
         <w:r>
           <w:rPr>
+            <w:rtl/>
+            <w:cs/>
             <w:lang w:val="ar_AE" w:bidi="ar_AE"/>
           </w:rPr>
           <w:rPr>
@@ -2672,6 +3276,8 @@
       </w:hyperlink>
       <w:r>
         <w:rPr>
+          <w:rtl/>
+          <w:cs/>
           <w:lang w:val="ar_AE" w:bidi="ar_AE"/>
         </w:rPr>
         <w:t xml:space="preserve">؛ </w:t>
@@ -2679,6 +3285,8 @@
       <w:hyperlink r:id="rId119">
         <w:r>
           <w:rPr>
+            <w:rtl/>
+            <w:cs/>
             <w:lang w:val="ar_AE" w:bidi="ar_AE"/>
           </w:rPr>
           <w:rPr>
@@ -2690,6 +3298,8 @@
       </w:hyperlink>
       <w:r>
         <w:rPr>
+          <w:rtl/>
+          <w:cs/>
           <w:lang w:val="ar_AE" w:bidi="ar_AE"/>
         </w:rPr>
         <w:t>).</w:t>
@@ -2701,11 +3311,15 @@
       </w:pPr>
       <w:r>
         <w:rPr>
-          <w:lang w:val="ar_AE" w:bidi="ar_AE"/>
-        </w:rPr>
-      </w:r>
-      <w:r>
-        <w:rPr>
+          <w:rtl/>
+          <w:cs/>
+          <w:lang w:val="ar_AE" w:bidi="ar_AE"/>
+        </w:rPr>
+      </w:r>
+      <w:r>
+        <w:rPr>
+          <w:rtl/>
+          <w:cs/>
           <w:lang w:val="ar_AE" w:bidi="ar_AE"/>
         </w:rPr>
         <w:t>استنادًا إلى هذه الوعود، ينبغي للمؤمنين أن يصلوا وينتظروا مجيئه (</w:t>
@@ -2713,6 +3327,8 @@
       <w:hyperlink r:id="rId120">
         <w:r>
           <w:rPr>
+            <w:rtl/>
+            <w:cs/>
             <w:lang w:val="ar_AE" w:bidi="ar_AE"/>
           </w:rPr>
           <w:rPr>
@@ -2724,6 +3340,8 @@
       </w:hyperlink>
       <w:r>
         <w:rPr>
+          <w:rtl/>
+          <w:cs/>
           <w:lang w:val="ar_AE" w:bidi="ar_AE"/>
         </w:rPr>
         <w:t xml:space="preserve">؛ </w:t>
@@ -2731,6 +3349,8 @@
       <w:hyperlink r:id="rId121">
         <w:r>
           <w:rPr>
+            <w:rtl/>
+            <w:cs/>
             <w:lang w:val="ar_AE" w:bidi="ar_AE"/>
           </w:rPr>
           <w:rPr>
@@ -2742,6 +3362,8 @@
       </w:hyperlink>
       <w:r>
         <w:rPr>
+          <w:rtl/>
+          <w:cs/>
           <w:lang w:val="ar_AE" w:bidi="ar_AE"/>
         </w:rPr>
         <w:t>). يجب ألا نحاول التنبؤ بموعد مجيئه (</w:t>
@@ -2749,6 +3371,8 @@
       <w:hyperlink r:id="rId122">
         <w:r>
           <w:rPr>
+            <w:rtl/>
+            <w:cs/>
             <w:lang w:val="ar_AE" w:bidi="ar_AE"/>
           </w:rPr>
           <w:rPr>
@@ -2760,6 +3384,8 @@
       </w:hyperlink>
       <w:r>
         <w:rPr>
+          <w:rtl/>
+          <w:cs/>
           <w:lang w:val="ar_AE" w:bidi="ar_AE"/>
         </w:rPr>
         <w:t xml:space="preserve">؛ </w:t>
@@ -2767,6 +3393,8 @@
       <w:hyperlink r:id="rId123">
         <w:r>
           <w:rPr>
+            <w:rtl/>
+            <w:cs/>
             <w:lang w:val="ar_AE" w:bidi="ar_AE"/>
           </w:rPr>
           <w:rPr>
@@ -2778,6 +3406,8 @@
       </w:hyperlink>
       <w:r>
         <w:rPr>
+          <w:rtl/>
+          <w:cs/>
           <w:lang w:val="ar_AE" w:bidi="ar_AE"/>
         </w:rPr>
         <w:t>). ولكن بالأحرى، ينبغي أن نعيش بالكرامة والفضيلة ونظل مستعدين (</w:t>
@@ -2785,6 +3415,8 @@
       <w:hyperlink r:id="rId124">
         <w:r>
           <w:rPr>
+            <w:rtl/>
+            <w:cs/>
             <w:lang w:val="ar_AE" w:bidi="ar_AE"/>
           </w:rPr>
           <w:rPr>
@@ -2796,6 +3428,8 @@
       </w:hyperlink>
       <w:r>
         <w:rPr>
+          <w:rtl/>
+          <w:cs/>
           <w:lang w:val="ar_AE" w:bidi="ar_AE"/>
         </w:rPr>
         <w:t xml:space="preserve">؛ </w:t>
@@ -2803,6 +3437,8 @@
       <w:hyperlink r:id="rId125">
         <w:r>
           <w:rPr>
+            <w:rtl/>
+            <w:cs/>
             <w:lang w:val="ar_AE" w:bidi="ar_AE"/>
           </w:rPr>
           <w:rPr>
@@ -2814,6 +3450,8 @@
       </w:hyperlink>
       <w:r>
         <w:rPr>
+          <w:rtl/>
+          <w:cs/>
           <w:lang w:val="ar_AE" w:bidi="ar_AE"/>
         </w:rPr>
         <w:t xml:space="preserve">؛ </w:t>
@@ -2821,6 +3459,8 @@
       <w:hyperlink r:id="rId79">
         <w:r>
           <w:rPr>
+            <w:rtl/>
+            <w:cs/>
             <w:lang w:val="ar_AE" w:bidi="ar_AE"/>
           </w:rPr>
           <w:rPr>
@@ -2832,6 +3472,8 @@
       </w:hyperlink>
       <w:r>
         <w:rPr>
+          <w:rtl/>
+          <w:cs/>
           <w:lang w:val="ar_AE" w:bidi="ar_AE"/>
         </w:rPr>
         <w:t>).</w:t>
@@ -2843,12 +3485,16 @@
       </w:pPr>
       <w:r>
         <w:rPr>
+          <w:rtl/>
+          <w:cs/>
           <w:lang w:val="ar_AE" w:bidi="ar_AE"/>
         </w:rPr>
       </w:r>
       <w:r>
         <w:rPr>
           <w:u w:val="single"/>
+          <w:rtl/>
+          <w:cs/>
           <w:lang w:val="ar_AE" w:bidi="ar_AE"/>
         </w:rPr>
         <w:t>مقاطع كتابية لدراسة أعمق</w:t>
@@ -2860,12 +3506,16 @@
       </w:pPr>
       <w:r>
         <w:rPr>
+          <w:rtl/>
+          <w:cs/>
           <w:lang w:val="ar_AE" w:bidi="ar_AE"/>
         </w:rPr>
       </w:r>
       <w:hyperlink r:id="rId118">
         <w:r>
           <w:rPr>
+            <w:rtl/>
+            <w:cs/>
             <w:lang w:val="ar_AE" w:bidi="ar_AE"/>
           </w:rPr>
           <w:rPr>
@@ -2877,6 +3527,8 @@
       </w:hyperlink>
       <w:r>
         <w:rPr>
+          <w:rtl/>
+          <w:cs/>
           <w:lang w:val="ar_AE" w:bidi="ar_AE"/>
         </w:rPr>
         <w:t xml:space="preserve">؛ </w:t>
@@ -2884,6 +3536,8 @@
       <w:hyperlink r:id="rId120">
         <w:r>
           <w:rPr>
+            <w:rtl/>
+            <w:cs/>
             <w:lang w:val="ar_AE" w:bidi="ar_AE"/>
           </w:rPr>
           <w:rPr>
@@ -2895,6 +3549,8 @@
       </w:hyperlink>
       <w:r>
         <w:rPr>
+          <w:rtl/>
+          <w:cs/>
           <w:lang w:val="ar_AE" w:bidi="ar_AE"/>
         </w:rPr>
         <w:t xml:space="preserve">؛ </w:t>
@@ -2902,6 +3558,8 @@
       <w:hyperlink r:id="rId126">
         <w:r>
           <w:rPr>
+            <w:rtl/>
+            <w:cs/>
             <w:lang w:val="ar_AE" w:bidi="ar_AE"/>
           </w:rPr>
           <w:rPr>
@@ -2913,6 +3571,8 @@
       </w:hyperlink>
       <w:r>
         <w:rPr>
+          <w:rtl/>
+          <w:cs/>
           <w:lang w:val="ar_AE" w:bidi="ar_AE"/>
         </w:rPr>
         <w:t xml:space="preserve">؛ </w:t>
@@ -2920,6 +3580,8 @@
       <w:hyperlink r:id="rId63">
         <w:r>
           <w:rPr>
+            <w:rtl/>
+            <w:cs/>
             <w:lang w:val="ar_AE" w:bidi="ar_AE"/>
           </w:rPr>
           <w:rPr>
@@ -2931,6 +3593,8 @@
       </w:hyperlink>
       <w:r>
         <w:rPr>
+          <w:rtl/>
+          <w:cs/>
           <w:lang w:val="ar_AE" w:bidi="ar_AE"/>
         </w:rPr>
         <w:t xml:space="preserve">؛ </w:t>
@@ -2938,6 +3602,8 @@
       <w:hyperlink r:id="rId127">
         <w:r>
           <w:rPr>
+            <w:rtl/>
+            <w:cs/>
             <w:lang w:val="ar_AE" w:bidi="ar_AE"/>
           </w:rPr>
           <w:rPr>
@@ -2949,6 +3615,8 @@
       </w:hyperlink>
       <w:r>
         <w:rPr>
+          <w:rtl/>
+          <w:cs/>
           <w:lang w:val="ar_AE" w:bidi="ar_AE"/>
         </w:rPr>
         <w:t xml:space="preserve">؛ </w:t>
@@ -2956,6 +3624,8 @@
       <w:hyperlink r:id="rId67">
         <w:r>
           <w:rPr>
+            <w:rtl/>
+            <w:cs/>
             <w:lang w:val="ar_AE" w:bidi="ar_AE"/>
           </w:rPr>
           <w:rPr>
@@ -2967,6 +3637,8 @@
       </w:hyperlink>
       <w:r>
         <w:rPr>
+          <w:rtl/>
+          <w:cs/>
           <w:lang w:val="ar_AE" w:bidi="ar_AE"/>
         </w:rPr>
         <w:t xml:space="preserve">؛ </w:t>
@@ -2974,6 +3646,8 @@
       <w:hyperlink r:id="rId128">
         <w:r>
           <w:rPr>
+            <w:rtl/>
+            <w:cs/>
             <w:lang w:val="ar_AE" w:bidi="ar_AE"/>
           </w:rPr>
           <w:rPr>
@@ -2985,6 +3659,8 @@
       </w:hyperlink>
       <w:r>
         <w:rPr>
+          <w:rtl/>
+          <w:cs/>
           <w:lang w:val="ar_AE" w:bidi="ar_AE"/>
         </w:rPr>
         <w:t xml:space="preserve">؛ </w:t>
@@ -2992,6 +3668,8 @@
       <w:hyperlink r:id="rId129">
         <w:r>
           <w:rPr>
+            <w:rtl/>
+            <w:cs/>
             <w:lang w:val="ar_AE" w:bidi="ar_AE"/>
           </w:rPr>
           <w:rPr>
@@ -3003,6 +3681,8 @@
       </w:hyperlink>
       <w:r>
         <w:rPr>
+          <w:rtl/>
+          <w:cs/>
           <w:lang w:val="ar_AE" w:bidi="ar_AE"/>
         </w:rPr>
         <w:t xml:space="preserve">؛ </w:t>
@@ -3010,6 +3690,8 @@
       <w:hyperlink r:id="rId89">
         <w:r>
           <w:rPr>
+            <w:rtl/>
+            <w:cs/>
             <w:lang w:val="ar_AE" w:bidi="ar_AE"/>
           </w:rPr>
           <w:rPr>
@@ -3021,6 +3703,8 @@
       </w:hyperlink>
       <w:r>
         <w:rPr>
+          <w:rtl/>
+          <w:cs/>
           <w:lang w:val="ar_AE" w:bidi="ar_AE"/>
         </w:rPr>
         <w:t xml:space="preserve">؛ </w:t>
@@ -3028,6 +3712,8 @@
       <w:hyperlink r:id="rId90">
         <w:r>
           <w:rPr>
+            <w:rtl/>
+            <w:cs/>
             <w:lang w:val="ar_AE" w:bidi="ar_AE"/>
           </w:rPr>
           <w:rPr>
@@ -3039,6 +3725,8 @@
       </w:hyperlink>
       <w:r>
         <w:rPr>
+          <w:rtl/>
+          <w:cs/>
           <w:lang w:val="ar_AE" w:bidi="ar_AE"/>
         </w:rPr>
         <w:t xml:space="preserve">؛ </w:t>
@@ -3046,6 +3734,8 @@
       <w:hyperlink r:id="rId60">
         <w:r>
           <w:rPr>
+            <w:rtl/>
+            <w:cs/>
             <w:lang w:val="ar_AE" w:bidi="ar_AE"/>
           </w:rPr>
           <w:rPr>
@@ -3057,6 +3747,8 @@
       </w:hyperlink>
       <w:r>
         <w:rPr>
+          <w:rtl/>
+          <w:cs/>
           <w:lang w:val="ar_AE" w:bidi="ar_AE"/>
         </w:rPr>
         <w:t xml:space="preserve">؛ </w:t>
@@ -3064,6 +3756,8 @@
       <w:hyperlink r:id="rId130">
         <w:r>
           <w:rPr>
+            <w:rtl/>
+            <w:cs/>
             <w:lang w:val="ar_AE" w:bidi="ar_AE"/>
           </w:rPr>
           <w:rPr>
@@ -3075,6 +3769,8 @@
       </w:hyperlink>
       <w:r>
         <w:rPr>
+          <w:rtl/>
+          <w:cs/>
           <w:lang w:val="ar_AE" w:bidi="ar_AE"/>
         </w:rPr>
         <w:t xml:space="preserve">؛ </w:t>
@@ -3082,6 +3778,8 @@
       <w:hyperlink r:id="rId71">
         <w:r>
           <w:rPr>
+            <w:rtl/>
+            <w:cs/>
             <w:lang w:val="ar_AE" w:bidi="ar_AE"/>
           </w:rPr>
           <w:rPr>
@@ -3093,6 +3791,8 @@
       </w:hyperlink>
       <w:r>
         <w:rPr>
+          <w:rtl/>
+          <w:cs/>
           <w:lang w:val="ar_AE" w:bidi="ar_AE"/>
         </w:rPr>
         <w:t xml:space="preserve">؛ </w:t>
@@ -3100,6 +3800,8 @@
       <w:hyperlink r:id="rId131">
         <w:r>
           <w:rPr>
+            <w:rtl/>
+            <w:cs/>
             <w:lang w:val="ar_AE" w:bidi="ar_AE"/>
           </w:rPr>
           <w:rPr>
@@ -3111,6 +3813,8 @@
       </w:hyperlink>
       <w:r>
         <w:rPr>
+          <w:rtl/>
+          <w:cs/>
           <w:lang w:val="ar_AE" w:bidi="ar_AE"/>
         </w:rPr>
         <w:t xml:space="preserve">؛ </w:t>
@@ -3118,6 +3822,8 @@
       <w:hyperlink r:id="rId91">
         <w:r>
           <w:rPr>
+            <w:rtl/>
+            <w:cs/>
             <w:lang w:val="ar_AE" w:bidi="ar_AE"/>
           </w:rPr>
           <w:rPr>
@@ -3129,6 +3835,8 @@
       </w:hyperlink>
       <w:r>
         <w:rPr>
+          <w:rtl/>
+          <w:cs/>
           <w:lang w:val="ar_AE" w:bidi="ar_AE"/>
         </w:rPr>
         <w:t xml:space="preserve">؛ </w:t>
@@ -3136,6 +3844,8 @@
       <w:hyperlink r:id="rId132">
         <w:r>
           <w:rPr>
+            <w:rtl/>
+            <w:cs/>
             <w:lang w:val="ar_AE" w:bidi="ar_AE"/>
           </w:rPr>
           <w:rPr>
@@ -3147,6 +3857,8 @@
       </w:hyperlink>
       <w:r>
         <w:rPr>
+          <w:rtl/>
+          <w:cs/>
           <w:lang w:val="ar_AE" w:bidi="ar_AE"/>
         </w:rPr>
         <w:t xml:space="preserve">؛ </w:t>
@@ -3154,6 +3866,8 @@
       <w:hyperlink r:id="rId85">
         <w:r>
           <w:rPr>
+            <w:rtl/>
+            <w:cs/>
             <w:lang w:val="ar_AE" w:bidi="ar_AE"/>
           </w:rPr>
           <w:rPr>
@@ -3165,6 +3879,8 @@
       </w:hyperlink>
       <w:r>
         <w:rPr>
+          <w:rtl/>
+          <w:cs/>
           <w:lang w:val="ar_AE" w:bidi="ar_AE"/>
         </w:rPr>
         <w:t xml:space="preserve">؛ </w:t>
@@ -3172,6 +3888,8 @@
       <w:hyperlink r:id="rId72">
         <w:r>
           <w:rPr>
+            <w:rtl/>
+            <w:cs/>
             <w:lang w:val="ar_AE" w:bidi="ar_AE"/>
           </w:rPr>
           <w:rPr>
@@ -3183,6 +3901,8 @@
       </w:hyperlink>
       <w:r>
         <w:rPr>
+          <w:rtl/>
+          <w:cs/>
           <w:lang w:val="ar_AE" w:bidi="ar_AE"/>
         </w:rPr>
         <w:t xml:space="preserve">؛ </w:t>
@@ -3190,6 +3910,8 @@
       <w:hyperlink r:id="rId133">
         <w:r>
           <w:rPr>
+            <w:rtl/>
+            <w:cs/>
             <w:lang w:val="ar_AE" w:bidi="ar_AE"/>
           </w:rPr>
           <w:rPr>
@@ -3201,6 +3923,8 @@
       </w:hyperlink>
       <w:r>
         <w:rPr>
+          <w:rtl/>
+          <w:cs/>
           <w:lang w:val="ar_AE" w:bidi="ar_AE"/>
         </w:rPr>
         <w:t xml:space="preserve">؛ </w:t>
@@ -3208,6 +3932,8 @@
       <w:hyperlink r:id="rId75">
         <w:r>
           <w:rPr>
+            <w:rtl/>
+            <w:cs/>
             <w:lang w:val="ar_AE" w:bidi="ar_AE"/>
           </w:rPr>
           <w:rPr>
@@ -3219,6 +3945,8 @@
       </w:hyperlink>
       <w:r>
         <w:rPr>
+          <w:rtl/>
+          <w:cs/>
           <w:lang w:val="ar_AE" w:bidi="ar_AE"/>
         </w:rPr>
         <w:t xml:space="preserve">؛ </w:t>
@@ -3226,6 +3954,8 @@
       <w:hyperlink r:id="rId76">
         <w:r>
           <w:rPr>
+            <w:rtl/>
+            <w:cs/>
             <w:lang w:val="ar_AE" w:bidi="ar_AE"/>
           </w:rPr>
           <w:rPr>
@@ -3237,6 +3967,8 @@
       </w:hyperlink>
       <w:r>
         <w:rPr>
+          <w:rtl/>
+          <w:cs/>
           <w:lang w:val="ar_AE" w:bidi="ar_AE"/>
         </w:rPr>
         <w:t xml:space="preserve"> </w:t>
@@ -3244,6 +3976,8 @@
       <w:hyperlink r:id="rId77">
         <w:r>
           <w:rPr>
+            <w:rtl/>
+            <w:cs/>
             <w:lang w:val="ar_AE" w:bidi="ar_AE"/>
           </w:rPr>
           <w:rPr>
@@ -3255,6 +3989,8 @@
       </w:hyperlink>
       <w:r>
         <w:rPr>
+          <w:rtl/>
+          <w:cs/>
           <w:lang w:val="ar_AE" w:bidi="ar_AE"/>
         </w:rPr>
         <w:t xml:space="preserve">؛ </w:t>
@@ -3262,6 +3998,8 @@
       <w:hyperlink r:id="rId78">
         <w:r>
           <w:rPr>
+            <w:rtl/>
+            <w:cs/>
             <w:lang w:val="ar_AE" w:bidi="ar_AE"/>
           </w:rPr>
           <w:rPr>
@@ -3273,6 +4011,8 @@
       </w:hyperlink>
       <w:r>
         <w:rPr>
+          <w:rtl/>
+          <w:cs/>
           <w:lang w:val="ar_AE" w:bidi="ar_AE"/>
         </w:rPr>
         <w:t xml:space="preserve">؛ </w:t>
@@ -3280,6 +4020,8 @@
       <w:hyperlink r:id="rId112">
         <w:r>
           <w:rPr>
+            <w:rtl/>
+            <w:cs/>
             <w:lang w:val="ar_AE" w:bidi="ar_AE"/>
           </w:rPr>
           <w:rPr>
@@ -3291,6 +4033,8 @@
       </w:hyperlink>
       <w:r>
         <w:rPr>
+          <w:rtl/>
+          <w:cs/>
           <w:lang w:val="ar_AE" w:bidi="ar_AE"/>
         </w:rPr>
         <w:t xml:space="preserve">؛ </w:t>
@@ -3298,6 +4042,8 @@
       <w:hyperlink r:id="rId100">
         <w:r>
           <w:rPr>
+            <w:rtl/>
+            <w:cs/>
             <w:lang w:val="ar_AE" w:bidi="ar_AE"/>
           </w:rPr>
           <w:rPr>
@@ -3309,6 +4055,8 @@
       </w:hyperlink>
       <w:r>
         <w:rPr>
+          <w:rtl/>
+          <w:cs/>
           <w:lang w:val="ar_AE" w:bidi="ar_AE"/>
         </w:rPr>
         <w:t xml:space="preserve">؛ </w:t>
@@ -3316,6 +4064,8 @@
       <w:hyperlink r:id="rId134">
         <w:r>
           <w:rPr>
+            <w:rtl/>
+            <w:cs/>
             <w:lang w:val="ar_AE" w:bidi="ar_AE"/>
           </w:rPr>
           <w:rPr>
@@ -3327,6 +4077,8 @@
       </w:hyperlink>
       <w:r>
         <w:rPr>
+          <w:rtl/>
+          <w:cs/>
           <w:lang w:val="ar_AE" w:bidi="ar_AE"/>
         </w:rPr>
         <w:t xml:space="preserve">؛ </w:t>
@@ -3334,6 +4086,8 @@
       <w:hyperlink r:id="rId135">
         <w:r>
           <w:rPr>
+            <w:rtl/>
+            <w:cs/>
             <w:lang w:val="ar_AE" w:bidi="ar_AE"/>
           </w:rPr>
           <w:rPr>
@@ -3345,6 +4099,8 @@
       </w:hyperlink>
       <w:r>
         <w:rPr>
+          <w:rtl/>
+          <w:cs/>
           <w:lang w:val="ar_AE" w:bidi="ar_AE"/>
         </w:rPr>
         <w:t xml:space="preserve">؛ </w:t>
@@ -3352,6 +4108,8 @@
       <w:hyperlink r:id="rId136">
         <w:r>
           <w:rPr>
+            <w:rtl/>
+            <w:cs/>
             <w:lang w:val="ar_AE" w:bidi="ar_AE"/>
           </w:rPr>
           <w:rPr>
@@ -3363,6 +4121,8 @@
       </w:hyperlink>
       <w:r>
         <w:rPr>
+          <w:rtl/>
+          <w:cs/>
           <w:lang w:val="ar_AE" w:bidi="ar_AE"/>
         </w:rPr>
         <w:t xml:space="preserve">؛ </w:t>
@@ -3370,6 +4130,8 @@
       <w:hyperlink r:id="rId137">
         <w:r>
           <w:rPr>
+            <w:rtl/>
+            <w:cs/>
             <w:lang w:val="ar_AE" w:bidi="ar_AE"/>
           </w:rPr>
           <w:rPr>
@@ -3381,6 +4143,8 @@
       </w:hyperlink>
       <w:r>
         <w:rPr>
+          <w:rtl/>
+          <w:cs/>
           <w:lang w:val="ar_AE" w:bidi="ar_AE"/>
         </w:rPr>
         <w:t xml:space="preserve">؛ </w:t>
@@ -3388,6 +4152,8 @@
       <w:hyperlink r:id="rId94">
         <w:r>
           <w:rPr>
+            <w:rtl/>
+            <w:cs/>
             <w:lang w:val="ar_AE" w:bidi="ar_AE"/>
           </w:rPr>
           <w:rPr>
@@ -3399,6 +4165,8 @@
       </w:hyperlink>
       <w:r>
         <w:rPr>
+          <w:rtl/>
+          <w:cs/>
           <w:lang w:val="ar_AE" w:bidi="ar_AE"/>
         </w:rPr>
         <w:t xml:space="preserve"> </w:t>
@@ -3406,6 +4174,8 @@
       <w:hyperlink r:id="rId138">
         <w:r>
           <w:rPr>
+            <w:rtl/>
+            <w:cs/>
             <w:lang w:val="ar_AE" w:bidi="ar_AE"/>
           </w:rPr>
           <w:rPr>
@@ -3417,6 +4187,8 @@
       </w:hyperlink>
       <w:r>
         <w:rPr>
+          <w:rtl/>
+          <w:cs/>
           <w:lang w:val="ar_AE" w:bidi="ar_AE"/>
         </w:rPr>
         <w:t xml:space="preserve">؛ </w:t>
@@ -3424,6 +4196,8 @@
       <w:hyperlink r:id="rId107">
         <w:r>
           <w:rPr>
+            <w:rtl/>
+            <w:cs/>
             <w:lang w:val="ar_AE" w:bidi="ar_AE"/>
           </w:rPr>
           <w:rPr>
@@ -3435,6 +4209,8 @@
       </w:hyperlink>
       <w:r>
         <w:rPr>
+          <w:rtl/>
+          <w:cs/>
           <w:lang w:val="ar_AE" w:bidi="ar_AE"/>
         </w:rPr>
         <w:t xml:space="preserve"> </w:t>
@@ -3442,6 +4218,8 @@
       <w:hyperlink r:id="rId104">
         <w:r>
           <w:rPr>
+            <w:rtl/>
+            <w:cs/>
             <w:lang w:val="ar_AE" w:bidi="ar_AE"/>
           </w:rPr>
           <w:rPr>
@@ -3453,6 +4231,8 @@
       </w:hyperlink>
       <w:r>
         <w:rPr>
+          <w:rtl/>
+          <w:cs/>
           <w:lang w:val="ar_AE" w:bidi="ar_AE"/>
         </w:rPr>
         <w:t xml:space="preserve">؛ </w:t>
@@ -3460,6 +4240,8 @@
       <w:hyperlink r:id="rId139">
         <w:r>
           <w:rPr>
+            <w:rtl/>
+            <w:cs/>
             <w:lang w:val="ar_AE" w:bidi="ar_AE"/>
           </w:rPr>
           <w:rPr>
@@ -3471,6 +4253,8 @@
       </w:hyperlink>
       <w:r>
         <w:rPr>
+          <w:rtl/>
+          <w:cs/>
           <w:lang w:val="ar_AE" w:bidi="ar_AE"/>
         </w:rPr>
         <w:t xml:space="preserve">؛ </w:t>
@@ -3478,6 +4262,8 @@
       <w:hyperlink r:id="rId140">
         <w:r>
           <w:rPr>
+            <w:rtl/>
+            <w:cs/>
             <w:lang w:val="ar_AE" w:bidi="ar_AE"/>
           </w:rPr>
           <w:rPr>
@@ -3489,6 +4275,8 @@
       </w:hyperlink>
       <w:r>
         <w:rPr>
+          <w:rtl/>
+          <w:cs/>
           <w:lang w:val="ar_AE" w:bidi="ar_AE"/>
         </w:rPr>
         <w:t xml:space="preserve">؛ </w:t>
@@ -3496,6 +4284,8 @@
       <w:hyperlink r:id="rId124">
         <w:r>
           <w:rPr>
+            <w:rtl/>
+            <w:cs/>
             <w:lang w:val="ar_AE" w:bidi="ar_AE"/>
           </w:rPr>
           <w:rPr>
@@ -3507,6 +4297,8 @@
       </w:hyperlink>
       <w:r>
         <w:rPr>
+          <w:rtl/>
+          <w:cs/>
           <w:lang w:val="ar_AE" w:bidi="ar_AE"/>
         </w:rPr>
         <w:t xml:space="preserve">؛ </w:t>
@@ -3514,6 +4306,8 @@
       <w:hyperlink r:id="rId97">
         <w:r>
           <w:rPr>
+            <w:rtl/>
+            <w:cs/>
             <w:lang w:val="ar_AE" w:bidi="ar_AE"/>
           </w:rPr>
           <w:rPr>
@@ -3525,6 +4319,8 @@
       </w:hyperlink>
       <w:r>
         <w:rPr>
+          <w:rtl/>
+          <w:cs/>
           <w:lang w:val="ar_AE" w:bidi="ar_AE"/>
         </w:rPr>
         <w:t xml:space="preserve">؛ </w:t>
@@ -3532,6 +4328,8 @@
       <w:hyperlink r:id="rId141">
         <w:r>
           <w:rPr>
+            <w:rtl/>
+            <w:cs/>
             <w:lang w:val="ar_AE" w:bidi="ar_AE"/>
           </w:rPr>
           <w:rPr>
@@ -3543,6 +4341,8 @@
       </w:hyperlink>
       <w:r>
         <w:rPr>
+          <w:rtl/>
+          <w:cs/>
           <w:lang w:val="ar_AE" w:bidi="ar_AE"/>
         </w:rPr>
         <w:t xml:space="preserve">؛ </w:t>
@@ -3550,6 +4350,8 @@
       <w:hyperlink r:id="rId142">
         <w:r>
           <w:rPr>
+            <w:rtl/>
+            <w:cs/>
             <w:lang w:val="ar_AE" w:bidi="ar_AE"/>
           </w:rPr>
           <w:rPr>
@@ -3561,6 +4363,8 @@
       </w:hyperlink>
       <w:r>
         <w:rPr>
+          <w:rtl/>
+          <w:cs/>
           <w:lang w:val="ar_AE" w:bidi="ar_AE"/>
         </w:rPr>
         <w:t xml:space="preserve">؛ </w:t>
@@ -3568,6 +4372,8 @@
       <w:hyperlink r:id="rId143">
         <w:r>
           <w:rPr>
+            <w:rtl/>
+            <w:cs/>
             <w:lang w:val="ar_AE" w:bidi="ar_AE"/>
           </w:rPr>
           <w:rPr>
@@ -3579,6 +4385,8 @@
       </w:hyperlink>
       <w:r>
         <w:rPr>
+          <w:rtl/>
+          <w:cs/>
           <w:lang w:val="ar_AE" w:bidi="ar_AE"/>
         </w:rPr>
         <w:t xml:space="preserve"> </w:t>
@@ -3586,6 +4394,8 @@
       <w:hyperlink r:id="rId121">
         <w:r>
           <w:rPr>
+            <w:rtl/>
+            <w:cs/>
             <w:lang w:val="ar_AE" w:bidi="ar_AE"/>
           </w:rPr>
           <w:rPr>
@@ -3597,11 +4407,15 @@
       </w:hyperlink>
       <w:r>
         <w:rPr>
-          <w:lang w:val="ar_AE" w:bidi="ar_AE"/>
-        </w:rPr>
-      </w:r>
-      <w:r>
-        <w:rPr>
+          <w:rtl/>
+          <w:cs/>
+          <w:lang w:val="ar_AE" w:bidi="ar_AE"/>
+        </w:rPr>
+      </w:r>
+      <w:r>
+        <w:rPr>
+          <w:rtl/>
+          <w:cs/>
           <w:lang w:val="ar_AE" w:bidi="ar_AE"/>
         </w:rPr>
       </w:r>

--- a/arb/docx/026.content.docx
+++ b/arb/docx/026.content.docx
@@ -309,20 +309,14 @@
         </w:rPr>
         <w:t xml:space="preserve">واحدم من أهم الموضوعات في العهد الجديد هو أن الله قد ضم غير اليهود (المعروفين بالأمم) إلى شعبه مع حفظ وعوده لإسرائيل. في </w:t>
       </w:r>
-      <w:hyperlink r:id="rId13">
-        <w:r>
-          <w:rPr>
-            <w:rtl/>
-            <w:cs/>
-            <w:lang w:val="ar_AE" w:bidi="ar_AE"/>
-          </w:rPr>
-          <w:rPr>
-            <w:color w:val="0000EE"/>
-            <w:u w:val="single"/>
-          </w:rPr>
-          <w:t>رومية 11:11–32</w:t>
-        </w:r>
-      </w:hyperlink>
+      <w:r>
+        <w:rPr>
+          <w:rtl/>
+          <w:cs/>
+          <w:lang w:val="ar_AE" w:bidi="ar_AE"/>
+        </w:rPr>
+        <w:t>رومية 11:11–32</w:t>
+      </w:r>
       <w:r>
         <w:rPr>
           <w:rtl/>
@@ -383,20 +377,14 @@
         </w:rPr>
         <w:t>" (</w:t>
       </w:r>
-      <w:hyperlink r:id="rId14">
-        <w:r>
-          <w:rPr>
-            <w:rtl/>
-            <w:cs/>
-            <w:lang w:val="ar_AE" w:bidi="ar_AE"/>
-          </w:rPr>
-          <w:rPr>
-            <w:color w:val="0000EE"/>
-            <w:u w:val="single"/>
-          </w:rPr>
-          <w:t>رومية 11:17</w:t>
-        </w:r>
-      </w:hyperlink>
+      <w:r>
+        <w:rPr>
+          <w:rtl/>
+          <w:cs/>
+          <w:lang w:val="ar_AE" w:bidi="ar_AE"/>
+        </w:rPr>
+        <w:t>رومية 11:17</w:t>
+      </w:r>
       <w:r>
         <w:rPr>
           <w:rtl/>
@@ -405,20 +393,14 @@
         </w:rPr>
         <w:t xml:space="preserve">). هذه المرحلة كانت قد حدثت بالفعل، وقد اختبرها بولس شخصيًا. وكرز بولس الأخبار السارة إلى اليهود في أماكن عبادتهم (المجامع) عبر منطقة البحر الأبيض المتوسط الشرقية. ومع ذلك، رفض العديد من اليهود رسالة بولس (انظر </w:t>
       </w:r>
-      <w:hyperlink r:id="rId15">
-        <w:r>
-          <w:rPr>
-            <w:rtl/>
-            <w:cs/>
-            <w:lang w:val="ar_AE" w:bidi="ar_AE"/>
-          </w:rPr>
-          <w:rPr>
-            <w:color w:val="0000EE"/>
-            <w:u w:val="single"/>
-          </w:rPr>
-          <w:t>أعمال الرسل 13:42–49؛</w:t>
-        </w:r>
-      </w:hyperlink>
+      <w:r>
+        <w:rPr>
+          <w:rtl/>
+          <w:cs/>
+          <w:lang w:val="ar_AE" w:bidi="ar_AE"/>
+        </w:rPr>
+        <w:t>أعمال الرسل 13:42–49؛</w:t>
+      </w:r>
       <w:r>
         <w:rPr>
           <w:rtl/>
@@ -427,20 +409,14 @@
         </w:rPr>
         <w:t xml:space="preserve"> </w:t>
       </w:r>
-      <w:hyperlink r:id="rId16">
-        <w:r>
-          <w:rPr>
-            <w:rtl/>
-            <w:cs/>
-            <w:lang w:val="ar_AE" w:bidi="ar_AE"/>
-          </w:rPr>
-          <w:rPr>
-            <w:color w:val="0000EE"/>
-            <w:u w:val="single"/>
-          </w:rPr>
-          <w:t>18:4–6؛</w:t>
-        </w:r>
-      </w:hyperlink>
+      <w:r>
+        <w:rPr>
+          <w:rtl/>
+          <w:cs/>
+          <w:lang w:val="ar_AE" w:bidi="ar_AE"/>
+        </w:rPr>
+        <w:t>18:4–6؛</w:t>
+      </w:r>
       <w:r>
         <w:rPr>
           <w:rtl/>
@@ -449,20 +425,14 @@
         </w:rPr>
         <w:t xml:space="preserve"> </w:t>
       </w:r>
-      <w:hyperlink r:id="rId17">
-        <w:r>
-          <w:rPr>
-            <w:rtl/>
-            <w:cs/>
-            <w:lang w:val="ar_AE" w:bidi="ar_AE"/>
-          </w:rPr>
-          <w:rPr>
-            <w:color w:val="0000EE"/>
-            <w:u w:val="single"/>
-          </w:rPr>
-          <w:t>28:23–28</w:t>
-        </w:r>
-      </w:hyperlink>
+      <w:r>
+        <w:rPr>
+          <w:rtl/>
+          <w:cs/>
+          <w:lang w:val="ar_AE" w:bidi="ar_AE"/>
+        </w:rPr>
+        <w:t>28:23–28</w:t>
+      </w:r>
       <w:r>
         <w:rPr>
           <w:rtl/>
@@ -519,20 +489,14 @@
         </w:rPr>
         <w:t>" (</w:t>
       </w:r>
-      <w:hyperlink r:id="rId14">
-        <w:r>
-          <w:rPr>
-            <w:rtl/>
-            <w:cs/>
-            <w:lang w:val="ar_AE" w:bidi="ar_AE"/>
-          </w:rPr>
-          <w:rPr>
-            <w:color w:val="0000EE"/>
-            <w:u w:val="single"/>
-          </w:rPr>
-          <w:t>رومية 11:17</w:t>
-        </w:r>
-      </w:hyperlink>
+      <w:r>
+        <w:rPr>
+          <w:rtl/>
+          <w:cs/>
+          <w:lang w:val="ar_AE" w:bidi="ar_AE"/>
+        </w:rPr>
+        <w:t>رومية 11:17</w:t>
+      </w:r>
       <w:r>
         <w:rPr>
           <w:rtl/>
@@ -541,20 +505,14 @@
         </w:rPr>
         <w:t xml:space="preserve">). واجه بولس والرسل الآخرون مقاومة في المجامع، لذا كرز لغير اليهود، وكثيرون قبلوا الأخبار السارة (انظر </w:t>
       </w:r>
-      <w:hyperlink r:id="rId18">
-        <w:r>
-          <w:rPr>
-            <w:rtl/>
-            <w:cs/>
-            <w:lang w:val="ar_AE" w:bidi="ar_AE"/>
-          </w:rPr>
-          <w:rPr>
-            <w:color w:val="0000EE"/>
-            <w:u w:val="single"/>
-          </w:rPr>
-          <w:t>أعمال الرسل 13:48–49؛</w:t>
-        </w:r>
-      </w:hyperlink>
+      <w:r>
+        <w:rPr>
+          <w:rtl/>
+          <w:cs/>
+          <w:lang w:val="ar_AE" w:bidi="ar_AE"/>
+        </w:rPr>
+        <w:t>أعمال الرسل 13:48–49؛</w:t>
+      </w:r>
       <w:r>
         <w:rPr>
           <w:rtl/>
@@ -563,20 +521,14 @@
         </w:rPr>
         <w:t xml:space="preserve"> </w:t>
       </w:r>
-      <w:hyperlink r:id="rId19">
-        <w:r>
-          <w:rPr>
-            <w:rtl/>
-            <w:cs/>
-            <w:lang w:val="ar_AE" w:bidi="ar_AE"/>
-          </w:rPr>
-          <w:rPr>
-            <w:color w:val="0000EE"/>
-            <w:u w:val="single"/>
-          </w:rPr>
-          <w:t>26:15–18</w:t>
-        </w:r>
-      </w:hyperlink>
+      <w:r>
+        <w:rPr>
+          <w:rtl/>
+          <w:cs/>
+          <w:lang w:val="ar_AE" w:bidi="ar_AE"/>
+        </w:rPr>
+        <w:t>26:15–18</w:t>
+      </w:r>
       <w:r>
         <w:rPr>
           <w:rtl/>
@@ -633,20 +585,14 @@
         </w:rPr>
         <w:t xml:space="preserve"> (</w:t>
       </w:r>
-      <w:hyperlink r:id="rId20">
-        <w:r>
-          <w:rPr>
-            <w:rtl/>
-            <w:cs/>
-            <w:lang w:val="ar_AE" w:bidi="ar_AE"/>
-          </w:rPr>
-          <w:rPr>
-            <w:color w:val="0000EE"/>
-            <w:u w:val="single"/>
-          </w:rPr>
-          <w:t>رومية 11:23</w:t>
-        </w:r>
-      </w:hyperlink>
+      <w:r>
+        <w:rPr>
+          <w:rtl/>
+          <w:cs/>
+          <w:lang w:val="ar_AE" w:bidi="ar_AE"/>
+        </w:rPr>
+        <w:t>رومية 11:23</w:t>
+      </w:r>
       <w:r>
         <w:rPr>
           <w:rtl/>
@@ -655,20 +601,14 @@
         </w:rPr>
         <w:t>). يرى بولس أن اليهود ليسوا "خارج نطاق الاسترداد" ويمكنهم الرجوع إلى المسيح (</w:t>
       </w:r>
-      <w:hyperlink r:id="rId21">
-        <w:r>
-          <w:rPr>
-            <w:rtl/>
-            <w:cs/>
-            <w:lang w:val="ar_AE" w:bidi="ar_AE"/>
-          </w:rPr>
-          <w:rPr>
-            <w:color w:val="0000EE"/>
-            <w:u w:val="single"/>
-          </w:rPr>
-          <w:t>11:11</w:t>
-        </w:r>
-      </w:hyperlink>
+      <w:r>
+        <w:rPr>
+          <w:rtl/>
+          <w:cs/>
+          <w:lang w:val="ar_AE" w:bidi="ar_AE"/>
+        </w:rPr>
+        <w:t>11:11</w:t>
+      </w:r>
       <w:r>
         <w:rPr>
           <w:rtl/>
@@ -677,20 +617,14 @@
         </w:rPr>
         <w:t>). يأمل بولس أنه مع تلقي غير اليهود بركات الخلاص، سيشعر اليهود بالغيرّة، فيتجاوبون مع الأخبار السارة (</w:t>
       </w:r>
-      <w:hyperlink r:id="rId21">
-        <w:r>
-          <w:rPr>
-            <w:rtl/>
-            <w:cs/>
-            <w:lang w:val="ar_AE" w:bidi="ar_AE"/>
-          </w:rPr>
-          <w:rPr>
-            <w:color w:val="0000EE"/>
-            <w:u w:val="single"/>
-          </w:rPr>
-          <w:t>11:11–15</w:t>
-        </w:r>
-      </w:hyperlink>
+      <w:r>
+        <w:rPr>
+          <w:rtl/>
+          <w:cs/>
+          <w:lang w:val="ar_AE" w:bidi="ar_AE"/>
+        </w:rPr>
+        <w:t>11:11–15</w:t>
+      </w:r>
       <w:r>
         <w:rPr>
           <w:rtl/>
@@ -731,20 +665,14 @@
         </w:rPr>
         <w:t>يرى بولس أنه عندما يؤمن كثيرون من اليهود بالمسيح، ستتحقق بركة كبيرة للعالم (</w:t>
       </w:r>
-      <w:hyperlink r:id="rId22">
-        <w:r>
-          <w:rPr>
-            <w:rtl/>
-            <w:cs/>
-            <w:lang w:val="ar_AE" w:bidi="ar_AE"/>
-          </w:rPr>
-          <w:rPr>
-            <w:color w:val="0000EE"/>
-            <w:u w:val="single"/>
-          </w:rPr>
-          <w:t>رومية 11:12</w:t>
-        </w:r>
-      </w:hyperlink>
+      <w:r>
+        <w:rPr>
+          <w:rtl/>
+          <w:cs/>
+          <w:lang w:val="ar_AE" w:bidi="ar_AE"/>
+        </w:rPr>
+        <w:t>رومية 11:12</w:t>
+      </w:r>
       <w:r>
         <w:rPr>
           <w:rtl/>
@@ -753,20 +681,14 @@
         </w:rPr>
         <w:t xml:space="preserve">, </w:t>
       </w:r>
-      <w:hyperlink r:id="rId23">
-        <w:r>
-          <w:rPr>
-            <w:rtl/>
-            <w:cs/>
-            <w:lang w:val="ar_AE" w:bidi="ar_AE"/>
-          </w:rPr>
-          <w:rPr>
-            <w:color w:val="0000EE"/>
-            <w:u w:val="single"/>
-          </w:rPr>
-          <w:t>15</w:t>
-        </w:r>
-      </w:hyperlink>
+      <w:r>
+        <w:rPr>
+          <w:rtl/>
+          <w:cs/>
+          <w:lang w:val="ar_AE" w:bidi="ar_AE"/>
+        </w:rPr>
+        <w:t>15</w:t>
+      </w:r>
       <w:r>
         <w:rPr>
           <w:rtl/>
@@ -791,20 +713,14 @@
         </w:rPr>
         <w:t xml:space="preserve">" (انظر </w:t>
       </w:r>
-      <w:hyperlink r:id="rId23">
-        <w:r>
-          <w:rPr>
-            <w:rtl/>
-            <w:cs/>
-            <w:lang w:val="ar_AE" w:bidi="ar_AE"/>
-          </w:rPr>
-          <w:rPr>
-            <w:color w:val="0000EE"/>
-            <w:u w:val="single"/>
-          </w:rPr>
-          <w:t>11:15</w:t>
-        </w:r>
-      </w:hyperlink>
+      <w:r>
+        <w:rPr>
+          <w:rtl/>
+          <w:cs/>
+          <w:lang w:val="ar_AE" w:bidi="ar_AE"/>
+        </w:rPr>
+        <w:t>11:15</w:t>
+      </w:r>
       <w:r>
         <w:rPr>
           <w:rtl/>
@@ -829,20 +745,14 @@
         </w:rPr>
         <w:t xml:space="preserve">" (انظر </w:t>
       </w:r>
-      <w:hyperlink r:id="rId24">
-        <w:r>
-          <w:rPr>
-            <w:rtl/>
-            <w:cs/>
-            <w:lang w:val="ar_AE" w:bidi="ar_AE"/>
-          </w:rPr>
-          <w:rPr>
-            <w:color w:val="0000EE"/>
-            <w:u w:val="single"/>
-          </w:rPr>
-          <w:t>1 كورنثوس 15:20–26</w:t>
-        </w:r>
-      </w:hyperlink>
+      <w:r>
+        <w:rPr>
+          <w:rtl/>
+          <w:cs/>
+          <w:lang w:val="ar_AE" w:bidi="ar_AE"/>
+        </w:rPr>
+        <w:t>1 كورنثوس 15:20–26</w:t>
+      </w:r>
       <w:r>
         <w:rPr>
           <w:rtl/>
@@ -851,20 +761,14 @@
         </w:rPr>
         <w:t>). في نهاية التاريخ، هذا المجتمع الضخم من اليهود وغير اليهود (الأمم) سيحمدون الله على رحمته. حينها سيدرك الجميع ويفهمون عمق غنى الله وحكمته ومحبته العظيمة (</w:t>
       </w:r>
-      <w:hyperlink r:id="rId25">
-        <w:r>
-          <w:rPr>
-            <w:rtl/>
-            <w:cs/>
-            <w:lang w:val="ar_AE" w:bidi="ar_AE"/>
-          </w:rPr>
-          <w:rPr>
-            <w:color w:val="0000EE"/>
-            <w:u w:val="single"/>
-          </w:rPr>
-          <w:t>رومية 11:33–36</w:t>
-        </w:r>
-      </w:hyperlink>
+      <w:r>
+        <w:rPr>
+          <w:rtl/>
+          <w:cs/>
+          <w:lang w:val="ar_AE" w:bidi="ar_AE"/>
+        </w:rPr>
+        <w:t>رومية 11:33–36</w:t>
+      </w:r>
       <w:r>
         <w:rPr>
           <w:rtl/>
@@ -906,20 +810,14 @@
           <w:lang w:val="ar_AE" w:bidi="ar_AE"/>
         </w:rPr>
       </w:r>
-      <w:hyperlink r:id="rId26">
-        <w:r>
-          <w:rPr>
-            <w:rtl/>
-            <w:cs/>
-            <w:lang w:val="ar_AE" w:bidi="ar_AE"/>
-          </w:rPr>
-          <w:rPr>
-            <w:color w:val="0000EE"/>
-            <w:u w:val="single"/>
-          </w:rPr>
-          <w:t>تثنية 7:7–8؛</w:t>
-        </w:r>
-      </w:hyperlink>
+      <w:r>
+        <w:rPr>
+          <w:rtl/>
+          <w:cs/>
+          <w:lang w:val="ar_AE" w:bidi="ar_AE"/>
+        </w:rPr>
+        <w:t>تثنية 7:7–8؛</w:t>
+      </w:r>
       <w:r>
         <w:rPr>
           <w:rtl/>
@@ -928,20 +826,14 @@
         </w:rPr>
         <w:t xml:space="preserve"> </w:t>
       </w:r>
-      <w:hyperlink r:id="rId27">
-        <w:r>
-          <w:rPr>
-            <w:rtl/>
-            <w:cs/>
-            <w:lang w:val="ar_AE" w:bidi="ar_AE"/>
-          </w:rPr>
-          <w:rPr>
-            <w:color w:val="0000EE"/>
-            <w:u w:val="single"/>
-          </w:rPr>
-          <w:t>32:19–21؛</w:t>
-        </w:r>
-      </w:hyperlink>
+      <w:r>
+        <w:rPr>
+          <w:rtl/>
+          <w:cs/>
+          <w:lang w:val="ar_AE" w:bidi="ar_AE"/>
+        </w:rPr>
+        <w:t>32:19–21؛</w:t>
+      </w:r>
       <w:r>
         <w:rPr>
           <w:rtl/>
@@ -950,20 +842,14 @@
         </w:rPr>
         <w:t xml:space="preserve"> </w:t>
       </w:r>
-      <w:hyperlink r:id="rId28">
-        <w:r>
-          <w:rPr>
-            <w:rtl/>
-            <w:cs/>
-            <w:lang w:val="ar_AE" w:bidi="ar_AE"/>
-          </w:rPr>
-          <w:rPr>
-            <w:color w:val="0000EE"/>
-            <w:u w:val="single"/>
-          </w:rPr>
-          <w:t>إشعياء 9:1–3؛</w:t>
-        </w:r>
-      </w:hyperlink>
+      <w:r>
+        <w:rPr>
+          <w:rtl/>
+          <w:cs/>
+          <w:lang w:val="ar_AE" w:bidi="ar_AE"/>
+        </w:rPr>
+        <w:t>إشعياء 9:1–3؛</w:t>
+      </w:r>
       <w:r>
         <w:rPr>
           <w:rtl/>
@@ -972,20 +858,14 @@
         </w:rPr>
         <w:t xml:space="preserve"> </w:t>
       </w:r>
-      <w:hyperlink r:id="rId29">
-        <w:r>
-          <w:rPr>
-            <w:rtl/>
-            <w:cs/>
-            <w:lang w:val="ar_AE" w:bidi="ar_AE"/>
-          </w:rPr>
-          <w:rPr>
-            <w:color w:val="0000EE"/>
-            <w:u w:val="single"/>
-          </w:rPr>
-          <w:t>49:6؛</w:t>
-        </w:r>
-      </w:hyperlink>
+      <w:r>
+        <w:rPr>
+          <w:rtl/>
+          <w:cs/>
+          <w:lang w:val="ar_AE" w:bidi="ar_AE"/>
+        </w:rPr>
+        <w:t>49:6؛</w:t>
+      </w:r>
       <w:r>
         <w:rPr>
           <w:rtl/>
@@ -994,20 +874,14 @@
         </w:rPr>
         <w:t xml:space="preserve"> </w:t>
       </w:r>
-      <w:hyperlink r:id="rId30">
-        <w:r>
-          <w:rPr>
-            <w:rtl/>
-            <w:cs/>
-            <w:lang w:val="ar_AE" w:bidi="ar_AE"/>
-          </w:rPr>
-          <w:rPr>
-            <w:color w:val="0000EE"/>
-            <w:u w:val="single"/>
-          </w:rPr>
-          <w:t>متى 4:15–16؛</w:t>
-        </w:r>
-      </w:hyperlink>
+      <w:r>
+        <w:rPr>
+          <w:rtl/>
+          <w:cs/>
+          <w:lang w:val="ar_AE" w:bidi="ar_AE"/>
+        </w:rPr>
+        <w:t>متى 4:15–16؛</w:t>
+      </w:r>
       <w:r>
         <w:rPr>
           <w:rtl/>
@@ -1016,20 +890,14 @@
         </w:rPr>
         <w:t xml:space="preserve"> </w:t>
       </w:r>
-      <w:hyperlink r:id="rId31">
-        <w:r>
-          <w:rPr>
-            <w:rtl/>
-            <w:cs/>
-            <w:lang w:val="ar_AE" w:bidi="ar_AE"/>
-          </w:rPr>
-          <w:rPr>
-            <w:color w:val="0000EE"/>
-            <w:u w:val="single"/>
-          </w:rPr>
-          <w:t>8:10–12؛</w:t>
-        </w:r>
-      </w:hyperlink>
+      <w:r>
+        <w:rPr>
+          <w:rtl/>
+          <w:cs/>
+          <w:lang w:val="ar_AE" w:bidi="ar_AE"/>
+        </w:rPr>
+        <w:t>8:10–12؛</w:t>
+      </w:r>
       <w:r>
         <w:rPr>
           <w:rtl/>
@@ -1038,20 +906,14 @@
         </w:rPr>
         <w:t xml:space="preserve"> </w:t>
       </w:r>
-      <w:hyperlink r:id="rId32">
-        <w:r>
-          <w:rPr>
-            <w:rtl/>
-            <w:cs/>
-            <w:lang w:val="ar_AE" w:bidi="ar_AE"/>
-          </w:rPr>
-          <w:rPr>
-            <w:color w:val="0000EE"/>
-            <w:u w:val="single"/>
-          </w:rPr>
-          <w:t>15:21–28؛</w:t>
-        </w:r>
-      </w:hyperlink>
+      <w:r>
+        <w:rPr>
+          <w:rtl/>
+          <w:cs/>
+          <w:lang w:val="ar_AE" w:bidi="ar_AE"/>
+        </w:rPr>
+        <w:t>15:21–28؛</w:t>
+      </w:r>
       <w:r>
         <w:rPr>
           <w:rtl/>
@@ -1060,20 +922,14 @@
         </w:rPr>
         <w:t xml:space="preserve"> </w:t>
       </w:r>
-      <w:hyperlink r:id="rId33">
-        <w:r>
-          <w:rPr>
-            <w:rtl/>
-            <w:cs/>
-            <w:lang w:val="ar_AE" w:bidi="ar_AE"/>
-          </w:rPr>
-          <w:rPr>
-            <w:color w:val="0000EE"/>
-            <w:u w:val="single"/>
-          </w:rPr>
-          <w:t>لوقا 21:20–24؛</w:t>
-        </w:r>
-      </w:hyperlink>
+      <w:r>
+        <w:rPr>
+          <w:rtl/>
+          <w:cs/>
+          <w:lang w:val="ar_AE" w:bidi="ar_AE"/>
+        </w:rPr>
+        <w:t>لوقا 21:20–24؛</w:t>
+      </w:r>
       <w:r>
         <w:rPr>
           <w:rtl/>
@@ -1082,20 +938,14 @@
         </w:rPr>
         <w:t xml:space="preserve"> </w:t>
       </w:r>
-      <w:hyperlink r:id="rId34">
-        <w:r>
-          <w:rPr>
-            <w:rtl/>
-            <w:cs/>
-            <w:lang w:val="ar_AE" w:bidi="ar_AE"/>
-          </w:rPr>
-          <w:rPr>
-            <w:color w:val="0000EE"/>
-            <w:u w:val="single"/>
-          </w:rPr>
-          <w:t>أعمال الرسل 2:38–39؛</w:t>
-        </w:r>
-      </w:hyperlink>
+      <w:r>
+        <w:rPr>
+          <w:rtl/>
+          <w:cs/>
+          <w:lang w:val="ar_AE" w:bidi="ar_AE"/>
+        </w:rPr>
+        <w:t>أعمال الرسل 2:38–39؛</w:t>
+      </w:r>
       <w:r>
         <w:rPr>
           <w:rtl/>
@@ -1104,20 +954,14 @@
         </w:rPr>
         <w:t xml:space="preserve"> </w:t>
       </w:r>
-      <w:hyperlink r:id="rId35">
-        <w:r>
-          <w:rPr>
-            <w:rtl/>
-            <w:cs/>
-            <w:lang w:val="ar_AE" w:bidi="ar_AE"/>
-          </w:rPr>
-          <w:rPr>
-            <w:color w:val="0000EE"/>
-            <w:u w:val="single"/>
-          </w:rPr>
-          <w:t>10:45–46؛</w:t>
-        </w:r>
-      </w:hyperlink>
+      <w:r>
+        <w:rPr>
+          <w:rtl/>
+          <w:cs/>
+          <w:lang w:val="ar_AE" w:bidi="ar_AE"/>
+        </w:rPr>
+        <w:t>10:45–46؛</w:t>
+      </w:r>
       <w:r>
         <w:rPr>
           <w:rtl/>
@@ -1126,20 +970,14 @@
         </w:rPr>
         <w:t xml:space="preserve"> </w:t>
       </w:r>
-      <w:hyperlink r:id="rId36">
-        <w:r>
-          <w:rPr>
-            <w:rtl/>
-            <w:cs/>
-            <w:lang w:val="ar_AE" w:bidi="ar_AE"/>
-          </w:rPr>
-          <w:rPr>
-            <w:color w:val="0000EE"/>
-            <w:u w:val="single"/>
-          </w:rPr>
-          <w:t>11:12–18؛</w:t>
-        </w:r>
-      </w:hyperlink>
+      <w:r>
+        <w:rPr>
+          <w:rtl/>
+          <w:cs/>
+          <w:lang w:val="ar_AE" w:bidi="ar_AE"/>
+        </w:rPr>
+        <w:t>11:12–18؛</w:t>
+      </w:r>
       <w:r>
         <w:rPr>
           <w:rtl/>
@@ -1148,20 +986,14 @@
         </w:rPr>
         <w:t xml:space="preserve"> </w:t>
       </w:r>
-      <w:hyperlink r:id="rId15">
-        <w:r>
-          <w:rPr>
-            <w:rtl/>
-            <w:cs/>
-            <w:lang w:val="ar_AE" w:bidi="ar_AE"/>
-          </w:rPr>
-          <w:rPr>
-            <w:color w:val="0000EE"/>
-            <w:u w:val="single"/>
-          </w:rPr>
-          <w:t>13:42–49؛</w:t>
-        </w:r>
-      </w:hyperlink>
+      <w:r>
+        <w:rPr>
+          <w:rtl/>
+          <w:cs/>
+          <w:lang w:val="ar_AE" w:bidi="ar_AE"/>
+        </w:rPr>
+        <w:t>13:42–49؛</w:t>
+      </w:r>
       <w:r>
         <w:rPr>
           <w:rtl/>
@@ -1170,20 +1002,14 @@
         </w:rPr>
         <w:t xml:space="preserve"> </w:t>
       </w:r>
-      <w:hyperlink r:id="rId16">
-        <w:r>
-          <w:rPr>
-            <w:rtl/>
-            <w:cs/>
-            <w:lang w:val="ar_AE" w:bidi="ar_AE"/>
-          </w:rPr>
-          <w:rPr>
-            <w:color w:val="0000EE"/>
-            <w:u w:val="single"/>
-          </w:rPr>
-          <w:t>18:4–6؛</w:t>
-        </w:r>
-      </w:hyperlink>
+      <w:r>
+        <w:rPr>
+          <w:rtl/>
+          <w:cs/>
+          <w:lang w:val="ar_AE" w:bidi="ar_AE"/>
+        </w:rPr>
+        <w:t>18:4–6؛</w:t>
+      </w:r>
       <w:r>
         <w:rPr>
           <w:rtl/>
@@ -1192,20 +1018,14 @@
         </w:rPr>
         <w:t xml:space="preserve"> </w:t>
       </w:r>
-      <w:hyperlink r:id="rId19">
-        <w:r>
-          <w:rPr>
-            <w:rtl/>
-            <w:cs/>
-            <w:lang w:val="ar_AE" w:bidi="ar_AE"/>
-          </w:rPr>
-          <w:rPr>
-            <w:color w:val="0000EE"/>
-            <w:u w:val="single"/>
-          </w:rPr>
-          <w:t>26:15–18؛</w:t>
-        </w:r>
-      </w:hyperlink>
+      <w:r>
+        <w:rPr>
+          <w:rtl/>
+          <w:cs/>
+          <w:lang w:val="ar_AE" w:bidi="ar_AE"/>
+        </w:rPr>
+        <w:t>26:15–18؛</w:t>
+      </w:r>
       <w:r>
         <w:rPr>
           <w:rtl/>
@@ -1214,20 +1034,14 @@
         </w:rPr>
         <w:t xml:space="preserve"> </w:t>
       </w:r>
-      <w:hyperlink r:id="rId17">
-        <w:r>
-          <w:rPr>
-            <w:rtl/>
-            <w:cs/>
-            <w:lang w:val="ar_AE" w:bidi="ar_AE"/>
-          </w:rPr>
-          <w:rPr>
-            <w:color w:val="0000EE"/>
-            <w:u w:val="single"/>
-          </w:rPr>
-          <w:t>28:23–28؛</w:t>
-        </w:r>
-      </w:hyperlink>
+      <w:r>
+        <w:rPr>
+          <w:rtl/>
+          <w:cs/>
+          <w:lang w:val="ar_AE" w:bidi="ar_AE"/>
+        </w:rPr>
+        <w:t>28:23–28؛</w:t>
+      </w:r>
       <w:r>
         <w:rPr>
           <w:rtl/>
@@ -1236,20 +1050,14 @@
         </w:rPr>
         <w:t xml:space="preserve"> </w:t>
       </w:r>
-      <w:hyperlink r:id="rId37">
-        <w:r>
-          <w:rPr>
-            <w:rtl/>
-            <w:cs/>
-            <w:lang w:val="ar_AE" w:bidi="ar_AE"/>
-          </w:rPr>
-          <w:rPr>
-            <w:color w:val="0000EE"/>
-            <w:u w:val="single"/>
-          </w:rPr>
-          <w:t>رومية 1:5–6،</w:t>
-        </w:r>
-      </w:hyperlink>
+      <w:r>
+        <w:rPr>
+          <w:rtl/>
+          <w:cs/>
+          <w:lang w:val="ar_AE" w:bidi="ar_AE"/>
+        </w:rPr>
+        <w:t>رومية 1:5–6،</w:t>
+      </w:r>
       <w:r>
         <w:rPr>
           <w:rtl/>
@@ -1258,20 +1066,14 @@
         </w:rPr>
         <w:t xml:space="preserve"> </w:t>
       </w:r>
-      <w:hyperlink r:id="rId38">
-        <w:r>
-          <w:rPr>
-            <w:rtl/>
-            <w:cs/>
-            <w:lang w:val="ar_AE" w:bidi="ar_AE"/>
-          </w:rPr>
-          <w:rPr>
-            <w:color w:val="0000EE"/>
-            <w:u w:val="single"/>
-          </w:rPr>
-          <w:t>16–17؛</w:t>
-        </w:r>
-      </w:hyperlink>
+      <w:r>
+        <w:rPr>
+          <w:rtl/>
+          <w:cs/>
+          <w:lang w:val="ar_AE" w:bidi="ar_AE"/>
+        </w:rPr>
+        <w:t>16–17؛</w:t>
+      </w:r>
       <w:r>
         <w:rPr>
           <w:rtl/>
@@ -1280,20 +1082,14 @@
         </w:rPr>
         <w:t xml:space="preserve"> </w:t>
       </w:r>
-      <w:hyperlink r:id="rId39">
-        <w:r>
-          <w:rPr>
-            <w:rtl/>
-            <w:cs/>
-            <w:lang w:val="ar_AE" w:bidi="ar_AE"/>
-          </w:rPr>
-          <w:rPr>
-            <w:color w:val="0000EE"/>
-            <w:u w:val="single"/>
-          </w:rPr>
-          <w:t>2:9–10،</w:t>
-        </w:r>
-      </w:hyperlink>
+      <w:r>
+        <w:rPr>
+          <w:rtl/>
+          <w:cs/>
+          <w:lang w:val="ar_AE" w:bidi="ar_AE"/>
+        </w:rPr>
+        <w:t>2:9–10،</w:t>
+      </w:r>
       <w:r>
         <w:rPr>
           <w:rtl/>
@@ -1302,20 +1098,14 @@
         </w:rPr>
         <w:t xml:space="preserve"> </w:t>
       </w:r>
-      <w:hyperlink r:id="rId40">
-        <w:r>
-          <w:rPr>
-            <w:rtl/>
-            <w:cs/>
-            <w:lang w:val="ar_AE" w:bidi="ar_AE"/>
-          </w:rPr>
-          <w:rPr>
-            <w:color w:val="0000EE"/>
-            <w:u w:val="single"/>
-          </w:rPr>
-          <w:t>24–27؛</w:t>
-        </w:r>
-      </w:hyperlink>
+      <w:r>
+        <w:rPr>
+          <w:rtl/>
+          <w:cs/>
+          <w:lang w:val="ar_AE" w:bidi="ar_AE"/>
+        </w:rPr>
+        <w:t>24–27؛</w:t>
+      </w:r>
       <w:r>
         <w:rPr>
           <w:rtl/>
@@ -1324,20 +1114,14 @@
         </w:rPr>
         <w:t xml:space="preserve"> </w:t>
       </w:r>
-      <w:hyperlink r:id="rId41">
-        <w:r>
-          <w:rPr>
-            <w:rtl/>
-            <w:cs/>
-            <w:lang w:val="ar_AE" w:bidi="ar_AE"/>
-          </w:rPr>
-          <w:rPr>
-            <w:color w:val="0000EE"/>
-            <w:u w:val="single"/>
-          </w:rPr>
-          <w:t>3:9،</w:t>
-        </w:r>
-      </w:hyperlink>
+      <w:r>
+        <w:rPr>
+          <w:rtl/>
+          <w:cs/>
+          <w:lang w:val="ar_AE" w:bidi="ar_AE"/>
+        </w:rPr>
+        <w:t>3:9،</w:t>
+      </w:r>
       <w:r>
         <w:rPr>
           <w:rtl/>
@@ -1346,20 +1130,14 @@
         </w:rPr>
         <w:t xml:space="preserve"> </w:t>
       </w:r>
-      <w:hyperlink r:id="rId42">
-        <w:r>
-          <w:rPr>
-            <w:rtl/>
-            <w:cs/>
-            <w:lang w:val="ar_AE" w:bidi="ar_AE"/>
-          </w:rPr>
-          <w:rPr>
-            <w:color w:val="0000EE"/>
-            <w:u w:val="single"/>
-          </w:rPr>
-          <w:t>29–30؛</w:t>
-        </w:r>
-      </w:hyperlink>
+      <w:r>
+        <w:rPr>
+          <w:rtl/>
+          <w:cs/>
+          <w:lang w:val="ar_AE" w:bidi="ar_AE"/>
+        </w:rPr>
+        <w:t>29–30؛</w:t>
+      </w:r>
       <w:r>
         <w:rPr>
           <w:rtl/>
@@ -1368,20 +1146,14 @@
         </w:rPr>
         <w:t xml:space="preserve"> </w:t>
       </w:r>
-      <w:hyperlink r:id="rId43">
-        <w:r>
-          <w:rPr>
-            <w:rtl/>
-            <w:cs/>
-            <w:lang w:val="ar_AE" w:bidi="ar_AE"/>
-          </w:rPr>
-          <w:rPr>
-            <w:color w:val="0000EE"/>
-            <w:u w:val="single"/>
-          </w:rPr>
-          <w:t>9:25–33؛</w:t>
-        </w:r>
-      </w:hyperlink>
+      <w:r>
+        <w:rPr>
+          <w:rtl/>
+          <w:cs/>
+          <w:lang w:val="ar_AE" w:bidi="ar_AE"/>
+        </w:rPr>
+        <w:t>9:25–33؛</w:t>
+      </w:r>
       <w:r>
         <w:rPr>
           <w:rtl/>
@@ -1390,20 +1162,14 @@
         </w:rPr>
         <w:t xml:space="preserve"> </w:t>
       </w:r>
-      <w:hyperlink r:id="rId44">
-        <w:r>
-          <w:rPr>
-            <w:rtl/>
-            <w:cs/>
-            <w:lang w:val="ar_AE" w:bidi="ar_AE"/>
-          </w:rPr>
-          <w:rPr>
-            <w:color w:val="0000EE"/>
-            <w:u w:val="single"/>
-          </w:rPr>
-          <w:t>10:11–13؛</w:t>
-        </w:r>
-      </w:hyperlink>
+      <w:r>
+        <w:rPr>
+          <w:rtl/>
+          <w:cs/>
+          <w:lang w:val="ar_AE" w:bidi="ar_AE"/>
+        </w:rPr>
+        <w:t>10:11–13؛</w:t>
+      </w:r>
       <w:r>
         <w:rPr>
           <w:rtl/>
@@ -1412,20 +1178,14 @@
         </w:rPr>
         <w:t xml:space="preserve"> </w:t>
       </w:r>
-      <w:hyperlink r:id="rId45">
-        <w:r>
-          <w:rPr>
-            <w:rtl/>
-            <w:cs/>
-            <w:lang w:val="ar_AE" w:bidi="ar_AE"/>
-          </w:rPr>
-          <w:rPr>
-            <w:color w:val="0000EE"/>
-            <w:u w:val="single"/>
-          </w:rPr>
-          <w:t>11:11–36؛</w:t>
-        </w:r>
-      </w:hyperlink>
+      <w:r>
+        <w:rPr>
+          <w:rtl/>
+          <w:cs/>
+          <w:lang w:val="ar_AE" w:bidi="ar_AE"/>
+        </w:rPr>
+        <w:t>11:11–36؛</w:t>
+      </w:r>
       <w:r>
         <w:rPr>
           <w:rtl/>
@@ -1434,20 +1194,14 @@
         </w:rPr>
         <w:t xml:space="preserve"> </w:t>
       </w:r>
-      <w:hyperlink r:id="rId46">
-        <w:r>
-          <w:rPr>
-            <w:rtl/>
-            <w:cs/>
-            <w:lang w:val="ar_AE" w:bidi="ar_AE"/>
-          </w:rPr>
-          <w:rPr>
-            <w:color w:val="0000EE"/>
-            <w:u w:val="single"/>
-          </w:rPr>
-          <w:t>15:7–13،</w:t>
-        </w:r>
-      </w:hyperlink>
+      <w:r>
+        <w:rPr>
+          <w:rtl/>
+          <w:cs/>
+          <w:lang w:val="ar_AE" w:bidi="ar_AE"/>
+        </w:rPr>
+        <w:t>15:7–13،</w:t>
+      </w:r>
       <w:r>
         <w:rPr>
           <w:rtl/>
@@ -1456,20 +1210,14 @@
         </w:rPr>
         <w:t xml:space="preserve"> </w:t>
       </w:r>
-      <w:hyperlink r:id="rId47">
-        <w:r>
-          <w:rPr>
-            <w:rtl/>
-            <w:cs/>
-            <w:lang w:val="ar_AE" w:bidi="ar_AE"/>
-          </w:rPr>
-          <w:rPr>
-            <w:color w:val="0000EE"/>
-            <w:u w:val="single"/>
-          </w:rPr>
-          <w:t>27؛</w:t>
-        </w:r>
-      </w:hyperlink>
+      <w:r>
+        <w:rPr>
+          <w:rtl/>
+          <w:cs/>
+          <w:lang w:val="ar_AE" w:bidi="ar_AE"/>
+        </w:rPr>
+        <w:t>27؛</w:t>
+      </w:r>
       <w:r>
         <w:rPr>
           <w:rtl/>
@@ -1478,20 +1226,14 @@
         </w:rPr>
         <w:t xml:space="preserve"> </w:t>
       </w:r>
-      <w:hyperlink r:id="rId48">
-        <w:r>
-          <w:rPr>
-            <w:rtl/>
-            <w:cs/>
-            <w:lang w:val="ar_AE" w:bidi="ar_AE"/>
-          </w:rPr>
-          <w:rPr>
-            <w:color w:val="0000EE"/>
-            <w:u w:val="single"/>
-          </w:rPr>
-          <w:t>1كورنثوس 12:13؛</w:t>
-        </w:r>
-      </w:hyperlink>
+      <w:r>
+        <w:rPr>
+          <w:rtl/>
+          <w:cs/>
+          <w:lang w:val="ar_AE" w:bidi="ar_AE"/>
+        </w:rPr>
+        <w:t>1كورنثوس 12:13؛</w:t>
+      </w:r>
       <w:r>
         <w:rPr>
           <w:rtl/>
@@ -1500,20 +1242,14 @@
         </w:rPr>
         <w:t xml:space="preserve"> </w:t>
       </w:r>
-      <w:hyperlink r:id="rId49">
-        <w:r>
-          <w:rPr>
-            <w:rtl/>
-            <w:cs/>
-            <w:lang w:val="ar_AE" w:bidi="ar_AE"/>
-          </w:rPr>
-          <w:rPr>
-            <w:color w:val="0000EE"/>
-            <w:u w:val="single"/>
-          </w:rPr>
-          <w:t>غلاطية 2:8–21؛</w:t>
-        </w:r>
-      </w:hyperlink>
+      <w:r>
+        <w:rPr>
+          <w:rtl/>
+          <w:cs/>
+          <w:lang w:val="ar_AE" w:bidi="ar_AE"/>
+        </w:rPr>
+        <w:t>غلاطية 2:8–21؛</w:t>
+      </w:r>
       <w:r>
         <w:rPr>
           <w:rtl/>
@@ -1522,20 +1258,14 @@
         </w:rPr>
         <w:t xml:space="preserve"> </w:t>
       </w:r>
-      <w:hyperlink r:id="rId50">
-        <w:r>
-          <w:rPr>
-            <w:rtl/>
-            <w:cs/>
-            <w:lang w:val="ar_AE" w:bidi="ar_AE"/>
-          </w:rPr>
-          <w:rPr>
-            <w:color w:val="0000EE"/>
-            <w:u w:val="single"/>
-          </w:rPr>
-          <w:t>3:8–9،</w:t>
-        </w:r>
-      </w:hyperlink>
+      <w:r>
+        <w:rPr>
+          <w:rtl/>
+          <w:cs/>
+          <w:lang w:val="ar_AE" w:bidi="ar_AE"/>
+        </w:rPr>
+        <w:t>3:8–9،</w:t>
+      </w:r>
       <w:r>
         <w:rPr>
           <w:rtl/>
@@ -1544,20 +1274,14 @@
         </w:rPr>
         <w:t xml:space="preserve"> </w:t>
       </w:r>
-      <w:hyperlink r:id="rId51">
-        <w:r>
-          <w:rPr>
-            <w:rtl/>
-            <w:cs/>
-            <w:lang w:val="ar_AE" w:bidi="ar_AE"/>
-          </w:rPr>
-          <w:rPr>
-            <w:color w:val="0000EE"/>
-            <w:u w:val="single"/>
-          </w:rPr>
-          <w:t>26–29؛</w:t>
-        </w:r>
-      </w:hyperlink>
+      <w:r>
+        <w:rPr>
+          <w:rtl/>
+          <w:cs/>
+          <w:lang w:val="ar_AE" w:bidi="ar_AE"/>
+        </w:rPr>
+        <w:t>26–29؛</w:t>
+      </w:r>
       <w:r>
         <w:rPr>
           <w:rtl/>
@@ -1566,20 +1290,14 @@
         </w:rPr>
         <w:t xml:space="preserve"> </w:t>
       </w:r>
-      <w:hyperlink r:id="rId52">
-        <w:r>
-          <w:rPr>
-            <w:rtl/>
-            <w:cs/>
-            <w:lang w:val="ar_AE" w:bidi="ar_AE"/>
-          </w:rPr>
-          <w:rPr>
-            <w:color w:val="0000EE"/>
-            <w:u w:val="single"/>
-          </w:rPr>
-          <w:t>أفسس 2:11–22؛</w:t>
-        </w:r>
-      </w:hyperlink>
+      <w:r>
+        <w:rPr>
+          <w:rtl/>
+          <w:cs/>
+          <w:lang w:val="ar_AE" w:bidi="ar_AE"/>
+        </w:rPr>
+        <w:t>أفسس 2:11–22؛</w:t>
+      </w:r>
       <w:r>
         <w:rPr>
           <w:rtl/>
@@ -1588,20 +1306,14 @@
         </w:rPr>
         <w:t xml:space="preserve"> </w:t>
       </w:r>
-      <w:hyperlink r:id="rId53">
-        <w:r>
-          <w:rPr>
-            <w:rtl/>
-            <w:cs/>
-            <w:lang w:val="ar_AE" w:bidi="ar_AE"/>
-          </w:rPr>
-          <w:rPr>
-            <w:color w:val="0000EE"/>
-            <w:u w:val="single"/>
-          </w:rPr>
-          <w:t>3:6؛</w:t>
-        </w:r>
-      </w:hyperlink>
+      <w:r>
+        <w:rPr>
+          <w:rtl/>
+          <w:cs/>
+          <w:lang w:val="ar_AE" w:bidi="ar_AE"/>
+        </w:rPr>
+        <w:t>3:6؛</w:t>
+      </w:r>
       <w:r>
         <w:rPr>
           <w:rtl/>
@@ -1610,20 +1322,14 @@
         </w:rPr>
         <w:t xml:space="preserve"> </w:t>
       </w:r>
-      <w:hyperlink r:id="rId54">
-        <w:r>
-          <w:rPr>
-            <w:rtl/>
-            <w:cs/>
-            <w:lang w:val="ar_AE" w:bidi="ar_AE"/>
-          </w:rPr>
-          <w:rPr>
-            <w:color w:val="0000EE"/>
-            <w:u w:val="single"/>
-          </w:rPr>
-          <w:t>كولوسي 3:11.</w:t>
-        </w:r>
-      </w:hyperlink>
+      <w:r>
+        <w:rPr>
+          <w:rtl/>
+          <w:cs/>
+          <w:lang w:val="ar_AE" w:bidi="ar_AE"/>
+        </w:rPr>
+        <w:t>كولوسي 3:11.</w:t>
+      </w:r>
       <w:r>
         <w:rPr>
           <w:rtl/>
@@ -1734,64 +1440,46 @@
         </w:rPr>
         <w:t>إحدى أهم الأحداث كان موته وقيامته (</w:t>
       </w:r>
-      <w:hyperlink r:id="rId55">
-        <w:r>
-          <w:rPr>
-            <w:rtl/>
-            <w:cs/>
-            <w:lang w:val="ar_AE" w:bidi="ar_AE"/>
-          </w:rPr>
-          <w:rPr>
-            <w:color w:val="0000EE"/>
-            <w:u w:val="single"/>
-          </w:rPr>
-          <w:t>مرقس 8:31</w:t>
-        </w:r>
-      </w:hyperlink>
-      <w:r>
-        <w:rPr>
-          <w:rtl/>
-          <w:cs/>
-          <w:lang w:val="ar_AE" w:bidi="ar_AE"/>
-        </w:rPr>
-        <w:t xml:space="preserve">؛ </w:t>
-      </w:r>
-      <w:hyperlink r:id="rId56">
-        <w:r>
-          <w:rPr>
-            <w:rtl/>
-            <w:cs/>
-            <w:lang w:val="ar_AE" w:bidi="ar_AE"/>
-          </w:rPr>
-          <w:rPr>
-            <w:color w:val="0000EE"/>
-            <w:u w:val="single"/>
-          </w:rPr>
-          <w:t>9:31</w:t>
-        </w:r>
-      </w:hyperlink>
-      <w:r>
-        <w:rPr>
-          <w:rtl/>
-          <w:cs/>
-          <w:lang w:val="ar_AE" w:bidi="ar_AE"/>
-        </w:rPr>
-        <w:t xml:space="preserve">؛ </w:t>
-      </w:r>
-      <w:hyperlink r:id="rId57">
-        <w:r>
-          <w:rPr>
-            <w:rtl/>
-            <w:cs/>
-            <w:lang w:val="ar_AE" w:bidi="ar_AE"/>
-          </w:rPr>
-          <w:rPr>
-            <w:color w:val="0000EE"/>
-            <w:u w:val="single"/>
-          </w:rPr>
-          <w:t>10:33–34</w:t>
-        </w:r>
-      </w:hyperlink>
+      <w:r>
+        <w:rPr>
+          <w:rtl/>
+          <w:cs/>
+          <w:lang w:val="ar_AE" w:bidi="ar_AE"/>
+        </w:rPr>
+        <w:t>مرقس 8:31</w:t>
+      </w:r>
+      <w:r>
+        <w:rPr>
+          <w:rtl/>
+          <w:cs/>
+          <w:lang w:val="ar_AE" w:bidi="ar_AE"/>
+        </w:rPr>
+        <w:t xml:space="preserve">؛ </w:t>
+      </w:r>
+      <w:r>
+        <w:rPr>
+          <w:rtl/>
+          <w:cs/>
+          <w:lang w:val="ar_AE" w:bidi="ar_AE"/>
+        </w:rPr>
+        <w:t>9:31</w:t>
+      </w:r>
+      <w:r>
+        <w:rPr>
+          <w:rtl/>
+          <w:cs/>
+          <w:lang w:val="ar_AE" w:bidi="ar_AE"/>
+        </w:rPr>
+        <w:t xml:space="preserve">؛ </w:t>
+      </w:r>
+      <w:r>
+        <w:rPr>
+          <w:rtl/>
+          <w:cs/>
+          <w:lang w:val="ar_AE" w:bidi="ar_AE"/>
+        </w:rPr>
+        <w:t>10:33–34</w:t>
+      </w:r>
       <w:r>
         <w:rPr>
           <w:rtl/>
@@ -1823,86 +1511,62 @@
         </w:rPr>
         <w:t>الحدث الثاني الذي تنبأ به يسوع كان تدمير أورشليم في عام 70 ميلادي (</w:t>
       </w:r>
-      <w:hyperlink r:id="rId58">
-        <w:r>
-          <w:rPr>
-            <w:rtl/>
-            <w:cs/>
-            <w:lang w:val="ar_AE" w:bidi="ar_AE"/>
-          </w:rPr>
-          <w:rPr>
-            <w:color w:val="0000EE"/>
-            <w:u w:val="single"/>
-          </w:rPr>
-          <w:t>متّى 24:1–28</w:t>
-        </w:r>
-      </w:hyperlink>
-      <w:r>
-        <w:rPr>
-          <w:rtl/>
-          <w:cs/>
-          <w:lang w:val="ar_AE" w:bidi="ar_AE"/>
-        </w:rPr>
-        <w:t xml:space="preserve">؛ </w:t>
-      </w:r>
-      <w:hyperlink r:id="rId59">
-        <w:r>
-          <w:rPr>
-            <w:rtl/>
-            <w:cs/>
-            <w:lang w:val="ar_AE" w:bidi="ar_AE"/>
-          </w:rPr>
-          <w:rPr>
-            <w:color w:val="0000EE"/>
-            <w:u w:val="single"/>
-          </w:rPr>
-          <w:t>13:1–23</w:t>
-        </w:r>
-      </w:hyperlink>
-      <w:r>
-        <w:rPr>
-          <w:rtl/>
-          <w:cs/>
-          <w:lang w:val="ar_AE" w:bidi="ar_AE"/>
-        </w:rPr>
-        <w:t xml:space="preserve">؛ </w:t>
-      </w:r>
-      <w:hyperlink r:id="rId60">
-        <w:r>
-          <w:rPr>
-            <w:rtl/>
-            <w:cs/>
-            <w:lang w:val="ar_AE" w:bidi="ar_AE"/>
-          </w:rPr>
-          <w:rPr>
-            <w:color w:val="0000EE"/>
-            <w:u w:val="single"/>
-          </w:rPr>
-          <w:t>لوقا 19:41–44</w:t>
-        </w:r>
-      </w:hyperlink>
-      <w:r>
-        <w:rPr>
-          <w:rtl/>
-          <w:cs/>
-          <w:lang w:val="ar_AE" w:bidi="ar_AE"/>
-        </w:rPr>
-        <w:t xml:space="preserve">؛ </w:t>
-      </w:r>
-      <w:hyperlink r:id="rId61">
-        <w:r>
-          <w:rPr>
-            <w:rtl/>
-            <w:cs/>
-            <w:lang w:val="ar_AE" w:bidi="ar_AE"/>
-          </w:rPr>
-          <w:rPr>
-            <w:color w:val="0000EE"/>
-            <w:u w:val="single"/>
-          </w:rPr>
-          <w:t>21:5–24</w:t>
-        </w:r>
-      </w:hyperlink>
+      <w:r>
+        <w:rPr>
+          <w:rtl/>
+          <w:cs/>
+          <w:lang w:val="ar_AE" w:bidi="ar_AE"/>
+        </w:rPr>
+        <w:t>متّى 24:1–28</w:t>
+      </w:r>
+      <w:r>
+        <w:rPr>
+          <w:rtl/>
+          <w:cs/>
+          <w:lang w:val="ar_AE" w:bidi="ar_AE"/>
+        </w:rPr>
+        <w:t xml:space="preserve">؛ </w:t>
+      </w:r>
+      <w:r>
+        <w:rPr>
+          <w:rtl/>
+          <w:cs/>
+          <w:lang w:val="ar_AE" w:bidi="ar_AE"/>
+        </w:rPr>
+        <w:t>13:1–23</w:t>
+      </w:r>
+      <w:r>
+        <w:rPr>
+          <w:rtl/>
+          <w:cs/>
+          <w:lang w:val="ar_AE" w:bidi="ar_AE"/>
+        </w:rPr>
+        <w:t xml:space="preserve">؛ </w:t>
+      </w:r>
+      <w:r>
+        <w:rPr>
+          <w:rtl/>
+          <w:cs/>
+          <w:lang w:val="ar_AE" w:bidi="ar_AE"/>
+        </w:rPr>
+        <w:t>لوقا 19:41–44</w:t>
+      </w:r>
+      <w:r>
+        <w:rPr>
+          <w:rtl/>
+          <w:cs/>
+          <w:lang w:val="ar_AE" w:bidi="ar_AE"/>
+        </w:rPr>
+        <w:t xml:space="preserve">؛ </w:t>
+      </w:r>
+      <w:r>
+        <w:rPr>
+          <w:rtl/>
+          <w:cs/>
+          <w:lang w:val="ar_AE" w:bidi="ar_AE"/>
+        </w:rPr>
+        <w:t>21:5–24</w:t>
+      </w:r>
       <w:r>
         <w:rPr>
           <w:rtl/>
@@ -1927,20 +1591,14 @@
         </w:rPr>
         <w:t>، "التاريخ"). ومع ذلك، لن يكون هذا الحدث علامة اكتمال النهاية المطلقة. لذا يجب على المجتمع المسيحي أن يستمر في أن يحيا بأمانة وأن يكون متيقظًا روحيًا لعودة ابن الله في المجد، وقد تكون وشيكة (</w:t>
       </w:r>
-      <w:hyperlink r:id="rId62">
-        <w:r>
-          <w:rPr>
-            <w:rtl/>
-            <w:cs/>
-            <w:lang w:val="ar_AE" w:bidi="ar_AE"/>
-          </w:rPr>
-          <w:rPr>
-            <w:color w:val="0000EE"/>
-            <w:u w:val="single"/>
-          </w:rPr>
-          <w:t>مرقس 13:34–37</w:t>
-        </w:r>
-      </w:hyperlink>
+      <w:r>
+        <w:rPr>
+          <w:rtl/>
+          <w:cs/>
+          <w:lang w:val="ar_AE" w:bidi="ar_AE"/>
+        </w:rPr>
+        <w:t>مرقس 13:34–37</w:t>
+      </w:r>
       <w:r>
         <w:rPr>
           <w:rtl/>
@@ -1972,42 +1630,30 @@
         </w:rPr>
         <w:t>الحدث الثالث الذي تنبأ به يسوع كان عودته في المستقبل (</w:t>
       </w:r>
-      <w:hyperlink r:id="rId63">
-        <w:r>
-          <w:rPr>
-            <w:rtl/>
-            <w:cs/>
-            <w:lang w:val="ar_AE" w:bidi="ar_AE"/>
-          </w:rPr>
-          <w:rPr>
-            <w:color w:val="0000EE"/>
-            <w:u w:val="single"/>
-          </w:rPr>
-          <w:t>متّى 23:39</w:t>
-        </w:r>
-      </w:hyperlink>
-      <w:r>
-        <w:rPr>
-          <w:rtl/>
-          <w:cs/>
-          <w:lang w:val="ar_AE" w:bidi="ar_AE"/>
-        </w:rPr>
-        <w:t xml:space="preserve">؛ </w:t>
-      </w:r>
-      <w:hyperlink r:id="rId64">
-        <w:r>
-          <w:rPr>
-            <w:rtl/>
-            <w:cs/>
-            <w:lang w:val="ar_AE" w:bidi="ar_AE"/>
-          </w:rPr>
-          <w:rPr>
-            <w:color w:val="0000EE"/>
-            <w:u w:val="single"/>
-          </w:rPr>
-          <w:t>24:3،</w:t>
-        </w:r>
-      </w:hyperlink>
+      <w:r>
+        <w:rPr>
+          <w:rtl/>
+          <w:cs/>
+          <w:lang w:val="ar_AE" w:bidi="ar_AE"/>
+        </w:rPr>
+        <w:t>متّى 23:39</w:t>
+      </w:r>
+      <w:r>
+        <w:rPr>
+          <w:rtl/>
+          <w:cs/>
+          <w:lang w:val="ar_AE" w:bidi="ar_AE"/>
+        </w:rPr>
+        <w:t xml:space="preserve">؛ </w:t>
+      </w:r>
+      <w:r>
+        <w:rPr>
+          <w:rtl/>
+          <w:cs/>
+          <w:lang w:val="ar_AE" w:bidi="ar_AE"/>
+        </w:rPr>
+        <w:t>24:3،</w:t>
+      </w:r>
       <w:r>
         <w:rPr>
           <w:rtl/>
@@ -2016,20 +1662,14 @@
         </w:rPr>
         <w:t xml:space="preserve"> </w:t>
       </w:r>
-      <w:hyperlink r:id="rId65">
-        <w:r>
-          <w:rPr>
-            <w:rtl/>
-            <w:cs/>
-            <w:lang w:val="ar_AE" w:bidi="ar_AE"/>
-          </w:rPr>
-          <w:rPr>
-            <w:color w:val="0000EE"/>
-            <w:u w:val="single"/>
-          </w:rPr>
-          <w:t>29–31،</w:t>
-        </w:r>
-      </w:hyperlink>
+      <w:r>
+        <w:rPr>
+          <w:rtl/>
+          <w:cs/>
+          <w:lang w:val="ar_AE" w:bidi="ar_AE"/>
+        </w:rPr>
+        <w:t>29–31،</w:t>
+      </w:r>
       <w:r>
         <w:rPr>
           <w:rtl/>
@@ -2038,64 +1678,46 @@
         </w:rPr>
         <w:t xml:space="preserve"> </w:t>
       </w:r>
-      <w:hyperlink r:id="rId66">
-        <w:r>
-          <w:rPr>
-            <w:rtl/>
-            <w:cs/>
-            <w:lang w:val="ar_AE" w:bidi="ar_AE"/>
-          </w:rPr>
-          <w:rPr>
-            <w:color w:val="0000EE"/>
-            <w:u w:val="single"/>
-          </w:rPr>
-          <w:t>24:36–25:46</w:t>
-        </w:r>
-      </w:hyperlink>
-      <w:r>
-        <w:rPr>
-          <w:rtl/>
-          <w:cs/>
-          <w:lang w:val="ar_AE" w:bidi="ar_AE"/>
-        </w:rPr>
-        <w:t xml:space="preserve">؛ </w:t>
-      </w:r>
-      <w:hyperlink r:id="rId67">
-        <w:r>
-          <w:rPr>
-            <w:rtl/>
-            <w:cs/>
-            <w:lang w:val="ar_AE" w:bidi="ar_AE"/>
-          </w:rPr>
-          <w:rPr>
-            <w:color w:val="0000EE"/>
-            <w:u w:val="single"/>
-          </w:rPr>
-          <w:t>مرقس 8:38</w:t>
-        </w:r>
-      </w:hyperlink>
-      <w:r>
-        <w:rPr>
-          <w:rtl/>
-          <w:cs/>
-          <w:lang w:val="ar_AE" w:bidi="ar_AE"/>
-        </w:rPr>
-        <w:t xml:space="preserve">؛ </w:t>
-      </w:r>
-      <w:hyperlink r:id="rId68">
-        <w:r>
-          <w:rPr>
-            <w:rtl/>
-            <w:cs/>
-            <w:lang w:val="ar_AE" w:bidi="ar_AE"/>
-          </w:rPr>
-          <w:rPr>
-            <w:color w:val="0000EE"/>
-            <w:u w:val="single"/>
-          </w:rPr>
-          <w:t>13:24–27،</w:t>
-        </w:r>
-      </w:hyperlink>
+      <w:r>
+        <w:rPr>
+          <w:rtl/>
+          <w:cs/>
+          <w:lang w:val="ar_AE" w:bidi="ar_AE"/>
+        </w:rPr>
+        <w:t>24:36–25:46</w:t>
+      </w:r>
+      <w:r>
+        <w:rPr>
+          <w:rtl/>
+          <w:cs/>
+          <w:lang w:val="ar_AE" w:bidi="ar_AE"/>
+        </w:rPr>
+        <w:t xml:space="preserve">؛ </w:t>
+      </w:r>
+      <w:r>
+        <w:rPr>
+          <w:rtl/>
+          <w:cs/>
+          <w:lang w:val="ar_AE" w:bidi="ar_AE"/>
+        </w:rPr>
+        <w:t>مرقس 8:38</w:t>
+      </w:r>
+      <w:r>
+        <w:rPr>
+          <w:rtl/>
+          <w:cs/>
+          <w:lang w:val="ar_AE" w:bidi="ar_AE"/>
+        </w:rPr>
+        <w:t xml:space="preserve">؛ </w:t>
+      </w:r>
+      <w:r>
+        <w:rPr>
+          <w:rtl/>
+          <w:cs/>
+          <w:lang w:val="ar_AE" w:bidi="ar_AE"/>
+        </w:rPr>
+        <w:t>13:24–27،</w:t>
+      </w:r>
       <w:r>
         <w:rPr>
           <w:rtl/>
@@ -2104,64 +1726,46 @@
         </w:rPr>
         <w:t xml:space="preserve"> </w:t>
       </w:r>
-      <w:hyperlink r:id="rId69">
-        <w:r>
-          <w:rPr>
-            <w:rtl/>
-            <w:cs/>
-            <w:lang w:val="ar_AE" w:bidi="ar_AE"/>
-          </w:rPr>
-          <w:rPr>
-            <w:color w:val="0000EE"/>
-            <w:u w:val="single"/>
-          </w:rPr>
-          <w:t>32–37</w:t>
-        </w:r>
-      </w:hyperlink>
-      <w:r>
-        <w:rPr>
-          <w:rtl/>
-          <w:cs/>
-          <w:lang w:val="ar_AE" w:bidi="ar_AE"/>
-        </w:rPr>
-        <w:t xml:space="preserve">؛ </w:t>
-      </w:r>
-      <w:hyperlink r:id="rId70">
-        <w:r>
-          <w:rPr>
-            <w:rtl/>
-            <w:cs/>
-            <w:lang w:val="ar_AE" w:bidi="ar_AE"/>
-          </w:rPr>
-          <w:rPr>
-            <w:color w:val="0000EE"/>
-            <w:u w:val="single"/>
-          </w:rPr>
-          <w:t>لوقا 21:25–36</w:t>
-        </w:r>
-      </w:hyperlink>
-      <w:r>
-        <w:rPr>
-          <w:rtl/>
-          <w:cs/>
-          <w:lang w:val="ar_AE" w:bidi="ar_AE"/>
-        </w:rPr>
-        <w:t xml:space="preserve">؛ </w:t>
-      </w:r>
-      <w:hyperlink r:id="rId71">
-        <w:r>
-          <w:rPr>
-            <w:rtl/>
-            <w:cs/>
-            <w:lang w:val="ar_AE" w:bidi="ar_AE"/>
-          </w:rPr>
-          <w:rPr>
-            <w:color w:val="0000EE"/>
-            <w:u w:val="single"/>
-          </w:rPr>
-          <w:t>يوحنّا 14:1–3</w:t>
-        </w:r>
-      </w:hyperlink>
+      <w:r>
+        <w:rPr>
+          <w:rtl/>
+          <w:cs/>
+          <w:lang w:val="ar_AE" w:bidi="ar_AE"/>
+        </w:rPr>
+        <w:t>32–37</w:t>
+      </w:r>
+      <w:r>
+        <w:rPr>
+          <w:rtl/>
+          <w:cs/>
+          <w:lang w:val="ar_AE" w:bidi="ar_AE"/>
+        </w:rPr>
+        <w:t xml:space="preserve">؛ </w:t>
+      </w:r>
+      <w:r>
+        <w:rPr>
+          <w:rtl/>
+          <w:cs/>
+          <w:lang w:val="ar_AE" w:bidi="ar_AE"/>
+        </w:rPr>
+        <w:t>لوقا 21:25–36</w:t>
+      </w:r>
+      <w:r>
+        <w:rPr>
+          <w:rtl/>
+          <w:cs/>
+          <w:lang w:val="ar_AE" w:bidi="ar_AE"/>
+        </w:rPr>
+        <w:t xml:space="preserve">؛ </w:t>
+      </w:r>
+      <w:r>
+        <w:rPr>
+          <w:rtl/>
+          <w:cs/>
+          <w:lang w:val="ar_AE" w:bidi="ar_AE"/>
+        </w:rPr>
+        <w:t>يوحنّا 14:1–3</w:t>
+      </w:r>
       <w:r>
         <w:rPr>
           <w:rtl/>
@@ -2170,108 +1774,78 @@
         </w:rPr>
         <w:t xml:space="preserve">). يذكر العهد الجديد كثيرًا المجيء الثاني ليسوع (انظر، على سبيل المثال، </w:t>
       </w:r>
-      <w:hyperlink r:id="rId72">
-        <w:r>
-          <w:rPr>
-            <w:rtl/>
-            <w:cs/>
-            <w:lang w:val="ar_AE" w:bidi="ar_AE"/>
-          </w:rPr>
-          <w:rPr>
-            <w:color w:val="0000EE"/>
-            <w:u w:val="single"/>
-          </w:rPr>
-          <w:t>1كورنثوس 1:7–8</w:t>
-        </w:r>
-      </w:hyperlink>
-      <w:r>
-        <w:rPr>
-          <w:rtl/>
-          <w:cs/>
-          <w:lang w:val="ar_AE" w:bidi="ar_AE"/>
-        </w:rPr>
-        <w:t xml:space="preserve">؛ </w:t>
-      </w:r>
-      <w:hyperlink r:id="rId73">
-        <w:r>
-          <w:rPr>
-            <w:rtl/>
-            <w:cs/>
-            <w:lang w:val="ar_AE" w:bidi="ar_AE"/>
-          </w:rPr>
-          <w:rPr>
-            <w:color w:val="0000EE"/>
-            <w:u w:val="single"/>
-          </w:rPr>
-          <w:t>3:13</w:t>
-        </w:r>
-      </w:hyperlink>
-      <w:r>
-        <w:rPr>
-          <w:rtl/>
-          <w:cs/>
-          <w:lang w:val="ar_AE" w:bidi="ar_AE"/>
-        </w:rPr>
-        <w:t xml:space="preserve">؛ </w:t>
-      </w:r>
-      <w:hyperlink r:id="rId74">
-        <w:r>
-          <w:rPr>
-            <w:rtl/>
-            <w:cs/>
-            <w:lang w:val="ar_AE" w:bidi="ar_AE"/>
-          </w:rPr>
-          <w:rPr>
-            <w:color w:val="0000EE"/>
-            <w:u w:val="single"/>
-          </w:rPr>
-          <w:t>5:5</w:t>
-        </w:r>
-      </w:hyperlink>
-      <w:r>
-        <w:rPr>
-          <w:rtl/>
-          <w:cs/>
-          <w:lang w:val="ar_AE" w:bidi="ar_AE"/>
-        </w:rPr>
-        <w:t xml:space="preserve">؛ </w:t>
-      </w:r>
-      <w:hyperlink r:id="rId75">
-        <w:r>
-          <w:rPr>
-            <w:rtl/>
-            <w:cs/>
-            <w:lang w:val="ar_AE" w:bidi="ar_AE"/>
-          </w:rPr>
-          <w:rPr>
-            <w:color w:val="0000EE"/>
-            <w:u w:val="single"/>
-          </w:rPr>
-          <w:t>2كورنثوس 1:14</w:t>
-        </w:r>
-      </w:hyperlink>
-      <w:r>
-        <w:rPr>
-          <w:rtl/>
-          <w:cs/>
-          <w:lang w:val="ar_AE" w:bidi="ar_AE"/>
-        </w:rPr>
-        <w:t xml:space="preserve">؛ </w:t>
-      </w:r>
-      <w:hyperlink r:id="rId76">
-        <w:r>
-          <w:rPr>
-            <w:rtl/>
-            <w:cs/>
-            <w:lang w:val="ar_AE" w:bidi="ar_AE"/>
-          </w:rPr>
-          <w:rPr>
-            <w:color w:val="0000EE"/>
-            <w:u w:val="single"/>
-          </w:rPr>
-          <w:t>فيلبي 1:6،</w:t>
-        </w:r>
-      </w:hyperlink>
+      <w:r>
+        <w:rPr>
+          <w:rtl/>
+          <w:cs/>
+          <w:lang w:val="ar_AE" w:bidi="ar_AE"/>
+        </w:rPr>
+        <w:t>1كورنثوس 1:7–8</w:t>
+      </w:r>
+      <w:r>
+        <w:rPr>
+          <w:rtl/>
+          <w:cs/>
+          <w:lang w:val="ar_AE" w:bidi="ar_AE"/>
+        </w:rPr>
+        <w:t xml:space="preserve">؛ </w:t>
+      </w:r>
+      <w:r>
+        <w:rPr>
+          <w:rtl/>
+          <w:cs/>
+          <w:lang w:val="ar_AE" w:bidi="ar_AE"/>
+        </w:rPr>
+        <w:t>3:13</w:t>
+      </w:r>
+      <w:r>
+        <w:rPr>
+          <w:rtl/>
+          <w:cs/>
+          <w:lang w:val="ar_AE" w:bidi="ar_AE"/>
+        </w:rPr>
+        <w:t xml:space="preserve">؛ </w:t>
+      </w:r>
+      <w:r>
+        <w:rPr>
+          <w:rtl/>
+          <w:cs/>
+          <w:lang w:val="ar_AE" w:bidi="ar_AE"/>
+        </w:rPr>
+        <w:t>5:5</w:t>
+      </w:r>
+      <w:r>
+        <w:rPr>
+          <w:rtl/>
+          <w:cs/>
+          <w:lang w:val="ar_AE" w:bidi="ar_AE"/>
+        </w:rPr>
+        <w:t xml:space="preserve">؛ </w:t>
+      </w:r>
+      <w:r>
+        <w:rPr>
+          <w:rtl/>
+          <w:cs/>
+          <w:lang w:val="ar_AE" w:bidi="ar_AE"/>
+        </w:rPr>
+        <w:t>2كورنثوس 1:14</w:t>
+      </w:r>
+      <w:r>
+        <w:rPr>
+          <w:rtl/>
+          <w:cs/>
+          <w:lang w:val="ar_AE" w:bidi="ar_AE"/>
+        </w:rPr>
+        <w:t xml:space="preserve">؛ </w:t>
+      </w:r>
+      <w:r>
+        <w:rPr>
+          <w:rtl/>
+          <w:cs/>
+          <w:lang w:val="ar_AE" w:bidi="ar_AE"/>
+        </w:rPr>
+        <w:t>فيلبي 1:6،</w:t>
+      </w:r>
       <w:r>
         <w:rPr>
           <w:rtl/>
@@ -2280,108 +1854,78 @@
         </w:rPr>
         <w:t xml:space="preserve"> </w:t>
       </w:r>
-      <w:hyperlink r:id="rId77">
-        <w:r>
-          <w:rPr>
-            <w:rtl/>
-            <w:cs/>
-            <w:lang w:val="ar_AE" w:bidi="ar_AE"/>
-          </w:rPr>
-          <w:rPr>
-            <w:color w:val="0000EE"/>
-            <w:u w:val="single"/>
-          </w:rPr>
-          <w:t>10</w:t>
-        </w:r>
-      </w:hyperlink>
-      <w:r>
-        <w:rPr>
-          <w:rtl/>
-          <w:cs/>
-          <w:lang w:val="ar_AE" w:bidi="ar_AE"/>
-        </w:rPr>
-        <w:t xml:space="preserve">؛ </w:t>
-      </w:r>
-      <w:hyperlink r:id="rId78">
-        <w:r>
-          <w:rPr>
-            <w:rtl/>
-            <w:cs/>
-            <w:lang w:val="ar_AE" w:bidi="ar_AE"/>
-          </w:rPr>
-          <w:rPr>
-            <w:color w:val="0000EE"/>
-            <w:u w:val="single"/>
-          </w:rPr>
-          <w:t>2:16</w:t>
-        </w:r>
-      </w:hyperlink>
-      <w:r>
-        <w:rPr>
-          <w:rtl/>
-          <w:cs/>
-          <w:lang w:val="ar_AE" w:bidi="ar_AE"/>
-        </w:rPr>
-        <w:t xml:space="preserve">؛ </w:t>
-      </w:r>
-      <w:hyperlink r:id="rId79">
-        <w:r>
-          <w:rPr>
-            <w:rtl/>
-            <w:cs/>
-            <w:lang w:val="ar_AE" w:bidi="ar_AE"/>
-          </w:rPr>
-          <w:rPr>
-            <w:color w:val="0000EE"/>
-            <w:u w:val="single"/>
-          </w:rPr>
-          <w:t>1تسالونيكي 5:1–11</w:t>
-        </w:r>
-      </w:hyperlink>
-      <w:r>
-        <w:rPr>
-          <w:rtl/>
-          <w:cs/>
-          <w:lang w:val="ar_AE" w:bidi="ar_AE"/>
-        </w:rPr>
-        <w:t xml:space="preserve">؛ </w:t>
-      </w:r>
-      <w:hyperlink r:id="rId80">
-        <w:r>
-          <w:rPr>
-            <w:rtl/>
-            <w:cs/>
-            <w:lang w:val="ar_AE" w:bidi="ar_AE"/>
-          </w:rPr>
-          <w:rPr>
-            <w:color w:val="0000EE"/>
-            <w:u w:val="single"/>
-          </w:rPr>
-          <w:t>2تسالونيكي 2:2</w:t>
-        </w:r>
-      </w:hyperlink>
-      <w:r>
-        <w:rPr>
-          <w:rtl/>
-          <w:cs/>
-          <w:lang w:val="ar_AE" w:bidi="ar_AE"/>
-        </w:rPr>
-        <w:t xml:space="preserve">؛ </w:t>
-      </w:r>
-      <w:hyperlink r:id="rId81">
-        <w:r>
-          <w:rPr>
-            <w:rtl/>
-            <w:cs/>
-            <w:lang w:val="ar_AE" w:bidi="ar_AE"/>
-          </w:rPr>
-          <w:rPr>
-            <w:color w:val="0000EE"/>
-            <w:u w:val="single"/>
-          </w:rPr>
-          <w:t>2تيموثاوس 1:12،</w:t>
-        </w:r>
-      </w:hyperlink>
+      <w:r>
+        <w:rPr>
+          <w:rtl/>
+          <w:cs/>
+          <w:lang w:val="ar_AE" w:bidi="ar_AE"/>
+        </w:rPr>
+        <w:t>10</w:t>
+      </w:r>
+      <w:r>
+        <w:rPr>
+          <w:rtl/>
+          <w:cs/>
+          <w:lang w:val="ar_AE" w:bidi="ar_AE"/>
+        </w:rPr>
+        <w:t xml:space="preserve">؛ </w:t>
+      </w:r>
+      <w:r>
+        <w:rPr>
+          <w:rtl/>
+          <w:cs/>
+          <w:lang w:val="ar_AE" w:bidi="ar_AE"/>
+        </w:rPr>
+        <w:t>2:16</w:t>
+      </w:r>
+      <w:r>
+        <w:rPr>
+          <w:rtl/>
+          <w:cs/>
+          <w:lang w:val="ar_AE" w:bidi="ar_AE"/>
+        </w:rPr>
+        <w:t xml:space="preserve">؛ </w:t>
+      </w:r>
+      <w:r>
+        <w:rPr>
+          <w:rtl/>
+          <w:cs/>
+          <w:lang w:val="ar_AE" w:bidi="ar_AE"/>
+        </w:rPr>
+        <w:t>1تسالونيكي 5:1–11</w:t>
+      </w:r>
+      <w:r>
+        <w:rPr>
+          <w:rtl/>
+          <w:cs/>
+          <w:lang w:val="ar_AE" w:bidi="ar_AE"/>
+        </w:rPr>
+        <w:t xml:space="preserve">؛ </w:t>
+      </w:r>
+      <w:r>
+        <w:rPr>
+          <w:rtl/>
+          <w:cs/>
+          <w:lang w:val="ar_AE" w:bidi="ar_AE"/>
+        </w:rPr>
+        <w:t>2تسالونيكي 2:2</w:t>
+      </w:r>
+      <w:r>
+        <w:rPr>
+          <w:rtl/>
+          <w:cs/>
+          <w:lang w:val="ar_AE" w:bidi="ar_AE"/>
+        </w:rPr>
+        <w:t xml:space="preserve">؛ </w:t>
+      </w:r>
+      <w:r>
+        <w:rPr>
+          <w:rtl/>
+          <w:cs/>
+          <w:lang w:val="ar_AE" w:bidi="ar_AE"/>
+        </w:rPr>
+        <w:t>2تيموثاوس 1:12،</w:t>
+      </w:r>
       <w:r>
         <w:rPr>
           <w:rtl/>
@@ -2390,42 +1934,30 @@
         </w:rPr>
         <w:t xml:space="preserve"> </w:t>
       </w:r>
-      <w:hyperlink r:id="rId82">
-        <w:r>
-          <w:rPr>
-            <w:rtl/>
-            <w:cs/>
-            <w:lang w:val="ar_AE" w:bidi="ar_AE"/>
-          </w:rPr>
-          <w:rPr>
-            <w:color w:val="0000EE"/>
-            <w:u w:val="single"/>
-          </w:rPr>
-          <w:t>18</w:t>
-        </w:r>
-      </w:hyperlink>
-      <w:r>
-        <w:rPr>
-          <w:rtl/>
-          <w:cs/>
-          <w:lang w:val="ar_AE" w:bidi="ar_AE"/>
-        </w:rPr>
-        <w:t xml:space="preserve">؛ </w:t>
-      </w:r>
-      <w:hyperlink r:id="rId83">
-        <w:r>
-          <w:rPr>
-            <w:rtl/>
-            <w:cs/>
-            <w:lang w:val="ar_AE" w:bidi="ar_AE"/>
-          </w:rPr>
-          <w:rPr>
-            <w:color w:val="0000EE"/>
-            <w:u w:val="single"/>
-          </w:rPr>
-          <w:t>4:1،</w:t>
-        </w:r>
-      </w:hyperlink>
+      <w:r>
+        <w:rPr>
+          <w:rtl/>
+          <w:cs/>
+          <w:lang w:val="ar_AE" w:bidi="ar_AE"/>
+        </w:rPr>
+        <w:t>18</w:t>
+      </w:r>
+      <w:r>
+        <w:rPr>
+          <w:rtl/>
+          <w:cs/>
+          <w:lang w:val="ar_AE" w:bidi="ar_AE"/>
+        </w:rPr>
+        <w:t xml:space="preserve">؛ </w:t>
+      </w:r>
+      <w:r>
+        <w:rPr>
+          <w:rtl/>
+          <w:cs/>
+          <w:lang w:val="ar_AE" w:bidi="ar_AE"/>
+        </w:rPr>
+        <w:t>4:1،</w:t>
+      </w:r>
       <w:r>
         <w:rPr>
           <w:rtl/>
@@ -2434,20 +1966,14 @@
         </w:rPr>
         <w:t xml:space="preserve"> </w:t>
       </w:r>
-      <w:hyperlink r:id="rId84">
-        <w:r>
-          <w:rPr>
-            <w:rtl/>
-            <w:cs/>
-            <w:lang w:val="ar_AE" w:bidi="ar_AE"/>
-          </w:rPr>
-          <w:rPr>
-            <w:color w:val="0000EE"/>
-            <w:u w:val="single"/>
-          </w:rPr>
-          <w:t>8</w:t>
-        </w:r>
-      </w:hyperlink>
+      <w:r>
+        <w:rPr>
+          <w:rtl/>
+          <w:cs/>
+          <w:lang w:val="ar_AE" w:bidi="ar_AE"/>
+        </w:rPr>
+        <w:t>8</w:t>
+      </w:r>
       <w:r>
         <w:rPr>
           <w:rtl/>
@@ -2476,42 +2002,30 @@
         </w:rPr>
         <w:t>عندما يعود يسوع، ستتحقق وعود ملكوت الله. سَيَدين يسوع الشيطان ويدمره مع ملائكته (</w:t>
       </w:r>
-      <w:hyperlink r:id="rId85">
-        <w:r>
-          <w:rPr>
-            <w:rtl/>
-            <w:cs/>
-            <w:lang w:val="ar_AE" w:bidi="ar_AE"/>
-          </w:rPr>
-          <w:rPr>
-            <w:color w:val="0000EE"/>
-            <w:u w:val="single"/>
-          </w:rPr>
-          <w:t>رومية 16:20</w:t>
-        </w:r>
-      </w:hyperlink>
-      <w:r>
-        <w:rPr>
-          <w:rtl/>
-          <w:cs/>
-          <w:lang w:val="ar_AE" w:bidi="ar_AE"/>
-        </w:rPr>
-        <w:t xml:space="preserve">؛ </w:t>
-      </w:r>
-      <w:hyperlink r:id="rId86">
-        <w:r>
-          <w:rPr>
-            <w:rtl/>
-            <w:cs/>
-            <w:lang w:val="ar_AE" w:bidi="ar_AE"/>
-          </w:rPr>
-          <w:rPr>
-            <w:color w:val="0000EE"/>
-            <w:u w:val="single"/>
-          </w:rPr>
-          <w:t>2تسالونيكي 2:3–12</w:t>
-        </w:r>
-      </w:hyperlink>
+      <w:r>
+        <w:rPr>
+          <w:rtl/>
+          <w:cs/>
+          <w:lang w:val="ar_AE" w:bidi="ar_AE"/>
+        </w:rPr>
+        <w:t>رومية 16:20</w:t>
+      </w:r>
+      <w:r>
+        <w:rPr>
+          <w:rtl/>
+          <w:cs/>
+          <w:lang w:val="ar_AE" w:bidi="ar_AE"/>
+        </w:rPr>
+        <w:t xml:space="preserve">؛ </w:t>
+      </w:r>
+      <w:r>
+        <w:rPr>
+          <w:rtl/>
+          <w:cs/>
+          <w:lang w:val="ar_AE" w:bidi="ar_AE"/>
+        </w:rPr>
+        <w:t>2تسالونيكي 2:3–12</w:t>
+      </w:r>
       <w:r>
         <w:rPr>
           <w:rtl/>
@@ -2520,262 +2034,190 @@
         </w:rPr>
         <w:t>). أولئك الذين يرفضون الإيمان بيسوع سيواجهون دينونة أبدية (</w:t>
       </w:r>
-      <w:hyperlink r:id="rId87">
-        <w:r>
-          <w:rPr>
-            <w:rtl/>
-            <w:cs/>
-            <w:lang w:val="ar_AE" w:bidi="ar_AE"/>
-          </w:rPr>
-          <w:rPr>
-            <w:color w:val="0000EE"/>
-            <w:u w:val="single"/>
-          </w:rPr>
-          <w:t>متّى 13:40–42</w:t>
-        </w:r>
-      </w:hyperlink>
-      <w:r>
-        <w:rPr>
-          <w:rtl/>
-          <w:cs/>
-          <w:lang w:val="ar_AE" w:bidi="ar_AE"/>
-        </w:rPr>
-        <w:t xml:space="preserve">؛ </w:t>
-      </w:r>
-      <w:hyperlink r:id="rId88">
-        <w:r>
-          <w:rPr>
-            <w:rtl/>
-            <w:cs/>
-            <w:lang w:val="ar_AE" w:bidi="ar_AE"/>
-          </w:rPr>
-          <w:rPr>
-            <w:color w:val="0000EE"/>
-            <w:u w:val="single"/>
-          </w:rPr>
-          <w:t>25:31–46</w:t>
-        </w:r>
-      </w:hyperlink>
-      <w:r>
-        <w:rPr>
-          <w:rtl/>
-          <w:cs/>
-          <w:lang w:val="ar_AE" w:bidi="ar_AE"/>
-        </w:rPr>
-        <w:t xml:space="preserve">؛ </w:t>
-      </w:r>
-      <w:hyperlink r:id="rId89">
-        <w:r>
-          <w:rPr>
-            <w:rtl/>
-            <w:cs/>
-            <w:lang w:val="ar_AE" w:bidi="ar_AE"/>
-          </w:rPr>
-          <w:rPr>
-            <w:color w:val="0000EE"/>
-            <w:u w:val="single"/>
-          </w:rPr>
-          <w:t>لوقا 6:24–26</w:t>
-        </w:r>
-      </w:hyperlink>
-      <w:r>
-        <w:rPr>
-          <w:rtl/>
-          <w:cs/>
-          <w:lang w:val="ar_AE" w:bidi="ar_AE"/>
-        </w:rPr>
-        <w:t xml:space="preserve">؛ </w:t>
-      </w:r>
-      <w:hyperlink r:id="rId90">
-        <w:r>
-          <w:rPr>
-            <w:rtl/>
-            <w:cs/>
-            <w:lang w:val="ar_AE" w:bidi="ar_AE"/>
-          </w:rPr>
-          <w:rPr>
-            <w:color w:val="0000EE"/>
-            <w:u w:val="single"/>
-          </w:rPr>
-          <w:t>16:19–31</w:t>
-        </w:r>
-      </w:hyperlink>
-      <w:r>
-        <w:rPr>
-          <w:rtl/>
-          <w:cs/>
-          <w:lang w:val="ar_AE" w:bidi="ar_AE"/>
-        </w:rPr>
-        <w:t xml:space="preserve">؛ </w:t>
-      </w:r>
-      <w:hyperlink r:id="rId91">
-        <w:r>
-          <w:rPr>
-            <w:rtl/>
-            <w:cs/>
-            <w:lang w:val="ar_AE" w:bidi="ar_AE"/>
-          </w:rPr>
-          <w:rPr>
-            <w:color w:val="0000EE"/>
-            <w:u w:val="single"/>
-          </w:rPr>
-          <w:t>أعمال 10:42</w:t>
-        </w:r>
-      </w:hyperlink>
-      <w:r>
-        <w:rPr>
-          <w:rtl/>
-          <w:cs/>
-          <w:lang w:val="ar_AE" w:bidi="ar_AE"/>
-        </w:rPr>
-        <w:t xml:space="preserve">؛ </w:t>
-      </w:r>
-      <w:hyperlink r:id="rId92">
-        <w:r>
-          <w:rPr>
-            <w:rtl/>
-            <w:cs/>
-            <w:lang w:val="ar_AE" w:bidi="ar_AE"/>
-          </w:rPr>
-          <w:rPr>
-            <w:color w:val="0000EE"/>
-            <w:u w:val="single"/>
-          </w:rPr>
-          <w:t>أفسس 5:6</w:t>
-        </w:r>
-      </w:hyperlink>
-      <w:r>
-        <w:rPr>
-          <w:rtl/>
-          <w:cs/>
-          <w:lang w:val="ar_AE" w:bidi="ar_AE"/>
-        </w:rPr>
-        <w:t xml:space="preserve">؛ </w:t>
-      </w:r>
-      <w:hyperlink r:id="rId93">
-        <w:r>
-          <w:rPr>
-            <w:rtl/>
-            <w:cs/>
-            <w:lang w:val="ar_AE" w:bidi="ar_AE"/>
-          </w:rPr>
-          <w:rPr>
-            <w:color w:val="0000EE"/>
-            <w:u w:val="single"/>
-          </w:rPr>
-          <w:t>كولوسي 3:6</w:t>
-        </w:r>
-      </w:hyperlink>
-      <w:r>
-        <w:rPr>
-          <w:rtl/>
-          <w:cs/>
-          <w:lang w:val="ar_AE" w:bidi="ar_AE"/>
-        </w:rPr>
-        <w:t xml:space="preserve">؛ </w:t>
-      </w:r>
-      <w:hyperlink r:id="rId94">
-        <w:r>
-          <w:rPr>
-            <w:rtl/>
-            <w:cs/>
-            <w:lang w:val="ar_AE" w:bidi="ar_AE"/>
-          </w:rPr>
-          <w:rPr>
-            <w:color w:val="0000EE"/>
-            <w:u w:val="single"/>
-          </w:rPr>
-          <w:t>عبرانيين 10:25</w:t>
-        </w:r>
-      </w:hyperlink>
-      <w:r>
-        <w:rPr>
-          <w:rtl/>
-          <w:cs/>
-          <w:lang w:val="ar_AE" w:bidi="ar_AE"/>
-        </w:rPr>
-        <w:t xml:space="preserve">؛ </w:t>
-      </w:r>
-      <w:hyperlink r:id="rId95">
-        <w:r>
-          <w:rPr>
-            <w:rtl/>
-            <w:cs/>
-            <w:lang w:val="ar_AE" w:bidi="ar_AE"/>
-          </w:rPr>
-          <w:rPr>
-            <w:color w:val="0000EE"/>
-            <w:u w:val="single"/>
-          </w:rPr>
-          <w:t>2بطرس 3:7</w:t>
-        </w:r>
-      </w:hyperlink>
-      <w:r>
-        <w:rPr>
-          <w:rtl/>
-          <w:cs/>
-          <w:lang w:val="ar_AE" w:bidi="ar_AE"/>
-        </w:rPr>
-        <w:t xml:space="preserve">؛ </w:t>
-      </w:r>
-      <w:hyperlink r:id="rId96">
-        <w:r>
-          <w:rPr>
-            <w:rtl/>
-            <w:cs/>
-            <w:lang w:val="ar_AE" w:bidi="ar_AE"/>
-          </w:rPr>
-          <w:rPr>
-            <w:color w:val="0000EE"/>
-            <w:u w:val="single"/>
-          </w:rPr>
-          <w:t>يهوذا 1:6</w:t>
-        </w:r>
-      </w:hyperlink>
-      <w:r>
-        <w:rPr>
-          <w:rtl/>
-          <w:cs/>
-          <w:lang w:val="ar_AE" w:bidi="ar_AE"/>
-        </w:rPr>
-        <w:t xml:space="preserve">؛ </w:t>
-      </w:r>
-      <w:hyperlink r:id="rId97">
-        <w:r>
-          <w:rPr>
-            <w:rtl/>
-            <w:cs/>
-            <w:lang w:val="ar_AE" w:bidi="ar_AE"/>
-          </w:rPr>
-          <w:rPr>
-            <w:color w:val="0000EE"/>
-            <w:u w:val="single"/>
-          </w:rPr>
-          <w:t>رؤيا 1:7</w:t>
-        </w:r>
-      </w:hyperlink>
-      <w:r>
-        <w:rPr>
-          <w:rtl/>
-          <w:cs/>
-          <w:lang w:val="ar_AE" w:bidi="ar_AE"/>
-        </w:rPr>
-        <w:t xml:space="preserve">؛ </w:t>
-      </w:r>
-      <w:hyperlink r:id="rId98">
-        <w:r>
-          <w:rPr>
-            <w:rtl/>
-            <w:cs/>
-            <w:lang w:val="ar_AE" w:bidi="ar_AE"/>
-          </w:rPr>
-          <w:rPr>
-            <w:color w:val="0000EE"/>
-            <w:u w:val="single"/>
-          </w:rPr>
-          <w:t>6:14،</w:t>
-        </w:r>
-      </w:hyperlink>
+      <w:r>
+        <w:rPr>
+          <w:rtl/>
+          <w:cs/>
+          <w:lang w:val="ar_AE" w:bidi="ar_AE"/>
+        </w:rPr>
+        <w:t>متّى 13:40–42</w:t>
+      </w:r>
+      <w:r>
+        <w:rPr>
+          <w:rtl/>
+          <w:cs/>
+          <w:lang w:val="ar_AE" w:bidi="ar_AE"/>
+        </w:rPr>
+        <w:t xml:space="preserve">؛ </w:t>
+      </w:r>
+      <w:r>
+        <w:rPr>
+          <w:rtl/>
+          <w:cs/>
+          <w:lang w:val="ar_AE" w:bidi="ar_AE"/>
+        </w:rPr>
+        <w:t>25:31–46</w:t>
+      </w:r>
+      <w:r>
+        <w:rPr>
+          <w:rtl/>
+          <w:cs/>
+          <w:lang w:val="ar_AE" w:bidi="ar_AE"/>
+        </w:rPr>
+        <w:t xml:space="preserve">؛ </w:t>
+      </w:r>
+      <w:r>
+        <w:rPr>
+          <w:rtl/>
+          <w:cs/>
+          <w:lang w:val="ar_AE" w:bidi="ar_AE"/>
+        </w:rPr>
+        <w:t>لوقا 6:24–26</w:t>
+      </w:r>
+      <w:r>
+        <w:rPr>
+          <w:rtl/>
+          <w:cs/>
+          <w:lang w:val="ar_AE" w:bidi="ar_AE"/>
+        </w:rPr>
+        <w:t xml:space="preserve">؛ </w:t>
+      </w:r>
+      <w:r>
+        <w:rPr>
+          <w:rtl/>
+          <w:cs/>
+          <w:lang w:val="ar_AE" w:bidi="ar_AE"/>
+        </w:rPr>
+        <w:t>16:19–31</w:t>
+      </w:r>
+      <w:r>
+        <w:rPr>
+          <w:rtl/>
+          <w:cs/>
+          <w:lang w:val="ar_AE" w:bidi="ar_AE"/>
+        </w:rPr>
+        <w:t xml:space="preserve">؛ </w:t>
+      </w:r>
+      <w:r>
+        <w:rPr>
+          <w:rtl/>
+          <w:cs/>
+          <w:lang w:val="ar_AE" w:bidi="ar_AE"/>
+        </w:rPr>
+        <w:t>أعمال 10:42</w:t>
+      </w:r>
+      <w:r>
+        <w:rPr>
+          <w:rtl/>
+          <w:cs/>
+          <w:lang w:val="ar_AE" w:bidi="ar_AE"/>
+        </w:rPr>
+        <w:t xml:space="preserve">؛ </w:t>
+      </w:r>
+      <w:r>
+        <w:rPr>
+          <w:rtl/>
+          <w:cs/>
+          <w:lang w:val="ar_AE" w:bidi="ar_AE"/>
+        </w:rPr>
+        <w:t>أفسس 5:6</w:t>
+      </w:r>
+      <w:r>
+        <w:rPr>
+          <w:rtl/>
+          <w:cs/>
+          <w:lang w:val="ar_AE" w:bidi="ar_AE"/>
+        </w:rPr>
+        <w:t xml:space="preserve">؛ </w:t>
+      </w:r>
+      <w:r>
+        <w:rPr>
+          <w:rtl/>
+          <w:cs/>
+          <w:lang w:val="ar_AE" w:bidi="ar_AE"/>
+        </w:rPr>
+        <w:t>كولوسي 3:6</w:t>
+      </w:r>
+      <w:r>
+        <w:rPr>
+          <w:rtl/>
+          <w:cs/>
+          <w:lang w:val="ar_AE" w:bidi="ar_AE"/>
+        </w:rPr>
+        <w:t xml:space="preserve">؛ </w:t>
+      </w:r>
+      <w:r>
+        <w:rPr>
+          <w:rtl/>
+          <w:cs/>
+          <w:lang w:val="ar_AE" w:bidi="ar_AE"/>
+        </w:rPr>
+        <w:t>عبرانيين 10:25</w:t>
+      </w:r>
+      <w:r>
+        <w:rPr>
+          <w:rtl/>
+          <w:cs/>
+          <w:lang w:val="ar_AE" w:bidi="ar_AE"/>
+        </w:rPr>
+        <w:t xml:space="preserve">؛ </w:t>
+      </w:r>
+      <w:r>
+        <w:rPr>
+          <w:rtl/>
+          <w:cs/>
+          <w:lang w:val="ar_AE" w:bidi="ar_AE"/>
+        </w:rPr>
+        <w:t>2بطرس 3:7</w:t>
+      </w:r>
+      <w:r>
+        <w:rPr>
+          <w:rtl/>
+          <w:cs/>
+          <w:lang w:val="ar_AE" w:bidi="ar_AE"/>
+        </w:rPr>
+        <w:t xml:space="preserve">؛ </w:t>
+      </w:r>
+      <w:r>
+        <w:rPr>
+          <w:rtl/>
+          <w:cs/>
+          <w:lang w:val="ar_AE" w:bidi="ar_AE"/>
+        </w:rPr>
+        <w:t>يهوذا 1:6</w:t>
+      </w:r>
+      <w:r>
+        <w:rPr>
+          <w:rtl/>
+          <w:cs/>
+          <w:lang w:val="ar_AE" w:bidi="ar_AE"/>
+        </w:rPr>
+        <w:t xml:space="preserve">؛ </w:t>
+      </w:r>
+      <w:r>
+        <w:rPr>
+          <w:rtl/>
+          <w:cs/>
+          <w:lang w:val="ar_AE" w:bidi="ar_AE"/>
+        </w:rPr>
+        <w:t>رؤيا 1:7</w:t>
+      </w:r>
+      <w:r>
+        <w:rPr>
+          <w:rtl/>
+          <w:cs/>
+          <w:lang w:val="ar_AE" w:bidi="ar_AE"/>
+        </w:rPr>
+        <w:t xml:space="preserve">؛ </w:t>
+      </w:r>
+      <w:r>
+        <w:rPr>
+          <w:rtl/>
+          <w:cs/>
+          <w:lang w:val="ar_AE" w:bidi="ar_AE"/>
+        </w:rPr>
+        <w:t>6:14،</w:t>
+      </w:r>
       <w:r>
         <w:rPr>
           <w:rtl/>
@@ -2784,20 +2226,14 @@
         </w:rPr>
         <w:t xml:space="preserve"> </w:t>
       </w:r>
-      <w:hyperlink r:id="rId99">
-        <w:r>
-          <w:rPr>
-            <w:rtl/>
-            <w:cs/>
-            <w:lang w:val="ar_AE" w:bidi="ar_AE"/>
-          </w:rPr>
-          <w:rPr>
-            <w:color w:val="0000EE"/>
-            <w:u w:val="single"/>
-          </w:rPr>
-          <w:t>17</w:t>
-        </w:r>
-      </w:hyperlink>
+      <w:r>
+        <w:rPr>
+          <w:rtl/>
+          <w:cs/>
+          <w:lang w:val="ar_AE" w:bidi="ar_AE"/>
+        </w:rPr>
+        <w:t>17</w:t>
+      </w:r>
       <w:r>
         <w:rPr>
           <w:rtl/>
@@ -2806,20 +2242,14 @@
         </w:rPr>
         <w:t>). في الوقت نفسه، سيقوم المؤمنون الراقدون ليتمتعوا بالحياة الأبدية (</w:t>
       </w:r>
-      <w:hyperlink r:id="rId100">
-        <w:r>
-          <w:rPr>
-            <w:rtl/>
-            <w:cs/>
-            <w:lang w:val="ar_AE" w:bidi="ar_AE"/>
-          </w:rPr>
-          <w:rPr>
-            <w:color w:val="0000EE"/>
-            <w:u w:val="single"/>
-          </w:rPr>
-          <w:t>1 تسالونيكي 4:13–18</w:t>
-        </w:r>
-      </w:hyperlink>
+      <w:r>
+        <w:rPr>
+          <w:rtl/>
+          <w:cs/>
+          <w:lang w:val="ar_AE" w:bidi="ar_AE"/>
+        </w:rPr>
+        <w:t>1 تسالونيكي 4:13–18</w:t>
+      </w:r>
       <w:r>
         <w:rPr>
           <w:rtl/>
@@ -2828,64 +2258,46 @@
         </w:rPr>
         <w:t>). وسيجمع الله شعبه المختار للخلاص (</w:t>
       </w:r>
-      <w:hyperlink r:id="rId101">
-        <w:r>
-          <w:rPr>
-            <w:rtl/>
-            <w:cs/>
-            <w:lang w:val="ar_AE" w:bidi="ar_AE"/>
-          </w:rPr>
-          <w:rPr>
-            <w:color w:val="0000EE"/>
-            <w:u w:val="single"/>
-          </w:rPr>
-          <w:t>مرقس 13:27</w:t>
-        </w:r>
-      </w:hyperlink>
-      <w:r>
-        <w:rPr>
-          <w:rtl/>
-          <w:cs/>
-          <w:lang w:val="ar_AE" w:bidi="ar_AE"/>
-        </w:rPr>
-        <w:t xml:space="preserve">؛ </w:t>
-      </w:r>
-      <w:hyperlink r:id="rId102">
-        <w:r>
-          <w:rPr>
-            <w:rtl/>
-            <w:cs/>
-            <w:lang w:val="ar_AE" w:bidi="ar_AE"/>
-          </w:rPr>
-          <w:rPr>
-            <w:color w:val="0000EE"/>
-            <w:u w:val="single"/>
-          </w:rPr>
-          <w:t>عبرانيين 1:14</w:t>
-        </w:r>
-      </w:hyperlink>
-      <w:r>
-        <w:rPr>
-          <w:rtl/>
-          <w:cs/>
-          <w:lang w:val="ar_AE" w:bidi="ar_AE"/>
-        </w:rPr>
-        <w:t xml:space="preserve">؛ </w:t>
-      </w:r>
-      <w:hyperlink r:id="rId103">
-        <w:r>
-          <w:rPr>
-            <w:rtl/>
-            <w:cs/>
-            <w:lang w:val="ar_AE" w:bidi="ar_AE"/>
-          </w:rPr>
-          <w:rPr>
-            <w:color w:val="0000EE"/>
-            <w:u w:val="single"/>
-          </w:rPr>
-          <w:t>9:27–28</w:t>
-        </w:r>
-      </w:hyperlink>
+      <w:r>
+        <w:rPr>
+          <w:rtl/>
+          <w:cs/>
+          <w:lang w:val="ar_AE" w:bidi="ar_AE"/>
+        </w:rPr>
+        <w:t>مرقس 13:27</w:t>
+      </w:r>
+      <w:r>
+        <w:rPr>
+          <w:rtl/>
+          <w:cs/>
+          <w:lang w:val="ar_AE" w:bidi="ar_AE"/>
+        </w:rPr>
+        <w:t xml:space="preserve">؛ </w:t>
+      </w:r>
+      <w:r>
+        <w:rPr>
+          <w:rtl/>
+          <w:cs/>
+          <w:lang w:val="ar_AE" w:bidi="ar_AE"/>
+        </w:rPr>
+        <w:t>عبرانيين 1:14</w:t>
+      </w:r>
+      <w:r>
+        <w:rPr>
+          <w:rtl/>
+          <w:cs/>
+          <w:lang w:val="ar_AE" w:bidi="ar_AE"/>
+        </w:rPr>
+        <w:t xml:space="preserve">؛ </w:t>
+      </w:r>
+      <w:r>
+        <w:rPr>
+          <w:rtl/>
+          <w:cs/>
+          <w:lang w:val="ar_AE" w:bidi="ar_AE"/>
+        </w:rPr>
+        <w:t>9:27–28</w:t>
+      </w:r>
       <w:r>
         <w:rPr>
           <w:rtl/>
@@ -2894,20 +2306,14 @@
         </w:rPr>
         <w:t>)، والنعمة (</w:t>
       </w:r>
-      <w:hyperlink r:id="rId104">
-        <w:r>
-          <w:rPr>
-            <w:rtl/>
-            <w:cs/>
-            <w:lang w:val="ar_AE" w:bidi="ar_AE"/>
-          </w:rPr>
-          <w:rPr>
-            <w:color w:val="0000EE"/>
-            <w:u w:val="single"/>
-          </w:rPr>
-          <w:t>1بطرس 1:13</w:t>
-        </w:r>
-      </w:hyperlink>
+      <w:r>
+        <w:rPr>
+          <w:rtl/>
+          <w:cs/>
+          <w:lang w:val="ar_AE" w:bidi="ar_AE"/>
+        </w:rPr>
+        <w:t>1بطرس 1:13</w:t>
+      </w:r>
       <w:r>
         <w:rPr>
           <w:rtl/>
@@ -2916,86 +2322,62 @@
         </w:rPr>
         <w:t>)، والمجد (</w:t>
       </w:r>
-      <w:hyperlink r:id="rId105">
-        <w:r>
-          <w:rPr>
-            <w:rtl/>
-            <w:cs/>
-            <w:lang w:val="ar_AE" w:bidi="ar_AE"/>
-          </w:rPr>
-          <w:rPr>
-            <w:color w:val="0000EE"/>
-            <w:u w:val="single"/>
-          </w:rPr>
-          <w:t>1تسالونيكي 2:12</w:t>
-        </w:r>
-      </w:hyperlink>
-      <w:r>
-        <w:rPr>
-          <w:rtl/>
-          <w:cs/>
-          <w:lang w:val="ar_AE" w:bidi="ar_AE"/>
-        </w:rPr>
-        <w:t xml:space="preserve">؛ </w:t>
-      </w:r>
-      <w:hyperlink r:id="rId106">
-        <w:r>
-          <w:rPr>
-            <w:rtl/>
-            <w:cs/>
-            <w:lang w:val="ar_AE" w:bidi="ar_AE"/>
-          </w:rPr>
-          <w:rPr>
-            <w:color w:val="0000EE"/>
-            <w:u w:val="single"/>
-          </w:rPr>
-          <w:t>2تسالونيكي 2:14</w:t>
-        </w:r>
-      </w:hyperlink>
-      <w:r>
-        <w:rPr>
-          <w:rtl/>
-          <w:cs/>
-          <w:lang w:val="ar_AE" w:bidi="ar_AE"/>
-        </w:rPr>
-        <w:t xml:space="preserve">؛ </w:t>
-      </w:r>
-      <w:hyperlink r:id="rId107">
-        <w:r>
-          <w:rPr>
-            <w:rtl/>
-            <w:cs/>
-            <w:lang w:val="ar_AE" w:bidi="ar_AE"/>
-          </w:rPr>
-          <w:rPr>
-            <w:color w:val="0000EE"/>
-            <w:u w:val="single"/>
-          </w:rPr>
-          <w:t>1بطرس 1:7</w:t>
-        </w:r>
-      </w:hyperlink>
-      <w:r>
-        <w:rPr>
-          <w:rtl/>
-          <w:cs/>
-          <w:lang w:val="ar_AE" w:bidi="ar_AE"/>
-        </w:rPr>
-        <w:t xml:space="preserve">؛ </w:t>
-      </w:r>
-      <w:hyperlink r:id="rId108">
-        <w:r>
-          <w:rPr>
-            <w:rtl/>
-            <w:cs/>
-            <w:lang w:val="ar_AE" w:bidi="ar_AE"/>
-          </w:rPr>
-          <w:rPr>
-            <w:color w:val="0000EE"/>
-            <w:u w:val="single"/>
-          </w:rPr>
-          <w:t>5:1،</w:t>
-        </w:r>
-      </w:hyperlink>
+      <w:r>
+        <w:rPr>
+          <w:rtl/>
+          <w:cs/>
+          <w:lang w:val="ar_AE" w:bidi="ar_AE"/>
+        </w:rPr>
+        <w:t>1تسالونيكي 2:12</w:t>
+      </w:r>
+      <w:r>
+        <w:rPr>
+          <w:rtl/>
+          <w:cs/>
+          <w:lang w:val="ar_AE" w:bidi="ar_AE"/>
+        </w:rPr>
+        <w:t xml:space="preserve">؛ </w:t>
+      </w:r>
+      <w:r>
+        <w:rPr>
+          <w:rtl/>
+          <w:cs/>
+          <w:lang w:val="ar_AE" w:bidi="ar_AE"/>
+        </w:rPr>
+        <w:t>2تسالونيكي 2:14</w:t>
+      </w:r>
+      <w:r>
+        <w:rPr>
+          <w:rtl/>
+          <w:cs/>
+          <w:lang w:val="ar_AE" w:bidi="ar_AE"/>
+        </w:rPr>
+        <w:t xml:space="preserve">؛ </w:t>
+      </w:r>
+      <w:r>
+        <w:rPr>
+          <w:rtl/>
+          <w:cs/>
+          <w:lang w:val="ar_AE" w:bidi="ar_AE"/>
+        </w:rPr>
+        <w:t>1بطرس 1:7</w:t>
+      </w:r>
+      <w:r>
+        <w:rPr>
+          <w:rtl/>
+          <w:cs/>
+          <w:lang w:val="ar_AE" w:bidi="ar_AE"/>
+        </w:rPr>
+        <w:t xml:space="preserve">؛ </w:t>
+      </w:r>
+      <w:r>
+        <w:rPr>
+          <w:rtl/>
+          <w:cs/>
+          <w:lang w:val="ar_AE" w:bidi="ar_AE"/>
+        </w:rPr>
+        <w:t>5:1،</w:t>
+      </w:r>
       <w:r>
         <w:rPr>
           <w:rtl/>
@@ -3004,20 +2386,14 @@
         </w:rPr>
         <w:t xml:space="preserve"> </w:t>
       </w:r>
-      <w:hyperlink r:id="rId109">
-        <w:r>
-          <w:rPr>
-            <w:rtl/>
-            <w:cs/>
-            <w:lang w:val="ar_AE" w:bidi="ar_AE"/>
-          </w:rPr>
-          <w:rPr>
-            <w:color w:val="0000EE"/>
-            <w:u w:val="single"/>
-          </w:rPr>
-          <w:t>4</w:t>
-        </w:r>
-      </w:hyperlink>
+      <w:r>
+        <w:rPr>
+          <w:rtl/>
+          <w:cs/>
+          <w:lang w:val="ar_AE" w:bidi="ar_AE"/>
+        </w:rPr>
+        <w:t>4</w:t>
+      </w:r>
       <w:r>
         <w:rPr>
           <w:rtl/>
@@ -3046,86 +2422,62 @@
         </w:rPr>
         <w:t>سيمنح شعبه ميراثًا لا نهاية له وأجسادًا أبدية جديدة (</w:t>
       </w:r>
-      <w:hyperlink r:id="rId110">
-        <w:r>
-          <w:rPr>
-            <w:rtl/>
-            <w:cs/>
-            <w:lang w:val="ar_AE" w:bidi="ar_AE"/>
-          </w:rPr>
-          <w:rPr>
-            <w:color w:val="0000EE"/>
-            <w:u w:val="single"/>
-          </w:rPr>
-          <w:t>1بطرس 1:4</w:t>
-        </w:r>
-      </w:hyperlink>
-      <w:r>
-        <w:rPr>
-          <w:rtl/>
-          <w:cs/>
-          <w:lang w:val="ar_AE" w:bidi="ar_AE"/>
-        </w:rPr>
-        <w:t xml:space="preserve">؛ </w:t>
-      </w:r>
-      <w:hyperlink r:id="rId111">
-        <w:r>
-          <w:rPr>
-            <w:rtl/>
-            <w:cs/>
-            <w:lang w:val="ar_AE" w:bidi="ar_AE"/>
-          </w:rPr>
-          <w:rPr>
-            <w:color w:val="0000EE"/>
-            <w:u w:val="single"/>
-          </w:rPr>
-          <w:t>1كورنثوس 15:35–57</w:t>
-        </w:r>
-      </w:hyperlink>
-      <w:r>
-        <w:rPr>
-          <w:rtl/>
-          <w:cs/>
-          <w:lang w:val="ar_AE" w:bidi="ar_AE"/>
-        </w:rPr>
-        <w:t xml:space="preserve">؛ </w:t>
-      </w:r>
-      <w:hyperlink r:id="rId112">
-        <w:r>
-          <w:rPr>
-            <w:rtl/>
-            <w:cs/>
-            <w:lang w:val="ar_AE" w:bidi="ar_AE"/>
-          </w:rPr>
-          <w:rPr>
-            <w:color w:val="0000EE"/>
-            <w:u w:val="single"/>
-          </w:rPr>
-          <w:t>فيلبي 3:21</w:t>
-        </w:r>
-      </w:hyperlink>
-      <w:r>
-        <w:rPr>
-          <w:rtl/>
-          <w:cs/>
-          <w:lang w:val="ar_AE" w:bidi="ar_AE"/>
-        </w:rPr>
-        <w:t xml:space="preserve">؛ </w:t>
-      </w:r>
-      <w:hyperlink r:id="rId100">
-        <w:r>
-          <w:rPr>
-            <w:rtl/>
-            <w:cs/>
-            <w:lang w:val="ar_AE" w:bidi="ar_AE"/>
-          </w:rPr>
-          <w:rPr>
-            <w:color w:val="0000EE"/>
-            <w:u w:val="single"/>
-          </w:rPr>
-          <w:t>1تسالونيكي 4:13–18</w:t>
-        </w:r>
-      </w:hyperlink>
+      <w:r>
+        <w:rPr>
+          <w:rtl/>
+          <w:cs/>
+          <w:lang w:val="ar_AE" w:bidi="ar_AE"/>
+        </w:rPr>
+        <w:t>1بطرس 1:4</w:t>
+      </w:r>
+      <w:r>
+        <w:rPr>
+          <w:rtl/>
+          <w:cs/>
+          <w:lang w:val="ar_AE" w:bidi="ar_AE"/>
+        </w:rPr>
+        <w:t xml:space="preserve">؛ </w:t>
+      </w:r>
+      <w:r>
+        <w:rPr>
+          <w:rtl/>
+          <w:cs/>
+          <w:lang w:val="ar_AE" w:bidi="ar_AE"/>
+        </w:rPr>
+        <w:t>1كورنثوس 15:35–57</w:t>
+      </w:r>
+      <w:r>
+        <w:rPr>
+          <w:rtl/>
+          <w:cs/>
+          <w:lang w:val="ar_AE" w:bidi="ar_AE"/>
+        </w:rPr>
+        <w:t xml:space="preserve">؛ </w:t>
+      </w:r>
+      <w:r>
+        <w:rPr>
+          <w:rtl/>
+          <w:cs/>
+          <w:lang w:val="ar_AE" w:bidi="ar_AE"/>
+        </w:rPr>
+        <w:t>فيلبي 3:21</w:t>
+      </w:r>
+      <w:r>
+        <w:rPr>
+          <w:rtl/>
+          <w:cs/>
+          <w:lang w:val="ar_AE" w:bidi="ar_AE"/>
+        </w:rPr>
+        <w:t xml:space="preserve">؛ </w:t>
+      </w:r>
+      <w:r>
+        <w:rPr>
+          <w:rtl/>
+          <w:cs/>
+          <w:lang w:val="ar_AE" w:bidi="ar_AE"/>
+        </w:rPr>
+        <w:t>1تسالونيكي 4:13–18</w:t>
+      </w:r>
       <w:r>
         <w:rPr>
           <w:rtl/>
@@ -3134,86 +2486,62 @@
         </w:rPr>
         <w:t>). سيعتق الله كل الخليقة من لعنتها، ويغيّرها (</w:t>
       </w:r>
-      <w:hyperlink r:id="rId113">
-        <w:r>
-          <w:rPr>
-            <w:rtl/>
-            <w:cs/>
-            <w:lang w:val="ar_AE" w:bidi="ar_AE"/>
-          </w:rPr>
-          <w:rPr>
-            <w:color w:val="0000EE"/>
-            <w:u w:val="single"/>
-          </w:rPr>
-          <w:t>تكوين 3:17–18</w:t>
-        </w:r>
-      </w:hyperlink>
-      <w:r>
-        <w:rPr>
-          <w:rtl/>
-          <w:cs/>
-          <w:lang w:val="ar_AE" w:bidi="ar_AE"/>
-        </w:rPr>
-        <w:t xml:space="preserve">؛ </w:t>
-      </w:r>
-      <w:hyperlink r:id="rId114">
-        <w:r>
-          <w:rPr>
-            <w:rtl/>
-            <w:cs/>
-            <w:lang w:val="ar_AE" w:bidi="ar_AE"/>
-          </w:rPr>
-          <w:rPr>
-            <w:color w:val="0000EE"/>
-            <w:u w:val="single"/>
-          </w:rPr>
-          <w:t>رومية 8:20–23</w:t>
-        </w:r>
-      </w:hyperlink>
-      <w:r>
-        <w:rPr>
-          <w:rtl/>
-          <w:cs/>
-          <w:lang w:val="ar_AE" w:bidi="ar_AE"/>
-        </w:rPr>
-        <w:t xml:space="preserve">؛ </w:t>
-      </w:r>
-      <w:hyperlink r:id="rId115">
-        <w:r>
-          <w:rPr>
-            <w:rtl/>
-            <w:cs/>
-            <w:lang w:val="ar_AE" w:bidi="ar_AE"/>
-          </w:rPr>
-          <w:rPr>
-            <w:color w:val="0000EE"/>
-            <w:u w:val="single"/>
-          </w:rPr>
-          <w:t>2بطرس 3:12–13</w:t>
-        </w:r>
-      </w:hyperlink>
-      <w:r>
-        <w:rPr>
-          <w:rtl/>
-          <w:cs/>
-          <w:lang w:val="ar_AE" w:bidi="ar_AE"/>
-        </w:rPr>
-        <w:t xml:space="preserve">؛ </w:t>
-      </w:r>
-      <w:hyperlink r:id="rId116">
-        <w:r>
-          <w:rPr>
-            <w:rtl/>
-            <w:cs/>
-            <w:lang w:val="ar_AE" w:bidi="ar_AE"/>
-          </w:rPr>
-          <w:rPr>
-            <w:color w:val="0000EE"/>
-            <w:u w:val="single"/>
-          </w:rPr>
-          <w:t>رؤيا 21:1–22:5</w:t>
-        </w:r>
-      </w:hyperlink>
+      <w:r>
+        <w:rPr>
+          <w:rtl/>
+          <w:cs/>
+          <w:lang w:val="ar_AE" w:bidi="ar_AE"/>
+        </w:rPr>
+        <w:t>تكوين 3:17–18</w:t>
+      </w:r>
+      <w:r>
+        <w:rPr>
+          <w:rtl/>
+          <w:cs/>
+          <w:lang w:val="ar_AE" w:bidi="ar_AE"/>
+        </w:rPr>
+        <w:t xml:space="preserve">؛ </w:t>
+      </w:r>
+      <w:r>
+        <w:rPr>
+          <w:rtl/>
+          <w:cs/>
+          <w:lang w:val="ar_AE" w:bidi="ar_AE"/>
+        </w:rPr>
+        <w:t>رومية 8:20–23</w:t>
+      </w:r>
+      <w:r>
+        <w:rPr>
+          <w:rtl/>
+          <w:cs/>
+          <w:lang w:val="ar_AE" w:bidi="ar_AE"/>
+        </w:rPr>
+        <w:t xml:space="preserve">؛ </w:t>
+      </w:r>
+      <w:r>
+        <w:rPr>
+          <w:rtl/>
+          <w:cs/>
+          <w:lang w:val="ar_AE" w:bidi="ar_AE"/>
+        </w:rPr>
+        <w:t>2بطرس 3:12–13</w:t>
+      </w:r>
+      <w:r>
+        <w:rPr>
+          <w:rtl/>
+          <w:cs/>
+          <w:lang w:val="ar_AE" w:bidi="ar_AE"/>
+        </w:rPr>
+        <w:t xml:space="preserve">؛ </w:t>
+      </w:r>
+      <w:r>
+        <w:rPr>
+          <w:rtl/>
+          <w:cs/>
+          <w:lang w:val="ar_AE" w:bidi="ar_AE"/>
+        </w:rPr>
+        <w:t>رؤيا 21:1–22:5</w:t>
+      </w:r>
       <w:r>
         <w:rPr>
           <w:rtl/>
@@ -3222,20 +2550,14 @@
         </w:rPr>
         <w:t>).ولا يَكُون في مَا بَعْد حُزْن أو دُموع أو صُرَاخ أو موت (</w:t>
       </w:r>
-      <w:hyperlink r:id="rId117">
-        <w:r>
-          <w:rPr>
-            <w:rtl/>
-            <w:cs/>
-            <w:lang w:val="ar_AE" w:bidi="ar_AE"/>
-          </w:rPr>
-          <w:rPr>
-            <w:color w:val="0000EE"/>
-            <w:u w:val="single"/>
-          </w:rPr>
-          <w:t>رؤيا 21:4</w:t>
-        </w:r>
-      </w:hyperlink>
+      <w:r>
+        <w:rPr>
+          <w:rtl/>
+          <w:cs/>
+          <w:lang w:val="ar_AE" w:bidi="ar_AE"/>
+        </w:rPr>
+        <w:t>رؤيا 21:4</w:t>
+      </w:r>
       <w:r>
         <w:rPr>
           <w:rtl/>
@@ -3260,42 +2582,30 @@
         </w:rPr>
         <w:t>" (</w:t>
       </w:r>
-      <w:hyperlink r:id="rId118">
-        <w:r>
-          <w:rPr>
-            <w:rtl/>
-            <w:cs/>
-            <w:lang w:val="ar_AE" w:bidi="ar_AE"/>
-          </w:rPr>
-          <w:rPr>
-            <w:color w:val="0000EE"/>
-            <w:u w:val="single"/>
-          </w:rPr>
-          <w:t>متّى 5:8</w:t>
-        </w:r>
-      </w:hyperlink>
-      <w:r>
-        <w:rPr>
-          <w:rtl/>
-          <w:cs/>
-          <w:lang w:val="ar_AE" w:bidi="ar_AE"/>
-        </w:rPr>
-        <w:t xml:space="preserve">؛ </w:t>
-      </w:r>
-      <w:hyperlink r:id="rId119">
-        <w:r>
-          <w:rPr>
-            <w:rtl/>
-            <w:cs/>
-            <w:lang w:val="ar_AE" w:bidi="ar_AE"/>
-          </w:rPr>
-          <w:rPr>
-            <w:color w:val="0000EE"/>
-            <w:u w:val="single"/>
-          </w:rPr>
-          <w:t>رؤيا 22:3</w:t>
-        </w:r>
-      </w:hyperlink>
+      <w:r>
+        <w:rPr>
+          <w:rtl/>
+          <w:cs/>
+          <w:lang w:val="ar_AE" w:bidi="ar_AE"/>
+        </w:rPr>
+        <w:t>متّى 5:8</w:t>
+      </w:r>
+      <w:r>
+        <w:rPr>
+          <w:rtl/>
+          <w:cs/>
+          <w:lang w:val="ar_AE" w:bidi="ar_AE"/>
+        </w:rPr>
+        <w:t xml:space="preserve">؛ </w:t>
+      </w:r>
+      <w:r>
+        <w:rPr>
+          <w:rtl/>
+          <w:cs/>
+          <w:lang w:val="ar_AE" w:bidi="ar_AE"/>
+        </w:rPr>
+        <w:t>رؤيا 22:3</w:t>
+      </w:r>
       <w:r>
         <w:rPr>
           <w:rtl/>
@@ -3324,42 +2634,30 @@
         </w:rPr>
         <w:t>استنادًا إلى هذه الوعود، ينبغي للمؤمنين أن يصلوا وينتظروا مجيئه (</w:t>
       </w:r>
-      <w:hyperlink r:id="rId120">
-        <w:r>
-          <w:rPr>
-            <w:rtl/>
-            <w:cs/>
-            <w:lang w:val="ar_AE" w:bidi="ar_AE"/>
-          </w:rPr>
-          <w:rPr>
-            <w:color w:val="0000EE"/>
-            <w:u w:val="single"/>
-          </w:rPr>
-          <w:t>متّى 6:10</w:t>
-        </w:r>
-      </w:hyperlink>
-      <w:r>
-        <w:rPr>
-          <w:rtl/>
-          <w:cs/>
-          <w:lang w:val="ar_AE" w:bidi="ar_AE"/>
-        </w:rPr>
-        <w:t xml:space="preserve">؛ </w:t>
-      </w:r>
-      <w:hyperlink r:id="rId121">
-        <w:r>
-          <w:rPr>
-            <w:rtl/>
-            <w:cs/>
-            <w:lang w:val="ar_AE" w:bidi="ar_AE"/>
-          </w:rPr>
-          <w:rPr>
-            <w:color w:val="0000EE"/>
-            <w:u w:val="single"/>
-          </w:rPr>
-          <w:t>رؤيا 22:20</w:t>
-        </w:r>
-      </w:hyperlink>
+      <w:r>
+        <w:rPr>
+          <w:rtl/>
+          <w:cs/>
+          <w:lang w:val="ar_AE" w:bidi="ar_AE"/>
+        </w:rPr>
+        <w:t>متّى 6:10</w:t>
+      </w:r>
+      <w:r>
+        <w:rPr>
+          <w:rtl/>
+          <w:cs/>
+          <w:lang w:val="ar_AE" w:bidi="ar_AE"/>
+        </w:rPr>
+        <w:t xml:space="preserve">؛ </w:t>
+      </w:r>
+      <w:r>
+        <w:rPr>
+          <w:rtl/>
+          <w:cs/>
+          <w:lang w:val="ar_AE" w:bidi="ar_AE"/>
+        </w:rPr>
+        <w:t>رؤيا 22:20</w:t>
+      </w:r>
       <w:r>
         <w:rPr>
           <w:rtl/>
@@ -3368,42 +2666,30 @@
         </w:rPr>
         <w:t>). يجب ألا نحاول التنبؤ بموعد مجيئه (</w:t>
       </w:r>
-      <w:hyperlink r:id="rId122">
-        <w:r>
-          <w:rPr>
-            <w:rtl/>
-            <w:cs/>
-            <w:lang w:val="ar_AE" w:bidi="ar_AE"/>
-          </w:rPr>
-          <w:rPr>
-            <w:color w:val="0000EE"/>
-            <w:u w:val="single"/>
-          </w:rPr>
-          <w:t>مرقس 13:32</w:t>
-        </w:r>
-      </w:hyperlink>
-      <w:r>
-        <w:rPr>
-          <w:rtl/>
-          <w:cs/>
-          <w:lang w:val="ar_AE" w:bidi="ar_AE"/>
-        </w:rPr>
-        <w:t xml:space="preserve">؛ </w:t>
-      </w:r>
-      <w:hyperlink r:id="rId123">
-        <w:r>
-          <w:rPr>
-            <w:rtl/>
-            <w:cs/>
-            <w:lang w:val="ar_AE" w:bidi="ar_AE"/>
-          </w:rPr>
-          <w:rPr>
-            <w:color w:val="0000EE"/>
-            <w:u w:val="single"/>
-          </w:rPr>
-          <w:t>أعمال 1:7</w:t>
-        </w:r>
-      </w:hyperlink>
+      <w:r>
+        <w:rPr>
+          <w:rtl/>
+          <w:cs/>
+          <w:lang w:val="ar_AE" w:bidi="ar_AE"/>
+        </w:rPr>
+        <w:t>مرقس 13:32</w:t>
+      </w:r>
+      <w:r>
+        <w:rPr>
+          <w:rtl/>
+          <w:cs/>
+          <w:lang w:val="ar_AE" w:bidi="ar_AE"/>
+        </w:rPr>
+        <w:t xml:space="preserve">؛ </w:t>
+      </w:r>
+      <w:r>
+        <w:rPr>
+          <w:rtl/>
+          <w:cs/>
+          <w:lang w:val="ar_AE" w:bidi="ar_AE"/>
+        </w:rPr>
+        <w:t>أعمال 1:7</w:t>
+      </w:r>
       <w:r>
         <w:rPr>
           <w:rtl/>
@@ -3412,64 +2698,46 @@
         </w:rPr>
         <w:t>). ولكن بالأحرى، ينبغي أن نعيش بالكرامة والفضيلة ونظل مستعدين (</w:t>
       </w:r>
-      <w:hyperlink r:id="rId124">
-        <w:r>
-          <w:rPr>
-            <w:rtl/>
-            <w:cs/>
-            <w:lang w:val="ar_AE" w:bidi="ar_AE"/>
-          </w:rPr>
-          <w:rPr>
-            <w:color w:val="0000EE"/>
-            <w:u w:val="single"/>
-          </w:rPr>
-          <w:t>1 يوحنّا 2:28</w:t>
-        </w:r>
-      </w:hyperlink>
-      <w:r>
-        <w:rPr>
-          <w:rtl/>
-          <w:cs/>
-          <w:lang w:val="ar_AE" w:bidi="ar_AE"/>
-        </w:rPr>
-        <w:t xml:space="preserve">؛ </w:t>
-      </w:r>
-      <w:hyperlink r:id="rId125">
-        <w:r>
-          <w:rPr>
-            <w:rtl/>
-            <w:cs/>
-            <w:lang w:val="ar_AE" w:bidi="ar_AE"/>
-          </w:rPr>
-          <w:rPr>
-            <w:color w:val="0000EE"/>
-            <w:u w:val="single"/>
-          </w:rPr>
-          <w:t>متّى 24:36–25:30</w:t>
-        </w:r>
-      </w:hyperlink>
-      <w:r>
-        <w:rPr>
-          <w:rtl/>
-          <w:cs/>
-          <w:lang w:val="ar_AE" w:bidi="ar_AE"/>
-        </w:rPr>
-        <w:t xml:space="preserve">؛ </w:t>
-      </w:r>
-      <w:hyperlink r:id="rId79">
-        <w:r>
-          <w:rPr>
-            <w:rtl/>
-            <w:cs/>
-            <w:lang w:val="ar_AE" w:bidi="ar_AE"/>
-          </w:rPr>
-          <w:rPr>
-            <w:color w:val="0000EE"/>
-            <w:u w:val="single"/>
-          </w:rPr>
-          <w:t>1تسالونيكي 5:1–11</w:t>
-        </w:r>
-      </w:hyperlink>
+      <w:r>
+        <w:rPr>
+          <w:rtl/>
+          <w:cs/>
+          <w:lang w:val="ar_AE" w:bidi="ar_AE"/>
+        </w:rPr>
+        <w:t>1 يوحنّا 2:28</w:t>
+      </w:r>
+      <w:r>
+        <w:rPr>
+          <w:rtl/>
+          <w:cs/>
+          <w:lang w:val="ar_AE" w:bidi="ar_AE"/>
+        </w:rPr>
+        <w:t xml:space="preserve">؛ </w:t>
+      </w:r>
+      <w:r>
+        <w:rPr>
+          <w:rtl/>
+          <w:cs/>
+          <w:lang w:val="ar_AE" w:bidi="ar_AE"/>
+        </w:rPr>
+        <w:t>متّى 24:36–25:30</w:t>
+      </w:r>
+      <w:r>
+        <w:rPr>
+          <w:rtl/>
+          <w:cs/>
+          <w:lang w:val="ar_AE" w:bidi="ar_AE"/>
+        </w:rPr>
+        <w:t xml:space="preserve">؛ </w:t>
+      </w:r>
+      <w:r>
+        <w:rPr>
+          <w:rtl/>
+          <w:cs/>
+          <w:lang w:val="ar_AE" w:bidi="ar_AE"/>
+        </w:rPr>
+        <w:t>1تسالونيكي 5:1–11</w:t>
+      </w:r>
       <w:r>
         <w:rPr>
           <w:rtl/>
@@ -3511,460 +2779,334 @@
           <w:lang w:val="ar_AE" w:bidi="ar_AE"/>
         </w:rPr>
       </w:r>
-      <w:hyperlink r:id="rId118">
-        <w:r>
-          <w:rPr>
-            <w:rtl/>
-            <w:cs/>
-            <w:lang w:val="ar_AE" w:bidi="ar_AE"/>
-          </w:rPr>
-          <w:rPr>
-            <w:color w:val="0000EE"/>
-            <w:u w:val="single"/>
-          </w:rPr>
-          <w:t>متى 5:8</w:t>
-        </w:r>
-      </w:hyperlink>
-      <w:r>
-        <w:rPr>
-          <w:rtl/>
-          <w:cs/>
-          <w:lang w:val="ar_AE" w:bidi="ar_AE"/>
-        </w:rPr>
-        <w:t xml:space="preserve">؛ </w:t>
-      </w:r>
-      <w:hyperlink r:id="rId120">
-        <w:r>
-          <w:rPr>
-            <w:rtl/>
-            <w:cs/>
-            <w:lang w:val="ar_AE" w:bidi="ar_AE"/>
-          </w:rPr>
-          <w:rPr>
-            <w:color w:val="0000EE"/>
-            <w:u w:val="single"/>
-          </w:rPr>
-          <w:t>6:10</w:t>
-        </w:r>
-      </w:hyperlink>
-      <w:r>
-        <w:rPr>
-          <w:rtl/>
-          <w:cs/>
-          <w:lang w:val="ar_AE" w:bidi="ar_AE"/>
-        </w:rPr>
-        <w:t xml:space="preserve">؛ </w:t>
-      </w:r>
-      <w:hyperlink r:id="rId126">
-        <w:r>
-          <w:rPr>
-            <w:rtl/>
-            <w:cs/>
-            <w:lang w:val="ar_AE" w:bidi="ar_AE"/>
-          </w:rPr>
-          <w:rPr>
-            <w:color w:val="0000EE"/>
-            <w:u w:val="single"/>
-          </w:rPr>
-          <w:t>13:41–42</w:t>
-        </w:r>
-      </w:hyperlink>
-      <w:r>
-        <w:rPr>
-          <w:rtl/>
-          <w:cs/>
-          <w:lang w:val="ar_AE" w:bidi="ar_AE"/>
-        </w:rPr>
-        <w:t xml:space="preserve">؛ </w:t>
-      </w:r>
-      <w:hyperlink r:id="rId63">
-        <w:r>
-          <w:rPr>
-            <w:rtl/>
-            <w:cs/>
-            <w:lang w:val="ar_AE" w:bidi="ar_AE"/>
-          </w:rPr>
-          <w:rPr>
-            <w:color w:val="0000EE"/>
-            <w:u w:val="single"/>
-          </w:rPr>
-          <w:t>23:39</w:t>
-        </w:r>
-      </w:hyperlink>
-      <w:r>
-        <w:rPr>
-          <w:rtl/>
-          <w:cs/>
-          <w:lang w:val="ar_AE" w:bidi="ar_AE"/>
-        </w:rPr>
-        <w:t xml:space="preserve">؛ </w:t>
-      </w:r>
-      <w:hyperlink r:id="rId127">
-        <w:r>
-          <w:rPr>
-            <w:rtl/>
-            <w:cs/>
-            <w:lang w:val="ar_AE" w:bidi="ar_AE"/>
-          </w:rPr>
-          <w:rPr>
-            <w:color w:val="0000EE"/>
-            <w:u w:val="single"/>
-          </w:rPr>
-          <w:t>24:3–25:46</w:t>
-        </w:r>
-      </w:hyperlink>
-      <w:r>
-        <w:rPr>
-          <w:rtl/>
-          <w:cs/>
-          <w:lang w:val="ar_AE" w:bidi="ar_AE"/>
-        </w:rPr>
-        <w:t xml:space="preserve">؛ </w:t>
-      </w:r>
-      <w:hyperlink r:id="rId67">
-        <w:r>
-          <w:rPr>
-            <w:rtl/>
-            <w:cs/>
-            <w:lang w:val="ar_AE" w:bidi="ar_AE"/>
-          </w:rPr>
-          <w:rPr>
-            <w:color w:val="0000EE"/>
-            <w:u w:val="single"/>
-          </w:rPr>
-          <w:t>مرقس 8:38</w:t>
-        </w:r>
-      </w:hyperlink>
-      <w:r>
-        <w:rPr>
-          <w:rtl/>
-          <w:cs/>
-          <w:lang w:val="ar_AE" w:bidi="ar_AE"/>
-        </w:rPr>
-        <w:t xml:space="preserve">؛ </w:t>
-      </w:r>
-      <w:hyperlink r:id="rId128">
-        <w:r>
-          <w:rPr>
-            <w:rtl/>
-            <w:cs/>
-            <w:lang w:val="ar_AE" w:bidi="ar_AE"/>
-          </w:rPr>
-          <w:rPr>
-            <w:color w:val="0000EE"/>
-            <w:u w:val="single"/>
-          </w:rPr>
-          <w:t>13:1–37</w:t>
-        </w:r>
-      </w:hyperlink>
-      <w:r>
-        <w:rPr>
-          <w:rtl/>
-          <w:cs/>
-          <w:lang w:val="ar_AE" w:bidi="ar_AE"/>
-        </w:rPr>
-        <w:t xml:space="preserve">؛ </w:t>
-      </w:r>
-      <w:hyperlink r:id="rId129">
-        <w:r>
-          <w:rPr>
-            <w:rtl/>
-            <w:cs/>
-            <w:lang w:val="ar_AE" w:bidi="ar_AE"/>
-          </w:rPr>
-          <w:rPr>
-            <w:color w:val="0000EE"/>
-            <w:u w:val="single"/>
-          </w:rPr>
-          <w:t>14:25</w:t>
-        </w:r>
-      </w:hyperlink>
-      <w:r>
-        <w:rPr>
-          <w:rtl/>
-          <w:cs/>
-          <w:lang w:val="ar_AE" w:bidi="ar_AE"/>
-        </w:rPr>
-        <w:t xml:space="preserve">؛ </w:t>
-      </w:r>
-      <w:hyperlink r:id="rId89">
-        <w:r>
-          <w:rPr>
-            <w:rtl/>
-            <w:cs/>
-            <w:lang w:val="ar_AE" w:bidi="ar_AE"/>
-          </w:rPr>
-          <w:rPr>
-            <w:color w:val="0000EE"/>
-            <w:u w:val="single"/>
-          </w:rPr>
-          <w:t>لوقا 6:24–26</w:t>
-        </w:r>
-      </w:hyperlink>
-      <w:r>
-        <w:rPr>
-          <w:rtl/>
-          <w:cs/>
-          <w:lang w:val="ar_AE" w:bidi="ar_AE"/>
-        </w:rPr>
-        <w:t xml:space="preserve">؛ </w:t>
-      </w:r>
-      <w:hyperlink r:id="rId90">
-        <w:r>
-          <w:rPr>
-            <w:rtl/>
-            <w:cs/>
-            <w:lang w:val="ar_AE" w:bidi="ar_AE"/>
-          </w:rPr>
-          <w:rPr>
-            <w:color w:val="0000EE"/>
-            <w:u w:val="single"/>
-          </w:rPr>
-          <w:t>16:19–31</w:t>
-        </w:r>
-      </w:hyperlink>
-      <w:r>
-        <w:rPr>
-          <w:rtl/>
-          <w:cs/>
-          <w:lang w:val="ar_AE" w:bidi="ar_AE"/>
-        </w:rPr>
-        <w:t xml:space="preserve">؛ </w:t>
-      </w:r>
-      <w:hyperlink r:id="rId60">
-        <w:r>
-          <w:rPr>
-            <w:rtl/>
-            <w:cs/>
-            <w:lang w:val="ar_AE" w:bidi="ar_AE"/>
-          </w:rPr>
-          <w:rPr>
-            <w:color w:val="0000EE"/>
-            <w:u w:val="single"/>
-          </w:rPr>
-          <w:t>19:41–44</w:t>
-        </w:r>
-      </w:hyperlink>
-      <w:r>
-        <w:rPr>
-          <w:rtl/>
-          <w:cs/>
-          <w:lang w:val="ar_AE" w:bidi="ar_AE"/>
-        </w:rPr>
-        <w:t xml:space="preserve">؛ </w:t>
-      </w:r>
-      <w:hyperlink r:id="rId130">
-        <w:r>
-          <w:rPr>
-            <w:rtl/>
-            <w:cs/>
-            <w:lang w:val="ar_AE" w:bidi="ar_AE"/>
-          </w:rPr>
-          <w:rPr>
-            <w:color w:val="0000EE"/>
-            <w:u w:val="single"/>
-          </w:rPr>
-          <w:t>21:5–36</w:t>
-        </w:r>
-      </w:hyperlink>
-      <w:r>
-        <w:rPr>
-          <w:rtl/>
-          <w:cs/>
-          <w:lang w:val="ar_AE" w:bidi="ar_AE"/>
-        </w:rPr>
-        <w:t xml:space="preserve">؛ </w:t>
-      </w:r>
-      <w:hyperlink r:id="rId71">
-        <w:r>
-          <w:rPr>
-            <w:rtl/>
-            <w:cs/>
-            <w:lang w:val="ar_AE" w:bidi="ar_AE"/>
-          </w:rPr>
-          <w:rPr>
-            <w:color w:val="0000EE"/>
-            <w:u w:val="single"/>
-          </w:rPr>
-          <w:t>يوحنا 14:1–3</w:t>
-        </w:r>
-      </w:hyperlink>
-      <w:r>
-        <w:rPr>
-          <w:rtl/>
-          <w:cs/>
-          <w:lang w:val="ar_AE" w:bidi="ar_AE"/>
-        </w:rPr>
-        <w:t xml:space="preserve">؛ </w:t>
-      </w:r>
-      <w:hyperlink r:id="rId131">
-        <w:r>
-          <w:rPr>
-            <w:rtl/>
-            <w:cs/>
-            <w:lang w:val="ar_AE" w:bidi="ar_AE"/>
-          </w:rPr>
-          <w:rPr>
-            <w:color w:val="0000EE"/>
-            <w:u w:val="single"/>
-          </w:rPr>
-          <w:t>أعمال 1:6–7</w:t>
-        </w:r>
-      </w:hyperlink>
-      <w:r>
-        <w:rPr>
-          <w:rtl/>
-          <w:cs/>
-          <w:lang w:val="ar_AE" w:bidi="ar_AE"/>
-        </w:rPr>
-        <w:t xml:space="preserve">؛ </w:t>
-      </w:r>
-      <w:hyperlink r:id="rId91">
-        <w:r>
-          <w:rPr>
-            <w:rtl/>
-            <w:cs/>
-            <w:lang w:val="ar_AE" w:bidi="ar_AE"/>
-          </w:rPr>
-          <w:rPr>
-            <w:color w:val="0000EE"/>
-            <w:u w:val="single"/>
-          </w:rPr>
-          <w:t>10:42</w:t>
-        </w:r>
-      </w:hyperlink>
-      <w:r>
-        <w:rPr>
-          <w:rtl/>
-          <w:cs/>
-          <w:lang w:val="ar_AE" w:bidi="ar_AE"/>
-        </w:rPr>
-        <w:t xml:space="preserve">؛ </w:t>
-      </w:r>
-      <w:hyperlink r:id="rId132">
-        <w:r>
-          <w:rPr>
-            <w:rtl/>
-            <w:cs/>
-            <w:lang w:val="ar_AE" w:bidi="ar_AE"/>
-          </w:rPr>
-          <w:rPr>
-            <w:color w:val="0000EE"/>
-            <w:u w:val="single"/>
-          </w:rPr>
-          <w:t>رومية 8:20–23</w:t>
-        </w:r>
-      </w:hyperlink>
-      <w:r>
-        <w:rPr>
-          <w:rtl/>
-          <w:cs/>
-          <w:lang w:val="ar_AE" w:bidi="ar_AE"/>
-        </w:rPr>
-        <w:t xml:space="preserve">؛ </w:t>
-      </w:r>
-      <w:hyperlink r:id="rId85">
-        <w:r>
-          <w:rPr>
-            <w:rtl/>
-            <w:cs/>
-            <w:lang w:val="ar_AE" w:bidi="ar_AE"/>
-          </w:rPr>
-          <w:rPr>
-            <w:color w:val="0000EE"/>
-            <w:u w:val="single"/>
-          </w:rPr>
-          <w:t>16:20</w:t>
-        </w:r>
-      </w:hyperlink>
-      <w:r>
-        <w:rPr>
-          <w:rtl/>
-          <w:cs/>
-          <w:lang w:val="ar_AE" w:bidi="ar_AE"/>
-        </w:rPr>
-        <w:t xml:space="preserve">؛ </w:t>
-      </w:r>
-      <w:hyperlink r:id="rId72">
-        <w:r>
-          <w:rPr>
-            <w:rtl/>
-            <w:cs/>
-            <w:lang w:val="ar_AE" w:bidi="ar_AE"/>
-          </w:rPr>
-          <w:rPr>
-            <w:color w:val="0000EE"/>
-            <w:u w:val="single"/>
-          </w:rPr>
-          <w:t>1كورنثوس 1:7–8</w:t>
-        </w:r>
-      </w:hyperlink>
-      <w:r>
-        <w:rPr>
-          <w:rtl/>
-          <w:cs/>
-          <w:lang w:val="ar_AE" w:bidi="ar_AE"/>
-        </w:rPr>
-        <w:t xml:space="preserve">؛ </w:t>
-      </w:r>
-      <w:hyperlink r:id="rId133">
-        <w:r>
-          <w:rPr>
-            <w:rtl/>
-            <w:cs/>
-            <w:lang w:val="ar_AE" w:bidi="ar_AE"/>
-          </w:rPr>
-          <w:rPr>
-            <w:color w:val="0000EE"/>
-            <w:u w:val="single"/>
-          </w:rPr>
-          <w:t>15:35–58</w:t>
-        </w:r>
-      </w:hyperlink>
-      <w:r>
-        <w:rPr>
-          <w:rtl/>
-          <w:cs/>
-          <w:lang w:val="ar_AE" w:bidi="ar_AE"/>
-        </w:rPr>
-        <w:t xml:space="preserve">؛ </w:t>
-      </w:r>
-      <w:hyperlink r:id="rId75">
-        <w:r>
-          <w:rPr>
-            <w:rtl/>
-            <w:cs/>
-            <w:lang w:val="ar_AE" w:bidi="ar_AE"/>
-          </w:rPr>
-          <w:rPr>
-            <w:color w:val="0000EE"/>
-            <w:u w:val="single"/>
-          </w:rPr>
-          <w:t>2كورنثوس 1:14</w:t>
-        </w:r>
-      </w:hyperlink>
-      <w:r>
-        <w:rPr>
-          <w:rtl/>
-          <w:cs/>
-          <w:lang w:val="ar_AE" w:bidi="ar_AE"/>
-        </w:rPr>
-        <w:t xml:space="preserve">؛ </w:t>
-      </w:r>
-      <w:hyperlink r:id="rId76">
-        <w:r>
-          <w:rPr>
-            <w:rtl/>
-            <w:cs/>
-            <w:lang w:val="ar_AE" w:bidi="ar_AE"/>
-          </w:rPr>
-          <w:rPr>
-            <w:color w:val="0000EE"/>
-            <w:u w:val="single"/>
-          </w:rPr>
-          <w:t>فيلبي 1:6،</w:t>
-        </w:r>
-      </w:hyperlink>
+      <w:r>
+        <w:rPr>
+          <w:rtl/>
+          <w:cs/>
+          <w:lang w:val="ar_AE" w:bidi="ar_AE"/>
+        </w:rPr>
+        <w:t>متى 5:8</w:t>
+      </w:r>
+      <w:r>
+        <w:rPr>
+          <w:rtl/>
+          <w:cs/>
+          <w:lang w:val="ar_AE" w:bidi="ar_AE"/>
+        </w:rPr>
+        <w:t xml:space="preserve">؛ </w:t>
+      </w:r>
+      <w:r>
+        <w:rPr>
+          <w:rtl/>
+          <w:cs/>
+          <w:lang w:val="ar_AE" w:bidi="ar_AE"/>
+        </w:rPr>
+        <w:t>6:10</w:t>
+      </w:r>
+      <w:r>
+        <w:rPr>
+          <w:rtl/>
+          <w:cs/>
+          <w:lang w:val="ar_AE" w:bidi="ar_AE"/>
+        </w:rPr>
+        <w:t xml:space="preserve">؛ </w:t>
+      </w:r>
+      <w:r>
+        <w:rPr>
+          <w:rtl/>
+          <w:cs/>
+          <w:lang w:val="ar_AE" w:bidi="ar_AE"/>
+        </w:rPr>
+        <w:t>13:41–42</w:t>
+      </w:r>
+      <w:r>
+        <w:rPr>
+          <w:rtl/>
+          <w:cs/>
+          <w:lang w:val="ar_AE" w:bidi="ar_AE"/>
+        </w:rPr>
+        <w:t xml:space="preserve">؛ </w:t>
+      </w:r>
+      <w:r>
+        <w:rPr>
+          <w:rtl/>
+          <w:cs/>
+          <w:lang w:val="ar_AE" w:bidi="ar_AE"/>
+        </w:rPr>
+        <w:t>23:39</w:t>
+      </w:r>
+      <w:r>
+        <w:rPr>
+          <w:rtl/>
+          <w:cs/>
+          <w:lang w:val="ar_AE" w:bidi="ar_AE"/>
+        </w:rPr>
+        <w:t xml:space="preserve">؛ </w:t>
+      </w:r>
+      <w:r>
+        <w:rPr>
+          <w:rtl/>
+          <w:cs/>
+          <w:lang w:val="ar_AE" w:bidi="ar_AE"/>
+        </w:rPr>
+        <w:t>24:3–25:46</w:t>
+      </w:r>
+      <w:r>
+        <w:rPr>
+          <w:rtl/>
+          <w:cs/>
+          <w:lang w:val="ar_AE" w:bidi="ar_AE"/>
+        </w:rPr>
+        <w:t xml:space="preserve">؛ </w:t>
+      </w:r>
+      <w:r>
+        <w:rPr>
+          <w:rtl/>
+          <w:cs/>
+          <w:lang w:val="ar_AE" w:bidi="ar_AE"/>
+        </w:rPr>
+        <w:t>مرقس 8:38</w:t>
+      </w:r>
+      <w:r>
+        <w:rPr>
+          <w:rtl/>
+          <w:cs/>
+          <w:lang w:val="ar_AE" w:bidi="ar_AE"/>
+        </w:rPr>
+        <w:t xml:space="preserve">؛ </w:t>
+      </w:r>
+      <w:r>
+        <w:rPr>
+          <w:rtl/>
+          <w:cs/>
+          <w:lang w:val="ar_AE" w:bidi="ar_AE"/>
+        </w:rPr>
+        <w:t>13:1–37</w:t>
+      </w:r>
+      <w:r>
+        <w:rPr>
+          <w:rtl/>
+          <w:cs/>
+          <w:lang w:val="ar_AE" w:bidi="ar_AE"/>
+        </w:rPr>
+        <w:t xml:space="preserve">؛ </w:t>
+      </w:r>
+      <w:r>
+        <w:rPr>
+          <w:rtl/>
+          <w:cs/>
+          <w:lang w:val="ar_AE" w:bidi="ar_AE"/>
+        </w:rPr>
+        <w:t>14:25</w:t>
+      </w:r>
+      <w:r>
+        <w:rPr>
+          <w:rtl/>
+          <w:cs/>
+          <w:lang w:val="ar_AE" w:bidi="ar_AE"/>
+        </w:rPr>
+        <w:t xml:space="preserve">؛ </w:t>
+      </w:r>
+      <w:r>
+        <w:rPr>
+          <w:rtl/>
+          <w:cs/>
+          <w:lang w:val="ar_AE" w:bidi="ar_AE"/>
+        </w:rPr>
+        <w:t>لوقا 6:24–26</w:t>
+      </w:r>
+      <w:r>
+        <w:rPr>
+          <w:rtl/>
+          <w:cs/>
+          <w:lang w:val="ar_AE" w:bidi="ar_AE"/>
+        </w:rPr>
+        <w:t xml:space="preserve">؛ </w:t>
+      </w:r>
+      <w:r>
+        <w:rPr>
+          <w:rtl/>
+          <w:cs/>
+          <w:lang w:val="ar_AE" w:bidi="ar_AE"/>
+        </w:rPr>
+        <w:t>16:19–31</w:t>
+      </w:r>
+      <w:r>
+        <w:rPr>
+          <w:rtl/>
+          <w:cs/>
+          <w:lang w:val="ar_AE" w:bidi="ar_AE"/>
+        </w:rPr>
+        <w:t xml:space="preserve">؛ </w:t>
+      </w:r>
+      <w:r>
+        <w:rPr>
+          <w:rtl/>
+          <w:cs/>
+          <w:lang w:val="ar_AE" w:bidi="ar_AE"/>
+        </w:rPr>
+        <w:t>19:41–44</w:t>
+      </w:r>
+      <w:r>
+        <w:rPr>
+          <w:rtl/>
+          <w:cs/>
+          <w:lang w:val="ar_AE" w:bidi="ar_AE"/>
+        </w:rPr>
+        <w:t xml:space="preserve">؛ </w:t>
+      </w:r>
+      <w:r>
+        <w:rPr>
+          <w:rtl/>
+          <w:cs/>
+          <w:lang w:val="ar_AE" w:bidi="ar_AE"/>
+        </w:rPr>
+        <w:t>21:5–36</w:t>
+      </w:r>
+      <w:r>
+        <w:rPr>
+          <w:rtl/>
+          <w:cs/>
+          <w:lang w:val="ar_AE" w:bidi="ar_AE"/>
+        </w:rPr>
+        <w:t xml:space="preserve">؛ </w:t>
+      </w:r>
+      <w:r>
+        <w:rPr>
+          <w:rtl/>
+          <w:cs/>
+          <w:lang w:val="ar_AE" w:bidi="ar_AE"/>
+        </w:rPr>
+        <w:t>يوحنا 14:1–3</w:t>
+      </w:r>
+      <w:r>
+        <w:rPr>
+          <w:rtl/>
+          <w:cs/>
+          <w:lang w:val="ar_AE" w:bidi="ar_AE"/>
+        </w:rPr>
+        <w:t xml:space="preserve">؛ </w:t>
+      </w:r>
+      <w:r>
+        <w:rPr>
+          <w:rtl/>
+          <w:cs/>
+          <w:lang w:val="ar_AE" w:bidi="ar_AE"/>
+        </w:rPr>
+        <w:t>أعمال 1:6–7</w:t>
+      </w:r>
+      <w:r>
+        <w:rPr>
+          <w:rtl/>
+          <w:cs/>
+          <w:lang w:val="ar_AE" w:bidi="ar_AE"/>
+        </w:rPr>
+        <w:t xml:space="preserve">؛ </w:t>
+      </w:r>
+      <w:r>
+        <w:rPr>
+          <w:rtl/>
+          <w:cs/>
+          <w:lang w:val="ar_AE" w:bidi="ar_AE"/>
+        </w:rPr>
+        <w:t>10:42</w:t>
+      </w:r>
+      <w:r>
+        <w:rPr>
+          <w:rtl/>
+          <w:cs/>
+          <w:lang w:val="ar_AE" w:bidi="ar_AE"/>
+        </w:rPr>
+        <w:t xml:space="preserve">؛ </w:t>
+      </w:r>
+      <w:r>
+        <w:rPr>
+          <w:rtl/>
+          <w:cs/>
+          <w:lang w:val="ar_AE" w:bidi="ar_AE"/>
+        </w:rPr>
+        <w:t>رومية 8:20–23</w:t>
+      </w:r>
+      <w:r>
+        <w:rPr>
+          <w:rtl/>
+          <w:cs/>
+          <w:lang w:val="ar_AE" w:bidi="ar_AE"/>
+        </w:rPr>
+        <w:t xml:space="preserve">؛ </w:t>
+      </w:r>
+      <w:r>
+        <w:rPr>
+          <w:rtl/>
+          <w:cs/>
+          <w:lang w:val="ar_AE" w:bidi="ar_AE"/>
+        </w:rPr>
+        <w:t>16:20</w:t>
+      </w:r>
+      <w:r>
+        <w:rPr>
+          <w:rtl/>
+          <w:cs/>
+          <w:lang w:val="ar_AE" w:bidi="ar_AE"/>
+        </w:rPr>
+        <w:t xml:space="preserve">؛ </w:t>
+      </w:r>
+      <w:r>
+        <w:rPr>
+          <w:rtl/>
+          <w:cs/>
+          <w:lang w:val="ar_AE" w:bidi="ar_AE"/>
+        </w:rPr>
+        <w:t>1كورنثوس 1:7–8</w:t>
+      </w:r>
+      <w:r>
+        <w:rPr>
+          <w:rtl/>
+          <w:cs/>
+          <w:lang w:val="ar_AE" w:bidi="ar_AE"/>
+        </w:rPr>
+        <w:t xml:space="preserve">؛ </w:t>
+      </w:r>
+      <w:r>
+        <w:rPr>
+          <w:rtl/>
+          <w:cs/>
+          <w:lang w:val="ar_AE" w:bidi="ar_AE"/>
+        </w:rPr>
+        <w:t>15:35–58</w:t>
+      </w:r>
+      <w:r>
+        <w:rPr>
+          <w:rtl/>
+          <w:cs/>
+          <w:lang w:val="ar_AE" w:bidi="ar_AE"/>
+        </w:rPr>
+        <w:t xml:space="preserve">؛ </w:t>
+      </w:r>
+      <w:r>
+        <w:rPr>
+          <w:rtl/>
+          <w:cs/>
+          <w:lang w:val="ar_AE" w:bidi="ar_AE"/>
+        </w:rPr>
+        <w:t>2كورنثوس 1:14</w:t>
+      </w:r>
+      <w:r>
+        <w:rPr>
+          <w:rtl/>
+          <w:cs/>
+          <w:lang w:val="ar_AE" w:bidi="ar_AE"/>
+        </w:rPr>
+        <w:t xml:space="preserve">؛ </w:t>
+      </w:r>
+      <w:r>
+        <w:rPr>
+          <w:rtl/>
+          <w:cs/>
+          <w:lang w:val="ar_AE" w:bidi="ar_AE"/>
+        </w:rPr>
+        <w:t>فيلبي 1:6،</w:t>
+      </w:r>
       <w:r>
         <w:rPr>
           <w:rtl/>
@@ -3973,196 +3115,142 @@
         </w:rPr>
         <w:t xml:space="preserve"> </w:t>
       </w:r>
-      <w:hyperlink r:id="rId77">
-        <w:r>
-          <w:rPr>
-            <w:rtl/>
-            <w:cs/>
-            <w:lang w:val="ar_AE" w:bidi="ar_AE"/>
-          </w:rPr>
-          <w:rPr>
-            <w:color w:val="0000EE"/>
-            <w:u w:val="single"/>
-          </w:rPr>
-          <w:t>10</w:t>
-        </w:r>
-      </w:hyperlink>
-      <w:r>
-        <w:rPr>
-          <w:rtl/>
-          <w:cs/>
-          <w:lang w:val="ar_AE" w:bidi="ar_AE"/>
-        </w:rPr>
-        <w:t xml:space="preserve">؛ </w:t>
-      </w:r>
-      <w:hyperlink r:id="rId78">
-        <w:r>
-          <w:rPr>
-            <w:rtl/>
-            <w:cs/>
-            <w:lang w:val="ar_AE" w:bidi="ar_AE"/>
-          </w:rPr>
-          <w:rPr>
-            <w:color w:val="0000EE"/>
-            <w:u w:val="single"/>
-          </w:rPr>
-          <w:t>2:16</w:t>
-        </w:r>
-      </w:hyperlink>
-      <w:r>
-        <w:rPr>
-          <w:rtl/>
-          <w:cs/>
-          <w:lang w:val="ar_AE" w:bidi="ar_AE"/>
-        </w:rPr>
-        <w:t xml:space="preserve">؛ </w:t>
-      </w:r>
-      <w:hyperlink r:id="rId112">
-        <w:r>
-          <w:rPr>
-            <w:rtl/>
-            <w:cs/>
-            <w:lang w:val="ar_AE" w:bidi="ar_AE"/>
-          </w:rPr>
-          <w:rPr>
-            <w:color w:val="0000EE"/>
-            <w:u w:val="single"/>
-          </w:rPr>
-          <w:t>3:21</w:t>
-        </w:r>
-      </w:hyperlink>
-      <w:r>
-        <w:rPr>
-          <w:rtl/>
-          <w:cs/>
-          <w:lang w:val="ar_AE" w:bidi="ar_AE"/>
-        </w:rPr>
-        <w:t xml:space="preserve">؛ </w:t>
-      </w:r>
-      <w:hyperlink r:id="rId100">
-        <w:r>
-          <w:rPr>
-            <w:rtl/>
-            <w:cs/>
-            <w:lang w:val="ar_AE" w:bidi="ar_AE"/>
-          </w:rPr>
-          <w:rPr>
-            <w:color w:val="0000EE"/>
-            <w:u w:val="single"/>
-          </w:rPr>
-          <w:t>1تسالونيكي 4:13–18</w:t>
-        </w:r>
-      </w:hyperlink>
-      <w:r>
-        <w:rPr>
-          <w:rtl/>
-          <w:cs/>
-          <w:lang w:val="ar_AE" w:bidi="ar_AE"/>
-        </w:rPr>
-        <w:t xml:space="preserve">؛ </w:t>
-      </w:r>
-      <w:hyperlink r:id="rId134">
-        <w:r>
-          <w:rPr>
-            <w:rtl/>
-            <w:cs/>
-            <w:lang w:val="ar_AE" w:bidi="ar_AE"/>
-          </w:rPr>
-          <w:rPr>
-            <w:color w:val="0000EE"/>
-            <w:u w:val="single"/>
-          </w:rPr>
-          <w:t>2تسالونيكي 2:2–14</w:t>
-        </w:r>
-      </w:hyperlink>
-      <w:r>
-        <w:rPr>
-          <w:rtl/>
-          <w:cs/>
-          <w:lang w:val="ar_AE" w:bidi="ar_AE"/>
-        </w:rPr>
-        <w:t xml:space="preserve">؛ </w:t>
-      </w:r>
-      <w:hyperlink r:id="rId135">
-        <w:r>
-          <w:rPr>
-            <w:rtl/>
-            <w:cs/>
-            <w:lang w:val="ar_AE" w:bidi="ar_AE"/>
-          </w:rPr>
-          <w:rPr>
-            <w:color w:val="0000EE"/>
-            <w:u w:val="single"/>
-          </w:rPr>
-          <w:t>2تيموثاوس 4:1–8</w:t>
-        </w:r>
-      </w:hyperlink>
-      <w:r>
-        <w:rPr>
-          <w:rtl/>
-          <w:cs/>
-          <w:lang w:val="ar_AE" w:bidi="ar_AE"/>
-        </w:rPr>
-        <w:t xml:space="preserve">؛ </w:t>
-      </w:r>
-      <w:hyperlink r:id="rId136">
-        <w:r>
-          <w:rPr>
-            <w:rtl/>
-            <w:cs/>
-            <w:lang w:val="ar_AE" w:bidi="ar_AE"/>
-          </w:rPr>
-          <w:rPr>
-            <w:color w:val="0000EE"/>
-            <w:u w:val="single"/>
-          </w:rPr>
-          <w:t>تيطس 2:11–13</w:t>
-        </w:r>
-      </w:hyperlink>
-      <w:r>
-        <w:rPr>
-          <w:rtl/>
-          <w:cs/>
-          <w:lang w:val="ar_AE" w:bidi="ar_AE"/>
-        </w:rPr>
-        <w:t xml:space="preserve">؛ </w:t>
-      </w:r>
-      <w:hyperlink r:id="rId137">
-        <w:r>
-          <w:rPr>
-            <w:rtl/>
-            <w:cs/>
-            <w:lang w:val="ar_AE" w:bidi="ar_AE"/>
-          </w:rPr>
-          <w:rPr>
-            <w:color w:val="0000EE"/>
-            <w:u w:val="single"/>
-          </w:rPr>
-          <w:t>عبرانيين 9:28</w:t>
-        </w:r>
-      </w:hyperlink>
-      <w:r>
-        <w:rPr>
-          <w:rtl/>
-          <w:cs/>
-          <w:lang w:val="ar_AE" w:bidi="ar_AE"/>
-        </w:rPr>
-        <w:t xml:space="preserve">؛ </w:t>
-      </w:r>
-      <w:hyperlink r:id="rId94">
-        <w:r>
-          <w:rPr>
-            <w:rtl/>
-            <w:cs/>
-            <w:lang w:val="ar_AE" w:bidi="ar_AE"/>
-          </w:rPr>
-          <w:rPr>
-            <w:color w:val="0000EE"/>
-            <w:u w:val="single"/>
-          </w:rPr>
-          <w:t>10:25،</w:t>
-        </w:r>
-      </w:hyperlink>
+      <w:r>
+        <w:rPr>
+          <w:rtl/>
+          <w:cs/>
+          <w:lang w:val="ar_AE" w:bidi="ar_AE"/>
+        </w:rPr>
+        <w:t>10</w:t>
+      </w:r>
+      <w:r>
+        <w:rPr>
+          <w:rtl/>
+          <w:cs/>
+          <w:lang w:val="ar_AE" w:bidi="ar_AE"/>
+        </w:rPr>
+        <w:t xml:space="preserve">؛ </w:t>
+      </w:r>
+      <w:r>
+        <w:rPr>
+          <w:rtl/>
+          <w:cs/>
+          <w:lang w:val="ar_AE" w:bidi="ar_AE"/>
+        </w:rPr>
+        <w:t>2:16</w:t>
+      </w:r>
+      <w:r>
+        <w:rPr>
+          <w:rtl/>
+          <w:cs/>
+          <w:lang w:val="ar_AE" w:bidi="ar_AE"/>
+        </w:rPr>
+        <w:t xml:space="preserve">؛ </w:t>
+      </w:r>
+      <w:r>
+        <w:rPr>
+          <w:rtl/>
+          <w:cs/>
+          <w:lang w:val="ar_AE" w:bidi="ar_AE"/>
+        </w:rPr>
+        <w:t>3:21</w:t>
+      </w:r>
+      <w:r>
+        <w:rPr>
+          <w:rtl/>
+          <w:cs/>
+          <w:lang w:val="ar_AE" w:bidi="ar_AE"/>
+        </w:rPr>
+        <w:t xml:space="preserve">؛ </w:t>
+      </w:r>
+      <w:r>
+        <w:rPr>
+          <w:rtl/>
+          <w:cs/>
+          <w:lang w:val="ar_AE" w:bidi="ar_AE"/>
+        </w:rPr>
+        <w:t>1تسالونيكي 4:13–18</w:t>
+      </w:r>
+      <w:r>
+        <w:rPr>
+          <w:rtl/>
+          <w:cs/>
+          <w:lang w:val="ar_AE" w:bidi="ar_AE"/>
+        </w:rPr>
+        <w:t xml:space="preserve">؛ </w:t>
+      </w:r>
+      <w:r>
+        <w:rPr>
+          <w:rtl/>
+          <w:cs/>
+          <w:lang w:val="ar_AE" w:bidi="ar_AE"/>
+        </w:rPr>
+        <w:t>2تسالونيكي 2:2–14</w:t>
+      </w:r>
+      <w:r>
+        <w:rPr>
+          <w:rtl/>
+          <w:cs/>
+          <w:lang w:val="ar_AE" w:bidi="ar_AE"/>
+        </w:rPr>
+        <w:t xml:space="preserve">؛ </w:t>
+      </w:r>
+      <w:r>
+        <w:rPr>
+          <w:rtl/>
+          <w:cs/>
+          <w:lang w:val="ar_AE" w:bidi="ar_AE"/>
+        </w:rPr>
+        <w:t>2تيموثاوس 4:1–8</w:t>
+      </w:r>
+      <w:r>
+        <w:rPr>
+          <w:rtl/>
+          <w:cs/>
+          <w:lang w:val="ar_AE" w:bidi="ar_AE"/>
+        </w:rPr>
+        <w:t xml:space="preserve">؛ </w:t>
+      </w:r>
+      <w:r>
+        <w:rPr>
+          <w:rtl/>
+          <w:cs/>
+          <w:lang w:val="ar_AE" w:bidi="ar_AE"/>
+        </w:rPr>
+        <w:t>تيطس 2:11–13</w:t>
+      </w:r>
+      <w:r>
+        <w:rPr>
+          <w:rtl/>
+          <w:cs/>
+          <w:lang w:val="ar_AE" w:bidi="ar_AE"/>
+        </w:rPr>
+        <w:t xml:space="preserve">؛ </w:t>
+      </w:r>
+      <w:r>
+        <w:rPr>
+          <w:rtl/>
+          <w:cs/>
+          <w:lang w:val="ar_AE" w:bidi="ar_AE"/>
+        </w:rPr>
+        <w:t>عبرانيين 9:28</w:t>
+      </w:r>
+      <w:r>
+        <w:rPr>
+          <w:rtl/>
+          <w:cs/>
+          <w:lang w:val="ar_AE" w:bidi="ar_AE"/>
+        </w:rPr>
+        <w:t xml:space="preserve">؛ </w:t>
+      </w:r>
+      <w:r>
+        <w:rPr>
+          <w:rtl/>
+          <w:cs/>
+          <w:lang w:val="ar_AE" w:bidi="ar_AE"/>
+        </w:rPr>
+        <w:t>10:25،</w:t>
+      </w:r>
       <w:r>
         <w:rPr>
           <w:rtl/>
@@ -4171,42 +3259,30 @@
         </w:rPr>
         <w:t xml:space="preserve"> </w:t>
       </w:r>
-      <w:hyperlink r:id="rId138">
-        <w:r>
-          <w:rPr>
-            <w:rtl/>
-            <w:cs/>
-            <w:lang w:val="ar_AE" w:bidi="ar_AE"/>
-          </w:rPr>
-          <w:rPr>
-            <w:color w:val="0000EE"/>
-            <w:u w:val="single"/>
-          </w:rPr>
-          <w:t>37</w:t>
-        </w:r>
-      </w:hyperlink>
-      <w:r>
-        <w:rPr>
-          <w:rtl/>
-          <w:cs/>
-          <w:lang w:val="ar_AE" w:bidi="ar_AE"/>
-        </w:rPr>
-        <w:t xml:space="preserve">؛ </w:t>
-      </w:r>
-      <w:hyperlink r:id="rId107">
-        <w:r>
-          <w:rPr>
-            <w:rtl/>
-            <w:cs/>
-            <w:lang w:val="ar_AE" w:bidi="ar_AE"/>
-          </w:rPr>
-          <w:rPr>
-            <w:color w:val="0000EE"/>
-            <w:u w:val="single"/>
-          </w:rPr>
-          <w:t>1بطرس 1:7</w:t>
-        </w:r>
-      </w:hyperlink>
+      <w:r>
+        <w:rPr>
+          <w:rtl/>
+          <w:cs/>
+          <w:lang w:val="ar_AE" w:bidi="ar_AE"/>
+        </w:rPr>
+        <w:t>37</w:t>
+      </w:r>
+      <w:r>
+        <w:rPr>
+          <w:rtl/>
+          <w:cs/>
+          <w:lang w:val="ar_AE" w:bidi="ar_AE"/>
+        </w:rPr>
+        <w:t xml:space="preserve">؛ </w:t>
+      </w:r>
+      <w:r>
+        <w:rPr>
+          <w:rtl/>
+          <w:cs/>
+          <w:lang w:val="ar_AE" w:bidi="ar_AE"/>
+        </w:rPr>
+        <w:t>1بطرس 1:7</w:t>
+      </w:r>
       <w:r>
         <w:rPr>
           <w:rtl/>
@@ -4215,174 +3291,126 @@
         </w:rPr>
         <w:t xml:space="preserve"> </w:t>
       </w:r>
-      <w:hyperlink r:id="rId104">
-        <w:r>
-          <w:rPr>
-            <w:rtl/>
-            <w:cs/>
-            <w:lang w:val="ar_AE" w:bidi="ar_AE"/>
-          </w:rPr>
-          <w:rPr>
-            <w:color w:val="0000EE"/>
-            <w:u w:val="single"/>
-          </w:rPr>
-          <w:t>13</w:t>
-        </w:r>
-      </w:hyperlink>
-      <w:r>
-        <w:rPr>
-          <w:rtl/>
-          <w:cs/>
-          <w:lang w:val="ar_AE" w:bidi="ar_AE"/>
-        </w:rPr>
-        <w:t xml:space="preserve">؛ </w:t>
-      </w:r>
-      <w:hyperlink r:id="rId139">
-        <w:r>
-          <w:rPr>
-            <w:rtl/>
-            <w:cs/>
-            <w:lang w:val="ar_AE" w:bidi="ar_AE"/>
-          </w:rPr>
-          <w:rPr>
-            <w:color w:val="0000EE"/>
-            <w:u w:val="single"/>
-          </w:rPr>
-          <w:t>5:1–4</w:t>
-        </w:r>
-      </w:hyperlink>
-      <w:r>
-        <w:rPr>
-          <w:rtl/>
-          <w:cs/>
-          <w:lang w:val="ar_AE" w:bidi="ar_AE"/>
-        </w:rPr>
-        <w:t xml:space="preserve">؛ </w:t>
-      </w:r>
-      <w:hyperlink r:id="rId140">
-        <w:r>
-          <w:rPr>
-            <w:rtl/>
-            <w:cs/>
-            <w:lang w:val="ar_AE" w:bidi="ar_AE"/>
-          </w:rPr>
-          <w:rPr>
-            <w:color w:val="0000EE"/>
-            <w:u w:val="single"/>
-          </w:rPr>
-          <w:t>2بطرس 3:7–13</w:t>
-        </w:r>
-      </w:hyperlink>
-      <w:r>
-        <w:rPr>
-          <w:rtl/>
-          <w:cs/>
-          <w:lang w:val="ar_AE" w:bidi="ar_AE"/>
-        </w:rPr>
-        <w:t xml:space="preserve">؛ </w:t>
-      </w:r>
-      <w:hyperlink r:id="rId124">
-        <w:r>
-          <w:rPr>
-            <w:rtl/>
-            <w:cs/>
-            <w:lang w:val="ar_AE" w:bidi="ar_AE"/>
-          </w:rPr>
-          <w:rPr>
-            <w:color w:val="0000EE"/>
-            <w:u w:val="single"/>
-          </w:rPr>
-          <w:t>1يوحنا 2:28</w:t>
-        </w:r>
-      </w:hyperlink>
-      <w:r>
-        <w:rPr>
-          <w:rtl/>
-          <w:cs/>
-          <w:lang w:val="ar_AE" w:bidi="ar_AE"/>
-        </w:rPr>
-        <w:t xml:space="preserve">؛ </w:t>
-      </w:r>
-      <w:hyperlink r:id="rId97">
-        <w:r>
-          <w:rPr>
-            <w:rtl/>
-            <w:cs/>
-            <w:lang w:val="ar_AE" w:bidi="ar_AE"/>
-          </w:rPr>
-          <w:rPr>
-            <w:color w:val="0000EE"/>
-            <w:u w:val="single"/>
-          </w:rPr>
-          <w:t>رؤيا 1:7</w:t>
-        </w:r>
-      </w:hyperlink>
-      <w:r>
-        <w:rPr>
-          <w:rtl/>
-          <w:cs/>
-          <w:lang w:val="ar_AE" w:bidi="ar_AE"/>
-        </w:rPr>
-        <w:t xml:space="preserve">؛ </w:t>
-      </w:r>
-      <w:hyperlink r:id="rId141">
-        <w:r>
-          <w:rPr>
-            <w:rtl/>
-            <w:cs/>
-            <w:lang w:val="ar_AE" w:bidi="ar_AE"/>
-          </w:rPr>
-          <w:rPr>
-            <w:color w:val="0000EE"/>
-            <w:u w:val="single"/>
-          </w:rPr>
-          <w:t>6:15–17</w:t>
-        </w:r>
-      </w:hyperlink>
-      <w:r>
-        <w:rPr>
-          <w:rtl/>
-          <w:cs/>
-          <w:lang w:val="ar_AE" w:bidi="ar_AE"/>
-        </w:rPr>
-        <w:t xml:space="preserve">؛ </w:t>
-      </w:r>
-      <w:hyperlink r:id="rId142">
-        <w:r>
-          <w:rPr>
-            <w:rtl/>
-            <w:cs/>
-            <w:lang w:val="ar_AE" w:bidi="ar_AE"/>
-          </w:rPr>
-          <w:rPr>
-            <w:color w:val="0000EE"/>
-            <w:u w:val="single"/>
-          </w:rPr>
-          <w:t>21:1–22:7</w:t>
-        </w:r>
-      </w:hyperlink>
-      <w:r>
-        <w:rPr>
-          <w:rtl/>
-          <w:cs/>
-          <w:lang w:val="ar_AE" w:bidi="ar_AE"/>
-        </w:rPr>
-        <w:t xml:space="preserve">؛ </w:t>
-      </w:r>
-      <w:hyperlink r:id="rId143">
-        <w:r>
-          <w:rPr>
-            <w:rtl/>
-            <w:cs/>
-            <w:lang w:val="ar_AE" w:bidi="ar_AE"/>
-          </w:rPr>
-          <w:rPr>
-            <w:color w:val="0000EE"/>
-            <w:u w:val="single"/>
-          </w:rPr>
-          <w:t>22:12،</w:t>
-        </w:r>
-      </w:hyperlink>
+      <w:r>
+        <w:rPr>
+          <w:rtl/>
+          <w:cs/>
+          <w:lang w:val="ar_AE" w:bidi="ar_AE"/>
+        </w:rPr>
+        <w:t>13</w:t>
+      </w:r>
+      <w:r>
+        <w:rPr>
+          <w:rtl/>
+          <w:cs/>
+          <w:lang w:val="ar_AE" w:bidi="ar_AE"/>
+        </w:rPr>
+        <w:t xml:space="preserve">؛ </w:t>
+      </w:r>
+      <w:r>
+        <w:rPr>
+          <w:rtl/>
+          <w:cs/>
+          <w:lang w:val="ar_AE" w:bidi="ar_AE"/>
+        </w:rPr>
+        <w:t>5:1–4</w:t>
+      </w:r>
+      <w:r>
+        <w:rPr>
+          <w:rtl/>
+          <w:cs/>
+          <w:lang w:val="ar_AE" w:bidi="ar_AE"/>
+        </w:rPr>
+        <w:t xml:space="preserve">؛ </w:t>
+      </w:r>
+      <w:r>
+        <w:rPr>
+          <w:rtl/>
+          <w:cs/>
+          <w:lang w:val="ar_AE" w:bidi="ar_AE"/>
+        </w:rPr>
+        <w:t>2بطرس 3:7–13</w:t>
+      </w:r>
+      <w:r>
+        <w:rPr>
+          <w:rtl/>
+          <w:cs/>
+          <w:lang w:val="ar_AE" w:bidi="ar_AE"/>
+        </w:rPr>
+        <w:t xml:space="preserve">؛ </w:t>
+      </w:r>
+      <w:r>
+        <w:rPr>
+          <w:rtl/>
+          <w:cs/>
+          <w:lang w:val="ar_AE" w:bidi="ar_AE"/>
+        </w:rPr>
+        <w:t>1يوحنا 2:28</w:t>
+      </w:r>
+      <w:r>
+        <w:rPr>
+          <w:rtl/>
+          <w:cs/>
+          <w:lang w:val="ar_AE" w:bidi="ar_AE"/>
+        </w:rPr>
+        <w:t xml:space="preserve">؛ </w:t>
+      </w:r>
+      <w:r>
+        <w:rPr>
+          <w:rtl/>
+          <w:cs/>
+          <w:lang w:val="ar_AE" w:bidi="ar_AE"/>
+        </w:rPr>
+        <w:t>رؤيا 1:7</w:t>
+      </w:r>
+      <w:r>
+        <w:rPr>
+          <w:rtl/>
+          <w:cs/>
+          <w:lang w:val="ar_AE" w:bidi="ar_AE"/>
+        </w:rPr>
+        <w:t xml:space="preserve">؛ </w:t>
+      </w:r>
+      <w:r>
+        <w:rPr>
+          <w:rtl/>
+          <w:cs/>
+          <w:lang w:val="ar_AE" w:bidi="ar_AE"/>
+        </w:rPr>
+        <w:t>6:15–17</w:t>
+      </w:r>
+      <w:r>
+        <w:rPr>
+          <w:rtl/>
+          <w:cs/>
+          <w:lang w:val="ar_AE" w:bidi="ar_AE"/>
+        </w:rPr>
+        <w:t xml:space="preserve">؛ </w:t>
+      </w:r>
+      <w:r>
+        <w:rPr>
+          <w:rtl/>
+          <w:cs/>
+          <w:lang w:val="ar_AE" w:bidi="ar_AE"/>
+        </w:rPr>
+        <w:t>21:1–22:7</w:t>
+      </w:r>
+      <w:r>
+        <w:rPr>
+          <w:rtl/>
+          <w:cs/>
+          <w:lang w:val="ar_AE" w:bidi="ar_AE"/>
+        </w:rPr>
+        <w:t xml:space="preserve">؛ </w:t>
+      </w:r>
+      <w:r>
+        <w:rPr>
+          <w:rtl/>
+          <w:cs/>
+          <w:lang w:val="ar_AE" w:bidi="ar_AE"/>
+        </w:rPr>
+        <w:t>22:12،</w:t>
+      </w:r>
       <w:r>
         <w:rPr>
           <w:rtl/>
@@ -4391,20 +3419,14 @@
         </w:rPr>
         <w:t xml:space="preserve"> </w:t>
       </w:r>
-      <w:hyperlink r:id="rId121">
-        <w:r>
-          <w:rPr>
-            <w:rtl/>
-            <w:cs/>
-            <w:lang w:val="ar_AE" w:bidi="ar_AE"/>
-          </w:rPr>
-          <w:rPr>
-            <w:color w:val="0000EE"/>
-            <w:u w:val="single"/>
-          </w:rPr>
-          <w:t xml:space="preserve">20. </w:t>
-        </w:r>
-      </w:hyperlink>
+      <w:r>
+        <w:rPr>
+          <w:rtl/>
+          <w:cs/>
+          <w:lang w:val="ar_AE" w:bidi="ar_AE"/>
+        </w:rPr>
+        <w:t xml:space="preserve">20. </w:t>
+      </w:r>
       <w:r>
         <w:rPr>
           <w:rtl/>
